--- a/Week 1-Project Outline.docx
+++ b/Week 1-Project Outline.docx
@@ -769,7 +769,7 @@
           <w:sz w:val="36"/>
           <w:szCs w:val="48"/>
           <w:u w:val="thick"/>
-          <w:lang w:eastAsia="en-GB"/>
+          <w:lang w:val="en-DE" w:eastAsia="en-GB"/>
           <w14:ligatures w14:val="none"/>
         </w:rPr>
       </w:pPr>
@@ -788,6 +788,35 @@
         <w:lastRenderedPageBreak/>
         <w:t>3. Levels of Actors</w:t>
       </w:r>
+      <w:r>
+        <w:rPr>
+          <w:rFonts w:ascii="Calibri" w:eastAsia="Times New Roman" w:hAnsi="Calibri" w:cs="Calibri"/>
+          <w:b/>
+          <w:bCs/>
+          <w:kern w:val="36"/>
+          <w:sz w:val="36"/>
+          <w:szCs w:val="48"/>
+          <w:u w:val="thick"/>
+          <w:lang w:val="en-DE" w:eastAsia="en-GB"/>
+          <w14:ligatures w14:val="none"/>
+        </w:rPr>
+        <w:t xml:space="preserve"> </w:t>
+      </w:r>
+      <w:r>
+        <w:rPr>
+          <w:rFonts w:ascii="Calibri" w:eastAsia="Times New Roman" w:hAnsi="Calibri" w:cs="Calibri"/>
+          <w:b/>
+          <w:bCs/>
+          <w:kern w:val="36"/>
+          <w:sz w:val="36"/>
+          <w:szCs w:val="48"/>
+          <w:lang w:val="en-DE" w:eastAsia="en-GB"/>
+          <w14:ligatures w14:val="none"/>
+        </w:rPr>
+        <w:t>(Just showing some examples, the total number of actors is in user levels in Week 2)</w:t>
+      </w:r>
+      <w:bookmarkStart w:id="0" w:name="_GoBack"/>
+      <w:bookmarkEnd w:id="0"/>
     </w:p>
     <w:p>
       <w:pPr>
@@ -1530,8 +1559,6 @@
           <w14:ligatures w14:val="none"/>
         </w:rPr>
       </w:pPr>
-      <w:bookmarkStart w:id="0" w:name="_GoBack"/>
-      <w:bookmarkEnd w:id="0"/>
     </w:p>
     <w:p>
       <w:pPr>

--- a/Week 1-Project Outline.docx
+++ b/Week 1-Project Outline.docx
@@ -786,7 +786,7 @@
           <w14:ligatures w14:val="none"/>
         </w:rPr>
         <w:lastRenderedPageBreak/>
-        <w:t>3. Levels of Actors</w:t>
+        <w:t xml:space="preserve">3. </w:t>
       </w:r>
       <w:r>
         <w:rPr>
@@ -800,49 +800,34 @@
           <w:lang w:val="en-DE" w:eastAsia="en-GB"/>
           <w14:ligatures w14:val="none"/>
         </w:rPr>
-        <w:t xml:space="preserve"> </w:t>
-      </w:r>
-      <w:r>
-        <w:rPr>
-          <w:rFonts w:ascii="Calibri" w:eastAsia="Times New Roman" w:hAnsi="Calibri" w:cs="Calibri"/>
-          <w:b/>
+        <w:t>User Levels</w:t>
+      </w:r>
+    </w:p>
+    <w:p>
+      <w:pPr>
+        <w:spacing w:before="100" w:beforeAutospacing="1" w:after="100" w:afterAutospacing="1" w:line="240" w:lineRule="auto"/>
+        <w:rPr>
+          <w:rFonts w:ascii="Calibri" w:eastAsia="Times New Roman" w:hAnsi="Calibri" w:cs="Calibri"/>
+          <w:sz w:val="24"/>
+          <w:szCs w:val="24"/>
+          <w:lang w:eastAsia="en-GB"/>
+          <w14:ligatures w14:val="none"/>
+        </w:rPr>
+      </w:pPr>
+      <w:r>
+        <w:rPr>
+          <w:rFonts w:ascii="Calibri" w:eastAsia="Times New Roman" w:hAnsi="Calibri" w:cs="Calibri"/>
+          <w:sz w:val="24"/>
+          <w:szCs w:val="24"/>
+          <w:lang w:eastAsia="en-GB"/>
+          <w14:ligatures w14:val="none"/>
+        </w:rPr>
+        <w:t xml:space="preserve">The system includes different categories of users called </w:t>
+      </w:r>
+      <w:r>
+        <w:rPr>
+          <w:rFonts w:ascii="Calibri" w:eastAsia="Times New Roman" w:hAnsi="Calibri" w:cs="Calibri"/>
           <w:bCs/>
-          <w:kern w:val="36"/>
-          <w:sz w:val="36"/>
-          <w:szCs w:val="48"/>
-          <w:lang w:val="en-DE" w:eastAsia="en-GB"/>
-          <w14:ligatures w14:val="none"/>
-        </w:rPr>
-        <w:t>(Just showing some examples, the total number of actors is in user levels in Week 2)</w:t>
-      </w:r>
-      <w:bookmarkStart w:id="0" w:name="_GoBack"/>
-      <w:bookmarkEnd w:id="0"/>
-    </w:p>
-    <w:p>
-      <w:pPr>
-        <w:spacing w:before="100" w:beforeAutospacing="1" w:after="100" w:afterAutospacing="1" w:line="240" w:lineRule="auto"/>
-        <w:rPr>
-          <w:rFonts w:ascii="Calibri" w:eastAsia="Times New Roman" w:hAnsi="Calibri" w:cs="Calibri"/>
-          <w:sz w:val="24"/>
-          <w:szCs w:val="24"/>
-          <w:lang w:eastAsia="en-GB"/>
-          <w14:ligatures w14:val="none"/>
-        </w:rPr>
-      </w:pPr>
-      <w:r>
-        <w:rPr>
-          <w:rFonts w:ascii="Calibri" w:eastAsia="Times New Roman" w:hAnsi="Calibri" w:cs="Calibri"/>
-          <w:sz w:val="24"/>
-          <w:szCs w:val="24"/>
-          <w:lang w:eastAsia="en-GB"/>
-          <w14:ligatures w14:val="none"/>
-        </w:rPr>
-        <w:t xml:space="preserve">The system includes different categories of users called </w:t>
-      </w:r>
-      <w:r>
-        <w:rPr>
-          <w:rFonts w:ascii="Calibri" w:eastAsia="Times New Roman" w:hAnsi="Calibri" w:cs="Calibri"/>
-          <w:bCs/>
           <w:sz w:val="24"/>
           <w:szCs w:val="24"/>
           <w:lang w:eastAsia="en-GB"/>
@@ -863,531 +848,2827 @@
     </w:p>
     <w:p>
       <w:pPr>
-        <w:spacing w:before="100" w:beforeAutospacing="1" w:after="100" w:afterAutospacing="1" w:line="240" w:lineRule="auto"/>
-        <w:outlineLvl w:val="1"/>
-        <w:rPr>
-          <w:rFonts w:ascii="Calibri" w:eastAsia="Times New Roman" w:hAnsi="Calibri" w:cs="Calibri"/>
-          <w:b/>
-          <w:bCs/>
-          <w:sz w:val="28"/>
-          <w:szCs w:val="36"/>
-          <w:u w:val="thick"/>
-          <w:lang w:eastAsia="en-GB"/>
-          <w14:ligatures w14:val="none"/>
-        </w:rPr>
-      </w:pPr>
-      <w:r>
-        <w:rPr>
-          <w:rFonts w:ascii="Calibri" w:eastAsia="Times New Roman" w:hAnsi="Calibri" w:cs="Calibri"/>
-          <w:b/>
-          <w:bCs/>
-          <w:sz w:val="28"/>
-          <w:szCs w:val="36"/>
-          <w:u w:val="thick"/>
-          <w:lang w:eastAsia="en-GB"/>
-          <w14:ligatures w14:val="none"/>
-        </w:rPr>
-        <w:t>Primary Actors</w:t>
-      </w:r>
-    </w:p>
-    <w:p>
-      <w:pPr>
-        <w:spacing w:before="100" w:beforeAutospacing="1" w:after="100" w:afterAutospacing="1" w:line="240" w:lineRule="auto"/>
-        <w:outlineLvl w:val="2"/>
-        <w:rPr>
-          <w:rFonts w:ascii="Calibri" w:eastAsia="Times New Roman" w:hAnsi="Calibri" w:cs="Calibri"/>
-          <w:b/>
-          <w:bCs/>
-          <w:sz w:val="27"/>
-          <w:szCs w:val="27"/>
-          <w:lang w:eastAsia="en-GB"/>
-          <w14:ligatures w14:val="none"/>
-        </w:rPr>
-      </w:pPr>
-      <w:r>
-        <w:rPr>
-          <w:rFonts w:ascii="Calibri" w:eastAsia="Times New Roman" w:hAnsi="Calibri" w:cs="Calibri"/>
-          <w:b/>
-          <w:bCs/>
-          <w:sz w:val="27"/>
-          <w:szCs w:val="27"/>
-          <w:lang w:eastAsia="en-GB"/>
-          <w14:ligatures w14:val="none"/>
-        </w:rPr>
-        <w:t>Tenant (Renter)</w:t>
-      </w:r>
-    </w:p>
-    <w:p>
-      <w:pPr>
+        <w:pStyle w:val="Heading2"/>
+        <w:widowControl w:val="0"/>
         <w:numPr>
           <w:ilvl w:val="0"/>
-          <w:numId w:val="2"/>
+          <w:numId w:val="13"/>
         </w:numPr>
-        <w:spacing w:before="100" w:beforeAutospacing="1" w:after="100" w:afterAutospacing="1" w:line="240" w:lineRule="auto"/>
-        <w:rPr>
-          <w:rFonts w:ascii="Calibri" w:eastAsia="Times New Roman" w:hAnsi="Calibri" w:cs="Calibri"/>
-          <w:sz w:val="24"/>
-          <w:szCs w:val="24"/>
-          <w:lang w:eastAsia="en-GB"/>
-          <w14:ligatures w14:val="none"/>
-        </w:rPr>
-      </w:pPr>
-      <w:r>
-        <w:rPr>
-          <w:rFonts w:ascii="Calibri" w:eastAsia="Times New Roman" w:hAnsi="Calibri" w:cs="Calibri"/>
-          <w:sz w:val="24"/>
-          <w:szCs w:val="24"/>
-          <w:lang w:eastAsia="en-GB"/>
-          <w14:ligatures w14:val="none"/>
-        </w:rPr>
-        <w:t>Searches for rental properties</w:t>
-      </w:r>
-    </w:p>
-    <w:p>
-      <w:pPr>
+        <w:tabs>
+          <w:tab w:val="left" w:pos="181"/>
+        </w:tabs>
+        <w:autoSpaceDE w:val="0"/>
+        <w:autoSpaceDN w:val="0"/>
+        <w:spacing w:before="45" w:beforeAutospacing="0" w:after="0" w:afterAutospacing="0"/>
+        <w:ind w:left="181" w:hanging="181"/>
+        <w:rPr>
+          <w:rFonts w:ascii="Calibri" w:hAnsi="Calibri" w:cs="Calibri"/>
+          <w:sz w:val="28"/>
+          <w:u w:val="thick"/>
+        </w:rPr>
+      </w:pPr>
+      <w:r>
+        <w:rPr>
+          <w:rFonts w:ascii="Calibri" w:hAnsi="Calibri" w:cs="Calibri"/>
+          <w:spacing w:val="-2"/>
+          <w:sz w:val="28"/>
+          <w:u w:val="thick"/>
+        </w:rPr>
+        <w:t>Tenants</w:t>
+      </w:r>
+    </w:p>
+    <w:p>
+      <w:pPr>
+        <w:pStyle w:val="BodyText"/>
+        <w:spacing w:before="24"/>
+        <w:ind w:firstLine="0"/>
+        <w:rPr>
+          <w:rFonts w:ascii="Calibri" w:hAnsi="Calibri" w:cs="Calibri"/>
+          <w:b/>
+        </w:rPr>
+      </w:pPr>
+    </w:p>
+    <w:p>
+      <w:pPr>
+        <w:pStyle w:val="BodyText"/>
+        <w:spacing w:before="1"/>
+        <w:ind w:firstLine="0"/>
+        <w:rPr>
+          <w:rFonts w:ascii="Calibri" w:hAnsi="Calibri" w:cs="Calibri"/>
+        </w:rPr>
+      </w:pPr>
+      <w:r>
+        <w:rPr>
+          <w:rFonts w:ascii="Calibri" w:hAnsi="Calibri" w:cs="Calibri"/>
+        </w:rPr>
+        <w:t>Tenants</w:t>
+      </w:r>
+      <w:r>
+        <w:rPr>
+          <w:rFonts w:ascii="Calibri" w:hAnsi="Calibri" w:cs="Calibri"/>
+          <w:spacing w:val="-11"/>
+        </w:rPr>
+        <w:t xml:space="preserve"> </w:t>
+      </w:r>
+      <w:r>
+        <w:rPr>
+          <w:rFonts w:ascii="Calibri" w:hAnsi="Calibri" w:cs="Calibri"/>
+        </w:rPr>
+        <w:t>are</w:t>
+      </w:r>
+      <w:r>
+        <w:rPr>
+          <w:rFonts w:ascii="Calibri" w:hAnsi="Calibri" w:cs="Calibri"/>
+          <w:spacing w:val="-8"/>
+        </w:rPr>
+        <w:t xml:space="preserve"> </w:t>
+      </w:r>
+      <w:r>
+        <w:rPr>
+          <w:rFonts w:ascii="Calibri" w:hAnsi="Calibri" w:cs="Calibri"/>
+        </w:rPr>
+        <w:t>users</w:t>
+      </w:r>
+      <w:r>
+        <w:rPr>
+          <w:rFonts w:ascii="Calibri" w:hAnsi="Calibri" w:cs="Calibri"/>
+          <w:spacing w:val="-8"/>
+        </w:rPr>
+        <w:t xml:space="preserve"> </w:t>
+      </w:r>
+      <w:r>
+        <w:rPr>
+          <w:rFonts w:ascii="Calibri" w:hAnsi="Calibri" w:cs="Calibri"/>
+        </w:rPr>
+        <w:t>who</w:t>
+      </w:r>
+      <w:r>
+        <w:rPr>
+          <w:rFonts w:ascii="Calibri" w:hAnsi="Calibri" w:cs="Calibri"/>
+          <w:spacing w:val="-8"/>
+        </w:rPr>
+        <w:t xml:space="preserve"> </w:t>
+      </w:r>
+      <w:r>
+        <w:rPr>
+          <w:rFonts w:ascii="Calibri" w:hAnsi="Calibri" w:cs="Calibri"/>
+        </w:rPr>
+        <w:t>search</w:t>
+      </w:r>
+      <w:r>
+        <w:rPr>
+          <w:rFonts w:ascii="Calibri" w:hAnsi="Calibri" w:cs="Calibri"/>
+          <w:spacing w:val="-8"/>
+        </w:rPr>
+        <w:t xml:space="preserve"> </w:t>
+      </w:r>
+      <w:r>
+        <w:rPr>
+          <w:rFonts w:ascii="Calibri" w:hAnsi="Calibri" w:cs="Calibri"/>
+        </w:rPr>
+        <w:t>for</w:t>
+      </w:r>
+      <w:r>
+        <w:rPr>
+          <w:rFonts w:ascii="Calibri" w:hAnsi="Calibri" w:cs="Calibri"/>
+          <w:spacing w:val="-8"/>
+        </w:rPr>
+        <w:t xml:space="preserve"> </w:t>
+      </w:r>
+      <w:r>
+        <w:rPr>
+          <w:rFonts w:ascii="Calibri" w:hAnsi="Calibri" w:cs="Calibri"/>
+        </w:rPr>
+        <w:t>and</w:t>
+      </w:r>
+      <w:r>
+        <w:rPr>
+          <w:rFonts w:ascii="Calibri" w:hAnsi="Calibri" w:cs="Calibri"/>
+          <w:spacing w:val="-8"/>
+        </w:rPr>
+        <w:t xml:space="preserve"> </w:t>
+      </w:r>
+      <w:r>
+        <w:rPr>
+          <w:rFonts w:ascii="Calibri" w:hAnsi="Calibri" w:cs="Calibri"/>
+        </w:rPr>
+        <w:t>rent</w:t>
+      </w:r>
+      <w:r>
+        <w:rPr>
+          <w:rFonts w:ascii="Calibri" w:hAnsi="Calibri" w:cs="Calibri"/>
+          <w:spacing w:val="-8"/>
+        </w:rPr>
+        <w:t xml:space="preserve"> </w:t>
+      </w:r>
+      <w:proofErr w:type="spellStart"/>
+      <w:proofErr w:type="gramStart"/>
+      <w:r>
+        <w:rPr>
+          <w:rFonts w:ascii="Calibri" w:hAnsi="Calibri" w:cs="Calibri"/>
+        </w:rPr>
+        <w:t>properties.They</w:t>
+      </w:r>
+      <w:proofErr w:type="spellEnd"/>
+      <w:proofErr w:type="gramEnd"/>
+      <w:r>
+        <w:rPr>
+          <w:rFonts w:ascii="Calibri" w:hAnsi="Calibri" w:cs="Calibri"/>
+          <w:spacing w:val="-8"/>
+        </w:rPr>
+        <w:t xml:space="preserve"> </w:t>
+      </w:r>
+      <w:r>
+        <w:rPr>
+          <w:rFonts w:ascii="Calibri" w:hAnsi="Calibri" w:cs="Calibri"/>
+          <w:spacing w:val="-4"/>
+        </w:rPr>
+        <w:t>can:</w:t>
+      </w:r>
+    </w:p>
+    <w:p>
+      <w:pPr>
+        <w:pStyle w:val="BodyText"/>
+        <w:spacing w:before="24"/>
+        <w:ind w:firstLine="0"/>
+        <w:rPr>
+          <w:rFonts w:ascii="Calibri" w:hAnsi="Calibri" w:cs="Calibri"/>
+        </w:rPr>
+      </w:pPr>
+    </w:p>
+    <w:p>
+      <w:pPr>
+        <w:pStyle w:val="ListParagraph"/>
+        <w:widowControl w:val="0"/>
+        <w:numPr>
+          <w:ilvl w:val="1"/>
+          <w:numId w:val="13"/>
+        </w:numPr>
+        <w:tabs>
+          <w:tab w:val="left" w:pos="1439"/>
+        </w:tabs>
+        <w:autoSpaceDE w:val="0"/>
+        <w:autoSpaceDN w:val="0"/>
+        <w:spacing w:after="0" w:line="240" w:lineRule="auto"/>
+        <w:ind w:left="1439" w:hanging="359"/>
+        <w:contextualSpacing w:val="0"/>
+        <w:rPr>
+          <w:rFonts w:ascii="Calibri" w:hAnsi="Calibri" w:cs="Calibri"/>
+        </w:rPr>
+      </w:pPr>
+      <w:r>
+        <w:rPr>
+          <w:rFonts w:ascii="Calibri" w:hAnsi="Calibri" w:cs="Calibri"/>
+        </w:rPr>
+        <w:t>Register</w:t>
+      </w:r>
+      <w:r>
+        <w:rPr>
+          <w:rFonts w:ascii="Calibri" w:hAnsi="Calibri" w:cs="Calibri"/>
+          <w:spacing w:val="-5"/>
+        </w:rPr>
+        <w:t xml:space="preserve"> </w:t>
+      </w:r>
+      <w:r>
+        <w:rPr>
+          <w:rFonts w:ascii="Calibri" w:hAnsi="Calibri" w:cs="Calibri"/>
+        </w:rPr>
+        <w:t>and</w:t>
+      </w:r>
+      <w:r>
+        <w:rPr>
+          <w:rFonts w:ascii="Calibri" w:hAnsi="Calibri" w:cs="Calibri"/>
+          <w:spacing w:val="-4"/>
+        </w:rPr>
+        <w:t xml:space="preserve"> </w:t>
+      </w:r>
+      <w:r>
+        <w:rPr>
+          <w:rFonts w:ascii="Calibri" w:hAnsi="Calibri" w:cs="Calibri"/>
+        </w:rPr>
+        <w:t>log</w:t>
+      </w:r>
+      <w:r>
+        <w:rPr>
+          <w:rFonts w:ascii="Calibri" w:hAnsi="Calibri" w:cs="Calibri"/>
+          <w:spacing w:val="-4"/>
+        </w:rPr>
+        <w:t xml:space="preserve"> </w:t>
+      </w:r>
+      <w:r>
+        <w:rPr>
+          <w:rFonts w:ascii="Calibri" w:hAnsi="Calibri" w:cs="Calibri"/>
+        </w:rPr>
+        <w:t>into</w:t>
+      </w:r>
+      <w:r>
+        <w:rPr>
+          <w:rFonts w:ascii="Calibri" w:hAnsi="Calibri" w:cs="Calibri"/>
+          <w:spacing w:val="-4"/>
+        </w:rPr>
+        <w:t xml:space="preserve"> </w:t>
+      </w:r>
+      <w:r>
+        <w:rPr>
+          <w:rFonts w:ascii="Calibri" w:hAnsi="Calibri" w:cs="Calibri"/>
+        </w:rPr>
+        <w:t>the</w:t>
+      </w:r>
+      <w:r>
+        <w:rPr>
+          <w:rFonts w:ascii="Calibri" w:hAnsi="Calibri" w:cs="Calibri"/>
+          <w:spacing w:val="-4"/>
+        </w:rPr>
+        <w:t xml:space="preserve"> </w:t>
+      </w:r>
+      <w:r>
+        <w:rPr>
+          <w:rFonts w:ascii="Calibri" w:hAnsi="Calibri" w:cs="Calibri"/>
+          <w:spacing w:val="-2"/>
+        </w:rPr>
+        <w:t>system.</w:t>
+      </w:r>
+    </w:p>
+    <w:p>
+      <w:pPr>
+        <w:pStyle w:val="ListParagraph"/>
+        <w:widowControl w:val="0"/>
+        <w:numPr>
+          <w:ilvl w:val="1"/>
+          <w:numId w:val="13"/>
+        </w:numPr>
+        <w:tabs>
+          <w:tab w:val="left" w:pos="1439"/>
+        </w:tabs>
+        <w:autoSpaceDE w:val="0"/>
+        <w:autoSpaceDN w:val="0"/>
+        <w:spacing w:before="38" w:after="0" w:line="240" w:lineRule="auto"/>
+        <w:ind w:left="1439" w:hanging="359"/>
+        <w:contextualSpacing w:val="0"/>
+        <w:rPr>
+          <w:rFonts w:ascii="Calibri" w:hAnsi="Calibri" w:cs="Calibri"/>
+        </w:rPr>
+      </w:pPr>
+      <w:r>
+        <w:rPr>
+          <w:rFonts w:ascii="Calibri" w:hAnsi="Calibri" w:cs="Calibri"/>
+        </w:rPr>
+        <w:t>Search</w:t>
+      </w:r>
+      <w:r>
+        <w:rPr>
+          <w:rFonts w:ascii="Calibri" w:hAnsi="Calibri" w:cs="Calibri"/>
+          <w:spacing w:val="-8"/>
+        </w:rPr>
+        <w:t xml:space="preserve"> </w:t>
+      </w:r>
+      <w:proofErr w:type="spellStart"/>
+      <w:proofErr w:type="gramStart"/>
+      <w:r>
+        <w:rPr>
+          <w:rFonts w:ascii="Calibri" w:hAnsi="Calibri" w:cs="Calibri"/>
+        </w:rPr>
+        <w:t>properties,view</w:t>
+      </w:r>
+      <w:proofErr w:type="spellEnd"/>
+      <w:proofErr w:type="gramEnd"/>
+      <w:r>
+        <w:rPr>
+          <w:rFonts w:ascii="Calibri" w:hAnsi="Calibri" w:cs="Calibri"/>
+          <w:spacing w:val="-8"/>
+        </w:rPr>
+        <w:t xml:space="preserve"> </w:t>
+      </w:r>
+      <w:r>
+        <w:rPr>
+          <w:rFonts w:ascii="Calibri" w:hAnsi="Calibri" w:cs="Calibri"/>
+        </w:rPr>
+        <w:t>and</w:t>
+      </w:r>
+      <w:r>
+        <w:rPr>
+          <w:rFonts w:ascii="Calibri" w:hAnsi="Calibri" w:cs="Calibri"/>
+          <w:spacing w:val="-8"/>
+        </w:rPr>
+        <w:t xml:space="preserve"> </w:t>
+      </w:r>
+      <w:r>
+        <w:rPr>
+          <w:rFonts w:ascii="Calibri" w:hAnsi="Calibri" w:cs="Calibri"/>
+        </w:rPr>
+        <w:t>request</w:t>
+      </w:r>
+      <w:r>
+        <w:rPr>
+          <w:rFonts w:ascii="Calibri" w:hAnsi="Calibri" w:cs="Calibri"/>
+          <w:spacing w:val="-7"/>
+        </w:rPr>
+        <w:t xml:space="preserve"> </w:t>
+      </w:r>
+      <w:r>
+        <w:rPr>
+          <w:rFonts w:ascii="Calibri" w:hAnsi="Calibri" w:cs="Calibri"/>
+          <w:spacing w:val="-2"/>
+        </w:rPr>
+        <w:t>properties</w:t>
+      </w:r>
+    </w:p>
+    <w:p>
+      <w:pPr>
+        <w:pStyle w:val="ListParagraph"/>
+        <w:widowControl w:val="0"/>
+        <w:numPr>
+          <w:ilvl w:val="1"/>
+          <w:numId w:val="13"/>
+        </w:numPr>
+        <w:tabs>
+          <w:tab w:val="left" w:pos="1439"/>
+        </w:tabs>
+        <w:autoSpaceDE w:val="0"/>
+        <w:autoSpaceDN w:val="0"/>
+        <w:spacing w:before="38" w:after="0" w:line="240" w:lineRule="auto"/>
+        <w:ind w:left="1439" w:hanging="359"/>
+        <w:contextualSpacing w:val="0"/>
+        <w:rPr>
+          <w:rFonts w:ascii="Calibri" w:hAnsi="Calibri" w:cs="Calibri"/>
+        </w:rPr>
+      </w:pPr>
+      <w:r>
+        <w:rPr>
+          <w:rFonts w:ascii="Calibri" w:hAnsi="Calibri" w:cs="Calibri"/>
+        </w:rPr>
+        <w:t>Communicate</w:t>
+      </w:r>
+      <w:r>
+        <w:rPr>
+          <w:rFonts w:ascii="Calibri" w:hAnsi="Calibri" w:cs="Calibri"/>
+          <w:spacing w:val="-8"/>
+        </w:rPr>
+        <w:t xml:space="preserve"> </w:t>
+      </w:r>
+      <w:r>
+        <w:rPr>
+          <w:rFonts w:ascii="Calibri" w:hAnsi="Calibri" w:cs="Calibri"/>
+        </w:rPr>
+        <w:t>with</w:t>
+      </w:r>
+      <w:r>
+        <w:rPr>
+          <w:rFonts w:ascii="Calibri" w:hAnsi="Calibri" w:cs="Calibri"/>
+          <w:spacing w:val="-8"/>
+        </w:rPr>
+        <w:t xml:space="preserve"> </w:t>
+      </w:r>
+      <w:r>
+        <w:rPr>
+          <w:rFonts w:ascii="Calibri" w:hAnsi="Calibri" w:cs="Calibri"/>
+        </w:rPr>
+        <w:t>property</w:t>
+      </w:r>
+      <w:r>
+        <w:rPr>
+          <w:rFonts w:ascii="Calibri" w:hAnsi="Calibri" w:cs="Calibri"/>
+          <w:spacing w:val="-7"/>
+        </w:rPr>
+        <w:t xml:space="preserve"> </w:t>
+      </w:r>
+      <w:r>
+        <w:rPr>
+          <w:rFonts w:ascii="Calibri" w:hAnsi="Calibri" w:cs="Calibri"/>
+          <w:spacing w:val="-2"/>
+        </w:rPr>
+        <w:t>owners</w:t>
+      </w:r>
+    </w:p>
+    <w:p>
+      <w:pPr>
+        <w:pStyle w:val="ListParagraph"/>
+        <w:widowControl w:val="0"/>
+        <w:numPr>
+          <w:ilvl w:val="1"/>
+          <w:numId w:val="13"/>
+        </w:numPr>
+        <w:tabs>
+          <w:tab w:val="left" w:pos="1439"/>
+        </w:tabs>
+        <w:autoSpaceDE w:val="0"/>
+        <w:autoSpaceDN w:val="0"/>
+        <w:spacing w:before="38" w:after="0" w:line="240" w:lineRule="auto"/>
+        <w:ind w:left="1439" w:hanging="359"/>
+        <w:contextualSpacing w:val="0"/>
+        <w:rPr>
+          <w:rFonts w:ascii="Calibri" w:hAnsi="Calibri" w:cs="Calibri"/>
+        </w:rPr>
+      </w:pPr>
+      <w:r>
+        <w:rPr>
+          <w:rFonts w:ascii="Calibri" w:hAnsi="Calibri" w:cs="Calibri"/>
+        </w:rPr>
+        <w:t>Make</w:t>
+      </w:r>
+      <w:r>
+        <w:rPr>
+          <w:rFonts w:ascii="Calibri" w:hAnsi="Calibri" w:cs="Calibri"/>
+          <w:spacing w:val="-6"/>
+        </w:rPr>
+        <w:t xml:space="preserve"> </w:t>
+      </w:r>
+      <w:r>
+        <w:rPr>
+          <w:rFonts w:ascii="Calibri" w:hAnsi="Calibri" w:cs="Calibri"/>
+        </w:rPr>
+        <w:t>rental</w:t>
+      </w:r>
+      <w:r>
+        <w:rPr>
+          <w:rFonts w:ascii="Calibri" w:hAnsi="Calibri" w:cs="Calibri"/>
+          <w:spacing w:val="-5"/>
+        </w:rPr>
+        <w:t xml:space="preserve"> </w:t>
+      </w:r>
+      <w:r>
+        <w:rPr>
+          <w:rFonts w:ascii="Calibri" w:hAnsi="Calibri" w:cs="Calibri"/>
+        </w:rPr>
+        <w:t>payments</w:t>
+      </w:r>
+      <w:r>
+        <w:rPr>
+          <w:rFonts w:ascii="Calibri" w:hAnsi="Calibri" w:cs="Calibri"/>
+          <w:spacing w:val="-5"/>
+        </w:rPr>
+        <w:t xml:space="preserve"> </w:t>
+      </w:r>
+      <w:r>
+        <w:rPr>
+          <w:rFonts w:ascii="Calibri" w:hAnsi="Calibri" w:cs="Calibri"/>
+        </w:rPr>
+        <w:t>and</w:t>
+      </w:r>
+      <w:r>
+        <w:rPr>
+          <w:rFonts w:ascii="Calibri" w:hAnsi="Calibri" w:cs="Calibri"/>
+          <w:spacing w:val="-6"/>
+        </w:rPr>
+        <w:t xml:space="preserve"> </w:t>
+      </w:r>
+      <w:r>
+        <w:rPr>
+          <w:rFonts w:ascii="Calibri" w:hAnsi="Calibri" w:cs="Calibri"/>
+        </w:rPr>
+        <w:t>view</w:t>
+      </w:r>
+      <w:r>
+        <w:rPr>
+          <w:rFonts w:ascii="Calibri" w:hAnsi="Calibri" w:cs="Calibri"/>
+          <w:spacing w:val="-5"/>
+        </w:rPr>
+        <w:t xml:space="preserve"> </w:t>
+      </w:r>
+      <w:r>
+        <w:rPr>
+          <w:rFonts w:ascii="Calibri" w:hAnsi="Calibri" w:cs="Calibri"/>
+        </w:rPr>
+        <w:t>booking</w:t>
+      </w:r>
+      <w:r>
+        <w:rPr>
+          <w:rFonts w:ascii="Calibri" w:hAnsi="Calibri" w:cs="Calibri"/>
+          <w:spacing w:val="-5"/>
+        </w:rPr>
+        <w:t xml:space="preserve"> </w:t>
+      </w:r>
+      <w:r>
+        <w:rPr>
+          <w:rFonts w:ascii="Calibri" w:hAnsi="Calibri" w:cs="Calibri"/>
+          <w:spacing w:val="-2"/>
+        </w:rPr>
+        <w:t>history</w:t>
+      </w:r>
+    </w:p>
+    <w:p>
+      <w:pPr>
+        <w:pStyle w:val="BodyText"/>
+        <w:spacing w:before="25"/>
+        <w:ind w:firstLine="0"/>
+        <w:rPr>
+          <w:rFonts w:ascii="Calibri" w:hAnsi="Calibri" w:cs="Calibri"/>
+        </w:rPr>
+      </w:pPr>
+    </w:p>
+    <w:p>
+      <w:pPr>
+        <w:pStyle w:val="Heading2"/>
+        <w:widowControl w:val="0"/>
         <w:numPr>
           <w:ilvl w:val="0"/>
-          <w:numId w:val="2"/>
+          <w:numId w:val="13"/>
         </w:numPr>
-        <w:spacing w:before="100" w:beforeAutospacing="1" w:after="100" w:afterAutospacing="1" w:line="240" w:lineRule="auto"/>
-        <w:rPr>
-          <w:rFonts w:ascii="Calibri" w:eastAsia="Times New Roman" w:hAnsi="Calibri" w:cs="Calibri"/>
-          <w:sz w:val="24"/>
-          <w:szCs w:val="24"/>
-          <w:lang w:eastAsia="en-GB"/>
-          <w14:ligatures w14:val="none"/>
-        </w:rPr>
-      </w:pPr>
-      <w:r>
-        <w:rPr>
-          <w:rFonts w:ascii="Calibri" w:eastAsia="Times New Roman" w:hAnsi="Calibri" w:cs="Calibri"/>
-          <w:sz w:val="24"/>
-          <w:szCs w:val="24"/>
-          <w:lang w:eastAsia="en-GB"/>
-          <w14:ligatures w14:val="none"/>
-        </w:rPr>
-        <w:t>Views property details</w:t>
-      </w:r>
-    </w:p>
-    <w:p>
-      <w:pPr>
+        <w:tabs>
+          <w:tab w:val="left" w:pos="181"/>
+        </w:tabs>
+        <w:autoSpaceDE w:val="0"/>
+        <w:autoSpaceDN w:val="0"/>
+        <w:spacing w:before="0" w:beforeAutospacing="0" w:after="0" w:afterAutospacing="0"/>
+        <w:ind w:left="181" w:hanging="181"/>
+        <w:rPr>
+          <w:rFonts w:ascii="Calibri" w:hAnsi="Calibri" w:cs="Calibri"/>
+          <w:sz w:val="28"/>
+          <w:u w:val="thick"/>
+        </w:rPr>
+      </w:pPr>
+      <w:r>
+        <w:rPr>
+          <w:rFonts w:ascii="Calibri" w:hAnsi="Calibri" w:cs="Calibri"/>
+          <w:sz w:val="28"/>
+          <w:u w:val="thick"/>
+        </w:rPr>
+        <w:t>Property</w:t>
+      </w:r>
+      <w:r>
+        <w:rPr>
+          <w:rFonts w:ascii="Calibri" w:hAnsi="Calibri" w:cs="Calibri"/>
+          <w:spacing w:val="-8"/>
+          <w:sz w:val="28"/>
+          <w:u w:val="thick"/>
+        </w:rPr>
+        <w:t xml:space="preserve"> </w:t>
+      </w:r>
+      <w:r>
+        <w:rPr>
+          <w:rFonts w:ascii="Calibri" w:hAnsi="Calibri" w:cs="Calibri"/>
+          <w:spacing w:val="-2"/>
+          <w:sz w:val="28"/>
+          <w:u w:val="thick"/>
+        </w:rPr>
+        <w:t>owner</w:t>
+      </w:r>
+    </w:p>
+    <w:p>
+      <w:pPr>
+        <w:pStyle w:val="BodyText"/>
+        <w:spacing w:before="25"/>
+        <w:ind w:firstLine="0"/>
+        <w:rPr>
+          <w:rFonts w:ascii="Calibri" w:hAnsi="Calibri" w:cs="Calibri"/>
+          <w:b/>
+        </w:rPr>
+      </w:pPr>
+    </w:p>
+    <w:p>
+      <w:pPr>
+        <w:pStyle w:val="BodyText"/>
+        <w:spacing w:before="0"/>
+        <w:ind w:firstLine="0"/>
+        <w:rPr>
+          <w:rFonts w:ascii="Calibri" w:hAnsi="Calibri" w:cs="Calibri"/>
+        </w:rPr>
+      </w:pPr>
+      <w:r>
+        <w:rPr>
+          <w:rFonts w:ascii="Calibri" w:hAnsi="Calibri" w:cs="Calibri"/>
+        </w:rPr>
+        <w:t>Property</w:t>
+      </w:r>
+      <w:r>
+        <w:rPr>
+          <w:rFonts w:ascii="Calibri" w:hAnsi="Calibri" w:cs="Calibri"/>
+          <w:spacing w:val="-6"/>
+        </w:rPr>
+        <w:t xml:space="preserve"> </w:t>
+      </w:r>
+      <w:r>
+        <w:rPr>
+          <w:rFonts w:ascii="Calibri" w:hAnsi="Calibri" w:cs="Calibri"/>
+        </w:rPr>
+        <w:t>owners</w:t>
+      </w:r>
+      <w:r>
+        <w:rPr>
+          <w:rFonts w:ascii="Calibri" w:hAnsi="Calibri" w:cs="Calibri"/>
+          <w:spacing w:val="-5"/>
+        </w:rPr>
+        <w:t xml:space="preserve"> </w:t>
+      </w:r>
+      <w:r>
+        <w:rPr>
+          <w:rFonts w:ascii="Calibri" w:hAnsi="Calibri" w:cs="Calibri"/>
+        </w:rPr>
+        <w:t>are</w:t>
+      </w:r>
+      <w:r>
+        <w:rPr>
+          <w:rFonts w:ascii="Calibri" w:hAnsi="Calibri" w:cs="Calibri"/>
+          <w:spacing w:val="-5"/>
+        </w:rPr>
+        <w:t xml:space="preserve"> </w:t>
+      </w:r>
+      <w:r>
+        <w:rPr>
+          <w:rFonts w:ascii="Calibri" w:hAnsi="Calibri" w:cs="Calibri"/>
+        </w:rPr>
+        <w:t>users</w:t>
+      </w:r>
+      <w:r>
+        <w:rPr>
+          <w:rFonts w:ascii="Calibri" w:hAnsi="Calibri" w:cs="Calibri"/>
+          <w:spacing w:val="-5"/>
+        </w:rPr>
+        <w:t xml:space="preserve"> </w:t>
+      </w:r>
+      <w:r>
+        <w:rPr>
+          <w:rFonts w:ascii="Calibri" w:hAnsi="Calibri" w:cs="Calibri"/>
+        </w:rPr>
+        <w:t>who</w:t>
+      </w:r>
+      <w:r>
+        <w:rPr>
+          <w:rFonts w:ascii="Calibri" w:hAnsi="Calibri" w:cs="Calibri"/>
+          <w:spacing w:val="-5"/>
+        </w:rPr>
+        <w:t xml:space="preserve"> </w:t>
+      </w:r>
+      <w:r>
+        <w:rPr>
+          <w:rFonts w:ascii="Calibri" w:hAnsi="Calibri" w:cs="Calibri"/>
+        </w:rPr>
+        <w:t>list</w:t>
+      </w:r>
+      <w:r>
+        <w:rPr>
+          <w:rFonts w:ascii="Calibri" w:hAnsi="Calibri" w:cs="Calibri"/>
+          <w:spacing w:val="-5"/>
+        </w:rPr>
+        <w:t xml:space="preserve"> </w:t>
+      </w:r>
+      <w:r>
+        <w:rPr>
+          <w:rFonts w:ascii="Calibri" w:hAnsi="Calibri" w:cs="Calibri"/>
+        </w:rPr>
+        <w:t>properties</w:t>
+      </w:r>
+      <w:r>
+        <w:rPr>
+          <w:rFonts w:ascii="Calibri" w:hAnsi="Calibri" w:cs="Calibri"/>
+          <w:spacing w:val="-5"/>
+        </w:rPr>
+        <w:t xml:space="preserve"> </w:t>
+      </w:r>
+      <w:r>
+        <w:rPr>
+          <w:rFonts w:ascii="Calibri" w:hAnsi="Calibri" w:cs="Calibri"/>
+        </w:rPr>
+        <w:t>for</w:t>
+      </w:r>
+      <w:r>
+        <w:rPr>
+          <w:rFonts w:ascii="Calibri" w:hAnsi="Calibri" w:cs="Calibri"/>
+          <w:spacing w:val="-5"/>
+        </w:rPr>
+        <w:t xml:space="preserve"> </w:t>
+      </w:r>
+      <w:r>
+        <w:rPr>
+          <w:rFonts w:ascii="Calibri" w:hAnsi="Calibri" w:cs="Calibri"/>
+        </w:rPr>
+        <w:t>rent.</w:t>
+      </w:r>
+      <w:r>
+        <w:rPr>
+          <w:rFonts w:ascii="Calibri" w:hAnsi="Calibri" w:cs="Calibri"/>
+          <w:spacing w:val="-5"/>
+        </w:rPr>
+        <w:t xml:space="preserve"> </w:t>
+      </w:r>
+      <w:r>
+        <w:rPr>
+          <w:rFonts w:ascii="Calibri" w:hAnsi="Calibri" w:cs="Calibri"/>
+        </w:rPr>
+        <w:t>They</w:t>
+      </w:r>
+      <w:r>
+        <w:rPr>
+          <w:rFonts w:ascii="Calibri" w:hAnsi="Calibri" w:cs="Calibri"/>
+          <w:spacing w:val="-5"/>
+        </w:rPr>
+        <w:t xml:space="preserve"> </w:t>
+      </w:r>
+      <w:r>
+        <w:rPr>
+          <w:rFonts w:ascii="Calibri" w:hAnsi="Calibri" w:cs="Calibri"/>
+          <w:spacing w:val="-4"/>
+        </w:rPr>
+        <w:t>can:</w:t>
+      </w:r>
+    </w:p>
+    <w:p>
+      <w:pPr>
+        <w:pStyle w:val="BodyText"/>
+        <w:spacing w:before="25"/>
+        <w:ind w:firstLine="0"/>
+        <w:rPr>
+          <w:rFonts w:ascii="Calibri" w:hAnsi="Calibri" w:cs="Calibri"/>
+        </w:rPr>
+      </w:pPr>
+    </w:p>
+    <w:p>
+      <w:pPr>
+        <w:pStyle w:val="ListParagraph"/>
+        <w:widowControl w:val="0"/>
+        <w:numPr>
+          <w:ilvl w:val="1"/>
+          <w:numId w:val="13"/>
+        </w:numPr>
+        <w:tabs>
+          <w:tab w:val="left" w:pos="719"/>
+        </w:tabs>
+        <w:autoSpaceDE w:val="0"/>
+        <w:autoSpaceDN w:val="0"/>
+        <w:spacing w:after="0" w:line="240" w:lineRule="auto"/>
+        <w:ind w:left="719" w:hanging="359"/>
+        <w:contextualSpacing w:val="0"/>
+        <w:rPr>
+          <w:rFonts w:ascii="Calibri" w:hAnsi="Calibri" w:cs="Calibri"/>
+        </w:rPr>
+      </w:pPr>
+      <w:r>
+        <w:rPr>
+          <w:rFonts w:ascii="Calibri" w:hAnsi="Calibri" w:cs="Calibri"/>
+        </w:rPr>
+        <w:t>Register</w:t>
+      </w:r>
+      <w:r>
+        <w:rPr>
+          <w:rFonts w:ascii="Calibri" w:hAnsi="Calibri" w:cs="Calibri"/>
+          <w:spacing w:val="-5"/>
+        </w:rPr>
+        <w:t xml:space="preserve"> </w:t>
+      </w:r>
+      <w:r>
+        <w:rPr>
+          <w:rFonts w:ascii="Calibri" w:hAnsi="Calibri" w:cs="Calibri"/>
+        </w:rPr>
+        <w:t>and</w:t>
+      </w:r>
+      <w:r>
+        <w:rPr>
+          <w:rFonts w:ascii="Calibri" w:hAnsi="Calibri" w:cs="Calibri"/>
+          <w:spacing w:val="-4"/>
+        </w:rPr>
+        <w:t xml:space="preserve"> </w:t>
+      </w:r>
+      <w:r>
+        <w:rPr>
+          <w:rFonts w:ascii="Calibri" w:hAnsi="Calibri" w:cs="Calibri"/>
+        </w:rPr>
+        <w:t>log</w:t>
+      </w:r>
+      <w:r>
+        <w:rPr>
+          <w:rFonts w:ascii="Calibri" w:hAnsi="Calibri" w:cs="Calibri"/>
+          <w:spacing w:val="-4"/>
+        </w:rPr>
+        <w:t xml:space="preserve"> </w:t>
+      </w:r>
+      <w:r>
+        <w:rPr>
+          <w:rFonts w:ascii="Calibri" w:hAnsi="Calibri" w:cs="Calibri"/>
+        </w:rPr>
+        <w:t>into</w:t>
+      </w:r>
+      <w:r>
+        <w:rPr>
+          <w:rFonts w:ascii="Calibri" w:hAnsi="Calibri" w:cs="Calibri"/>
+          <w:spacing w:val="-4"/>
+        </w:rPr>
+        <w:t xml:space="preserve"> </w:t>
+      </w:r>
+      <w:r>
+        <w:rPr>
+          <w:rFonts w:ascii="Calibri" w:hAnsi="Calibri" w:cs="Calibri"/>
+        </w:rPr>
+        <w:t>the</w:t>
+      </w:r>
+      <w:r>
+        <w:rPr>
+          <w:rFonts w:ascii="Calibri" w:hAnsi="Calibri" w:cs="Calibri"/>
+          <w:spacing w:val="-4"/>
+        </w:rPr>
+        <w:t xml:space="preserve"> </w:t>
+      </w:r>
+      <w:r>
+        <w:rPr>
+          <w:rFonts w:ascii="Calibri" w:hAnsi="Calibri" w:cs="Calibri"/>
+          <w:spacing w:val="-2"/>
+        </w:rPr>
+        <w:t>system</w:t>
+      </w:r>
+    </w:p>
+    <w:p>
+      <w:pPr>
+        <w:pStyle w:val="ListParagraph"/>
+        <w:widowControl w:val="0"/>
+        <w:numPr>
+          <w:ilvl w:val="1"/>
+          <w:numId w:val="13"/>
+        </w:numPr>
+        <w:tabs>
+          <w:tab w:val="left" w:pos="719"/>
+        </w:tabs>
+        <w:autoSpaceDE w:val="0"/>
+        <w:autoSpaceDN w:val="0"/>
+        <w:spacing w:before="38" w:after="0" w:line="240" w:lineRule="auto"/>
+        <w:ind w:left="719" w:hanging="359"/>
+        <w:contextualSpacing w:val="0"/>
+        <w:rPr>
+          <w:rFonts w:ascii="Calibri" w:hAnsi="Calibri" w:cs="Calibri"/>
+        </w:rPr>
+      </w:pPr>
+      <w:proofErr w:type="spellStart"/>
+      <w:proofErr w:type="gramStart"/>
+      <w:r>
+        <w:rPr>
+          <w:rFonts w:ascii="Calibri" w:hAnsi="Calibri" w:cs="Calibri"/>
+        </w:rPr>
+        <w:t>Add,remove</w:t>
+      </w:r>
+      <w:proofErr w:type="spellEnd"/>
+      <w:proofErr w:type="gramEnd"/>
+      <w:r>
+        <w:rPr>
+          <w:rFonts w:ascii="Calibri" w:hAnsi="Calibri" w:cs="Calibri"/>
+          <w:spacing w:val="-6"/>
+        </w:rPr>
+        <w:t xml:space="preserve"> </w:t>
+      </w:r>
+      <w:r>
+        <w:rPr>
+          <w:rFonts w:ascii="Calibri" w:hAnsi="Calibri" w:cs="Calibri"/>
+        </w:rPr>
+        <w:t>or</w:t>
+      </w:r>
+      <w:r>
+        <w:rPr>
+          <w:rFonts w:ascii="Calibri" w:hAnsi="Calibri" w:cs="Calibri"/>
+          <w:spacing w:val="-6"/>
+        </w:rPr>
+        <w:t xml:space="preserve"> </w:t>
+      </w:r>
+      <w:r>
+        <w:rPr>
+          <w:rFonts w:ascii="Calibri" w:hAnsi="Calibri" w:cs="Calibri"/>
+        </w:rPr>
+        <w:t>edit</w:t>
+      </w:r>
+      <w:r>
+        <w:rPr>
+          <w:rFonts w:ascii="Calibri" w:hAnsi="Calibri" w:cs="Calibri"/>
+          <w:spacing w:val="-6"/>
+        </w:rPr>
+        <w:t xml:space="preserve"> </w:t>
+      </w:r>
+      <w:r>
+        <w:rPr>
+          <w:rFonts w:ascii="Calibri" w:hAnsi="Calibri" w:cs="Calibri"/>
+        </w:rPr>
+        <w:t>property</w:t>
+      </w:r>
+      <w:r>
+        <w:rPr>
+          <w:rFonts w:ascii="Calibri" w:hAnsi="Calibri" w:cs="Calibri"/>
+          <w:spacing w:val="-6"/>
+        </w:rPr>
+        <w:t xml:space="preserve"> </w:t>
+      </w:r>
+      <w:r>
+        <w:rPr>
+          <w:rFonts w:ascii="Calibri" w:hAnsi="Calibri" w:cs="Calibri"/>
+          <w:spacing w:val="-2"/>
+        </w:rPr>
+        <w:t>listings</w:t>
+      </w:r>
+    </w:p>
+    <w:p>
+      <w:pPr>
+        <w:pStyle w:val="ListParagraph"/>
+        <w:widowControl w:val="0"/>
+        <w:numPr>
+          <w:ilvl w:val="1"/>
+          <w:numId w:val="13"/>
+        </w:numPr>
+        <w:tabs>
+          <w:tab w:val="left" w:pos="719"/>
+        </w:tabs>
+        <w:autoSpaceDE w:val="0"/>
+        <w:autoSpaceDN w:val="0"/>
+        <w:spacing w:before="38" w:after="0" w:line="240" w:lineRule="auto"/>
+        <w:ind w:left="719" w:hanging="359"/>
+        <w:contextualSpacing w:val="0"/>
+        <w:rPr>
+          <w:rFonts w:ascii="Calibri" w:hAnsi="Calibri" w:cs="Calibri"/>
+        </w:rPr>
+      </w:pPr>
+      <w:proofErr w:type="spellStart"/>
+      <w:r>
+        <w:rPr>
+          <w:rFonts w:ascii="Calibri" w:hAnsi="Calibri" w:cs="Calibri"/>
+        </w:rPr>
+        <w:t>Recieve</w:t>
+      </w:r>
+      <w:proofErr w:type="spellEnd"/>
+      <w:r>
+        <w:rPr>
+          <w:rFonts w:ascii="Calibri" w:hAnsi="Calibri" w:cs="Calibri"/>
+          <w:spacing w:val="-8"/>
+        </w:rPr>
+        <w:t xml:space="preserve"> </w:t>
+      </w:r>
+      <w:r>
+        <w:rPr>
+          <w:rFonts w:ascii="Calibri" w:hAnsi="Calibri" w:cs="Calibri"/>
+        </w:rPr>
+        <w:t>and</w:t>
+      </w:r>
+      <w:r>
+        <w:rPr>
+          <w:rFonts w:ascii="Calibri" w:hAnsi="Calibri" w:cs="Calibri"/>
+          <w:spacing w:val="-6"/>
+        </w:rPr>
+        <w:t xml:space="preserve"> </w:t>
+      </w:r>
+      <w:r>
+        <w:rPr>
+          <w:rFonts w:ascii="Calibri" w:hAnsi="Calibri" w:cs="Calibri"/>
+        </w:rPr>
+        <w:t>manage</w:t>
+      </w:r>
+      <w:r>
+        <w:rPr>
+          <w:rFonts w:ascii="Calibri" w:hAnsi="Calibri" w:cs="Calibri"/>
+          <w:spacing w:val="-6"/>
+        </w:rPr>
+        <w:t xml:space="preserve"> </w:t>
+      </w:r>
+      <w:r>
+        <w:rPr>
+          <w:rFonts w:ascii="Calibri" w:hAnsi="Calibri" w:cs="Calibri"/>
+        </w:rPr>
+        <w:t>rental</w:t>
+      </w:r>
+      <w:r>
+        <w:rPr>
+          <w:rFonts w:ascii="Calibri" w:hAnsi="Calibri" w:cs="Calibri"/>
+          <w:spacing w:val="-6"/>
+        </w:rPr>
+        <w:t xml:space="preserve"> </w:t>
+      </w:r>
+      <w:r>
+        <w:rPr>
+          <w:rFonts w:ascii="Calibri" w:hAnsi="Calibri" w:cs="Calibri"/>
+        </w:rPr>
+        <w:t>requests</w:t>
+      </w:r>
+      <w:r>
+        <w:rPr>
+          <w:rFonts w:ascii="Calibri" w:hAnsi="Calibri" w:cs="Calibri"/>
+          <w:spacing w:val="-6"/>
+        </w:rPr>
+        <w:t xml:space="preserve"> </w:t>
+      </w:r>
+      <w:r>
+        <w:rPr>
+          <w:rFonts w:ascii="Calibri" w:hAnsi="Calibri" w:cs="Calibri"/>
+        </w:rPr>
+        <w:t>and</w:t>
+      </w:r>
+      <w:r>
+        <w:rPr>
+          <w:rFonts w:ascii="Calibri" w:hAnsi="Calibri" w:cs="Calibri"/>
+          <w:spacing w:val="-6"/>
+        </w:rPr>
+        <w:t xml:space="preserve"> </w:t>
+      </w:r>
+      <w:r>
+        <w:rPr>
+          <w:rFonts w:ascii="Calibri" w:hAnsi="Calibri" w:cs="Calibri"/>
+        </w:rPr>
+        <w:t>communicate</w:t>
+      </w:r>
+      <w:r>
+        <w:rPr>
+          <w:rFonts w:ascii="Calibri" w:hAnsi="Calibri" w:cs="Calibri"/>
+          <w:spacing w:val="-6"/>
+        </w:rPr>
+        <w:t xml:space="preserve"> </w:t>
+      </w:r>
+      <w:r>
+        <w:rPr>
+          <w:rFonts w:ascii="Calibri" w:hAnsi="Calibri" w:cs="Calibri"/>
+        </w:rPr>
+        <w:t>with</w:t>
+      </w:r>
+      <w:r>
+        <w:rPr>
+          <w:rFonts w:ascii="Calibri" w:hAnsi="Calibri" w:cs="Calibri"/>
+          <w:spacing w:val="-6"/>
+        </w:rPr>
+        <w:t xml:space="preserve"> </w:t>
+      </w:r>
+      <w:r>
+        <w:rPr>
+          <w:rFonts w:ascii="Calibri" w:hAnsi="Calibri" w:cs="Calibri"/>
+          <w:spacing w:val="-2"/>
+        </w:rPr>
+        <w:t>tenants</w:t>
+      </w:r>
+    </w:p>
+    <w:p>
+      <w:pPr>
+        <w:pStyle w:val="ListParagraph"/>
+        <w:widowControl w:val="0"/>
+        <w:numPr>
+          <w:ilvl w:val="1"/>
+          <w:numId w:val="13"/>
+        </w:numPr>
+        <w:tabs>
+          <w:tab w:val="left" w:pos="719"/>
+        </w:tabs>
+        <w:autoSpaceDE w:val="0"/>
+        <w:autoSpaceDN w:val="0"/>
+        <w:spacing w:before="38" w:after="0" w:line="240" w:lineRule="auto"/>
+        <w:ind w:left="719" w:hanging="359"/>
+        <w:contextualSpacing w:val="0"/>
+        <w:rPr>
+          <w:rFonts w:ascii="Calibri" w:hAnsi="Calibri" w:cs="Calibri"/>
+        </w:rPr>
+      </w:pPr>
+      <w:r>
+        <w:rPr>
+          <w:rFonts w:ascii="Calibri" w:hAnsi="Calibri" w:cs="Calibri"/>
+        </w:rPr>
+        <w:t>Track</w:t>
+      </w:r>
+      <w:r>
+        <w:rPr>
+          <w:rFonts w:ascii="Calibri" w:hAnsi="Calibri" w:cs="Calibri"/>
+          <w:spacing w:val="-8"/>
+        </w:rPr>
+        <w:t xml:space="preserve"> </w:t>
+      </w:r>
+      <w:r>
+        <w:rPr>
+          <w:rFonts w:ascii="Calibri" w:hAnsi="Calibri" w:cs="Calibri"/>
+        </w:rPr>
+        <w:t>the</w:t>
+      </w:r>
+      <w:r>
+        <w:rPr>
+          <w:rFonts w:ascii="Calibri" w:hAnsi="Calibri" w:cs="Calibri"/>
+          <w:spacing w:val="-7"/>
+        </w:rPr>
+        <w:t xml:space="preserve"> </w:t>
+      </w:r>
+      <w:r>
+        <w:rPr>
+          <w:rFonts w:ascii="Calibri" w:hAnsi="Calibri" w:cs="Calibri"/>
+        </w:rPr>
+        <w:t>rental</w:t>
+      </w:r>
+      <w:r>
+        <w:rPr>
+          <w:rFonts w:ascii="Calibri" w:hAnsi="Calibri" w:cs="Calibri"/>
+          <w:spacing w:val="-7"/>
+        </w:rPr>
+        <w:t xml:space="preserve"> </w:t>
+      </w:r>
+      <w:r>
+        <w:rPr>
+          <w:rFonts w:ascii="Calibri" w:hAnsi="Calibri" w:cs="Calibri"/>
+          <w:spacing w:val="-2"/>
+        </w:rPr>
+        <w:t>history</w:t>
+      </w:r>
+    </w:p>
+    <w:p>
+      <w:pPr>
+        <w:pStyle w:val="BodyText"/>
+        <w:spacing w:before="25"/>
+        <w:ind w:firstLine="0"/>
+        <w:rPr>
+          <w:rFonts w:ascii="Calibri" w:hAnsi="Calibri" w:cs="Calibri"/>
+        </w:rPr>
+      </w:pPr>
+    </w:p>
+    <w:p>
+      <w:pPr>
+        <w:pStyle w:val="Heading2"/>
+        <w:widowControl w:val="0"/>
         <w:numPr>
           <w:ilvl w:val="0"/>
-          <w:numId w:val="2"/>
+          <w:numId w:val="13"/>
         </w:numPr>
-        <w:spacing w:before="100" w:beforeAutospacing="1" w:after="100" w:afterAutospacing="1" w:line="240" w:lineRule="auto"/>
-        <w:rPr>
-          <w:rFonts w:ascii="Calibri" w:eastAsia="Times New Roman" w:hAnsi="Calibri" w:cs="Calibri"/>
-          <w:sz w:val="24"/>
-          <w:szCs w:val="24"/>
-          <w:lang w:eastAsia="en-GB"/>
-          <w14:ligatures w14:val="none"/>
-        </w:rPr>
-      </w:pPr>
-      <w:r>
-        <w:rPr>
-          <w:rFonts w:ascii="Calibri" w:eastAsia="Times New Roman" w:hAnsi="Calibri" w:cs="Calibri"/>
-          <w:sz w:val="24"/>
-          <w:szCs w:val="24"/>
-          <w:lang w:eastAsia="en-GB"/>
-          <w14:ligatures w14:val="none"/>
-        </w:rPr>
-        <w:t>Sends rental requests or booking requests</w:t>
-      </w:r>
-    </w:p>
-    <w:p>
-      <w:pPr>
+        <w:tabs>
+          <w:tab w:val="left" w:pos="181"/>
+        </w:tabs>
+        <w:autoSpaceDE w:val="0"/>
+        <w:autoSpaceDN w:val="0"/>
+        <w:spacing w:before="0" w:beforeAutospacing="0" w:after="0" w:afterAutospacing="0"/>
+        <w:ind w:left="181" w:hanging="181"/>
+        <w:rPr>
+          <w:rFonts w:ascii="Calibri" w:hAnsi="Calibri" w:cs="Calibri"/>
+          <w:sz w:val="28"/>
+          <w:u w:val="thick"/>
+        </w:rPr>
+      </w:pPr>
+      <w:r>
+        <w:rPr>
+          <w:rFonts w:ascii="Calibri" w:hAnsi="Calibri" w:cs="Calibri"/>
+          <w:spacing w:val="-2"/>
+          <w:sz w:val="28"/>
+          <w:u w:val="thick"/>
+        </w:rPr>
+        <w:t>Administrator</w:t>
+      </w:r>
+    </w:p>
+    <w:p>
+      <w:pPr>
+        <w:pStyle w:val="BodyText"/>
+        <w:spacing w:before="25"/>
+        <w:ind w:firstLine="0"/>
+        <w:rPr>
+          <w:rFonts w:ascii="Calibri" w:hAnsi="Calibri" w:cs="Calibri"/>
+          <w:b/>
+        </w:rPr>
+      </w:pPr>
+    </w:p>
+    <w:p>
+      <w:pPr>
+        <w:pStyle w:val="BodyText"/>
+        <w:spacing w:before="0"/>
+        <w:ind w:firstLine="0"/>
+        <w:rPr>
+          <w:rFonts w:ascii="Calibri" w:hAnsi="Calibri" w:cs="Calibri"/>
+        </w:rPr>
+      </w:pPr>
+      <w:r>
+        <w:rPr>
+          <w:rFonts w:ascii="Calibri" w:hAnsi="Calibri" w:cs="Calibri"/>
+        </w:rPr>
+        <w:t>Administrators</w:t>
+      </w:r>
+      <w:r>
+        <w:rPr>
+          <w:rFonts w:ascii="Calibri" w:hAnsi="Calibri" w:cs="Calibri"/>
+          <w:spacing w:val="-7"/>
+        </w:rPr>
+        <w:t xml:space="preserve"> </w:t>
+      </w:r>
+      <w:r>
+        <w:rPr>
+          <w:rFonts w:ascii="Calibri" w:hAnsi="Calibri" w:cs="Calibri"/>
+        </w:rPr>
+        <w:t>manage</w:t>
+      </w:r>
+      <w:r>
+        <w:rPr>
+          <w:rFonts w:ascii="Calibri" w:hAnsi="Calibri" w:cs="Calibri"/>
+          <w:spacing w:val="-6"/>
+        </w:rPr>
+        <w:t xml:space="preserve"> </w:t>
+      </w:r>
+      <w:r>
+        <w:rPr>
+          <w:rFonts w:ascii="Calibri" w:hAnsi="Calibri" w:cs="Calibri"/>
+        </w:rPr>
+        <w:t>the</w:t>
+      </w:r>
+      <w:r>
+        <w:rPr>
+          <w:rFonts w:ascii="Calibri" w:hAnsi="Calibri" w:cs="Calibri"/>
+          <w:spacing w:val="-7"/>
+        </w:rPr>
+        <w:t xml:space="preserve"> </w:t>
+      </w:r>
+      <w:r>
+        <w:rPr>
+          <w:rFonts w:ascii="Calibri" w:hAnsi="Calibri" w:cs="Calibri"/>
+        </w:rPr>
+        <w:t>whole</w:t>
+      </w:r>
+      <w:r>
+        <w:rPr>
+          <w:rFonts w:ascii="Calibri" w:hAnsi="Calibri" w:cs="Calibri"/>
+          <w:spacing w:val="-6"/>
+        </w:rPr>
+        <w:t xml:space="preserve"> </w:t>
+      </w:r>
+      <w:r>
+        <w:rPr>
+          <w:rFonts w:ascii="Calibri" w:hAnsi="Calibri" w:cs="Calibri"/>
+        </w:rPr>
+        <w:t>system.</w:t>
+      </w:r>
+      <w:r>
+        <w:rPr>
+          <w:rFonts w:ascii="Calibri" w:hAnsi="Calibri" w:cs="Calibri"/>
+          <w:spacing w:val="-7"/>
+        </w:rPr>
+        <w:t xml:space="preserve"> </w:t>
+      </w:r>
+      <w:r>
+        <w:rPr>
+          <w:rFonts w:ascii="Calibri" w:hAnsi="Calibri" w:cs="Calibri"/>
+        </w:rPr>
+        <w:t>They</w:t>
+      </w:r>
+      <w:r>
+        <w:rPr>
+          <w:rFonts w:ascii="Calibri" w:hAnsi="Calibri" w:cs="Calibri"/>
+          <w:spacing w:val="-6"/>
+        </w:rPr>
+        <w:t xml:space="preserve"> </w:t>
+      </w:r>
+      <w:r>
+        <w:rPr>
+          <w:rFonts w:ascii="Calibri" w:hAnsi="Calibri" w:cs="Calibri"/>
+          <w:spacing w:val="-4"/>
+        </w:rPr>
+        <w:t>can:</w:t>
+      </w:r>
+    </w:p>
+    <w:p>
+      <w:pPr>
+        <w:pStyle w:val="BodyText"/>
+        <w:spacing w:before="25"/>
+        <w:ind w:firstLine="0"/>
+        <w:rPr>
+          <w:rFonts w:ascii="Calibri" w:hAnsi="Calibri" w:cs="Calibri"/>
+        </w:rPr>
+      </w:pPr>
+    </w:p>
+    <w:p>
+      <w:pPr>
+        <w:pStyle w:val="ListParagraph"/>
+        <w:widowControl w:val="0"/>
+        <w:numPr>
+          <w:ilvl w:val="1"/>
+          <w:numId w:val="13"/>
+        </w:numPr>
+        <w:tabs>
+          <w:tab w:val="left" w:pos="719"/>
+        </w:tabs>
+        <w:autoSpaceDE w:val="0"/>
+        <w:autoSpaceDN w:val="0"/>
+        <w:spacing w:after="0" w:line="240" w:lineRule="auto"/>
+        <w:ind w:left="719" w:hanging="359"/>
+        <w:contextualSpacing w:val="0"/>
+        <w:rPr>
+          <w:rFonts w:ascii="Calibri" w:hAnsi="Calibri" w:cs="Calibri"/>
+        </w:rPr>
+      </w:pPr>
+      <w:r>
+        <w:rPr>
+          <w:rFonts w:ascii="Calibri" w:hAnsi="Calibri" w:cs="Calibri"/>
+        </w:rPr>
+        <w:t>Monitor</w:t>
+      </w:r>
+      <w:r>
+        <w:rPr>
+          <w:rFonts w:ascii="Calibri" w:hAnsi="Calibri" w:cs="Calibri"/>
+          <w:spacing w:val="-8"/>
+        </w:rPr>
+        <w:t xml:space="preserve"> </w:t>
+      </w:r>
+      <w:r>
+        <w:rPr>
+          <w:rFonts w:ascii="Calibri" w:hAnsi="Calibri" w:cs="Calibri"/>
+        </w:rPr>
+        <w:t>and</w:t>
+      </w:r>
+      <w:r>
+        <w:rPr>
+          <w:rFonts w:ascii="Calibri" w:hAnsi="Calibri" w:cs="Calibri"/>
+          <w:spacing w:val="-6"/>
+        </w:rPr>
+        <w:t xml:space="preserve"> </w:t>
+      </w:r>
+      <w:r>
+        <w:rPr>
+          <w:rFonts w:ascii="Calibri" w:hAnsi="Calibri" w:cs="Calibri"/>
+        </w:rPr>
+        <w:t>control</w:t>
+      </w:r>
+      <w:r>
+        <w:rPr>
+          <w:rFonts w:ascii="Calibri" w:hAnsi="Calibri" w:cs="Calibri"/>
+          <w:spacing w:val="-6"/>
+        </w:rPr>
+        <w:t xml:space="preserve"> </w:t>
+      </w:r>
+      <w:r>
+        <w:rPr>
+          <w:rFonts w:ascii="Calibri" w:hAnsi="Calibri" w:cs="Calibri"/>
+        </w:rPr>
+        <w:t>system</w:t>
+      </w:r>
+      <w:r>
+        <w:rPr>
+          <w:rFonts w:ascii="Calibri" w:hAnsi="Calibri" w:cs="Calibri"/>
+          <w:spacing w:val="-5"/>
+        </w:rPr>
+        <w:t xml:space="preserve"> </w:t>
+      </w:r>
+      <w:r>
+        <w:rPr>
+          <w:rFonts w:ascii="Calibri" w:hAnsi="Calibri" w:cs="Calibri"/>
+          <w:spacing w:val="-2"/>
+        </w:rPr>
+        <w:t>operations</w:t>
+      </w:r>
+    </w:p>
+    <w:p>
+      <w:pPr>
+        <w:pStyle w:val="ListParagraph"/>
+        <w:widowControl w:val="0"/>
+        <w:numPr>
+          <w:ilvl w:val="1"/>
+          <w:numId w:val="13"/>
+        </w:numPr>
+        <w:tabs>
+          <w:tab w:val="left" w:pos="719"/>
+        </w:tabs>
+        <w:autoSpaceDE w:val="0"/>
+        <w:autoSpaceDN w:val="0"/>
+        <w:spacing w:before="38" w:after="0" w:line="240" w:lineRule="auto"/>
+        <w:ind w:left="719" w:hanging="359"/>
+        <w:contextualSpacing w:val="0"/>
+        <w:rPr>
+          <w:rFonts w:ascii="Calibri" w:hAnsi="Calibri" w:cs="Calibri"/>
+        </w:rPr>
+      </w:pPr>
+      <w:r>
+        <w:rPr>
+          <w:rFonts w:ascii="Calibri" w:hAnsi="Calibri" w:cs="Calibri"/>
+        </w:rPr>
+        <w:t>Remove</w:t>
+      </w:r>
+      <w:r>
+        <w:rPr>
+          <w:rFonts w:ascii="Calibri" w:hAnsi="Calibri" w:cs="Calibri"/>
+          <w:spacing w:val="-7"/>
+        </w:rPr>
+        <w:t xml:space="preserve"> </w:t>
+      </w:r>
+      <w:r>
+        <w:rPr>
+          <w:rFonts w:ascii="Calibri" w:hAnsi="Calibri" w:cs="Calibri"/>
+        </w:rPr>
+        <w:t>inappropriate</w:t>
+      </w:r>
+      <w:r>
+        <w:rPr>
+          <w:rFonts w:ascii="Calibri" w:hAnsi="Calibri" w:cs="Calibri"/>
+          <w:spacing w:val="-7"/>
+        </w:rPr>
+        <w:t xml:space="preserve"> </w:t>
+      </w:r>
+      <w:r>
+        <w:rPr>
+          <w:rFonts w:ascii="Calibri" w:hAnsi="Calibri" w:cs="Calibri"/>
+        </w:rPr>
+        <w:t>content</w:t>
+      </w:r>
+      <w:r>
+        <w:rPr>
+          <w:rFonts w:ascii="Calibri" w:hAnsi="Calibri" w:cs="Calibri"/>
+          <w:spacing w:val="-7"/>
+        </w:rPr>
+        <w:t xml:space="preserve"> </w:t>
+      </w:r>
+      <w:r>
+        <w:rPr>
+          <w:rFonts w:ascii="Calibri" w:hAnsi="Calibri" w:cs="Calibri"/>
+        </w:rPr>
+        <w:t>and</w:t>
+      </w:r>
+      <w:r>
+        <w:rPr>
+          <w:rFonts w:ascii="Calibri" w:hAnsi="Calibri" w:cs="Calibri"/>
+          <w:spacing w:val="-7"/>
+        </w:rPr>
+        <w:t xml:space="preserve"> </w:t>
+      </w:r>
+      <w:r>
+        <w:rPr>
+          <w:rFonts w:ascii="Calibri" w:hAnsi="Calibri" w:cs="Calibri"/>
+        </w:rPr>
+        <w:t>manage</w:t>
+      </w:r>
+      <w:r>
+        <w:rPr>
+          <w:rFonts w:ascii="Calibri" w:hAnsi="Calibri" w:cs="Calibri"/>
+          <w:spacing w:val="-7"/>
+        </w:rPr>
+        <w:t xml:space="preserve"> </w:t>
+      </w:r>
+      <w:r>
+        <w:rPr>
+          <w:rFonts w:ascii="Calibri" w:hAnsi="Calibri" w:cs="Calibri"/>
+          <w:spacing w:val="-2"/>
+        </w:rPr>
+        <w:t>disputes</w:t>
+      </w:r>
+    </w:p>
+    <w:p>
+      <w:pPr>
+        <w:pStyle w:val="ListParagraph"/>
+        <w:widowControl w:val="0"/>
+        <w:numPr>
+          <w:ilvl w:val="1"/>
+          <w:numId w:val="13"/>
+        </w:numPr>
+        <w:tabs>
+          <w:tab w:val="left" w:pos="719"/>
+        </w:tabs>
+        <w:autoSpaceDE w:val="0"/>
+        <w:autoSpaceDN w:val="0"/>
+        <w:spacing w:before="38" w:after="0" w:line="240" w:lineRule="auto"/>
+        <w:ind w:left="719" w:hanging="359"/>
+        <w:contextualSpacing w:val="0"/>
+        <w:rPr>
+          <w:rFonts w:ascii="Calibri" w:hAnsi="Calibri" w:cs="Calibri"/>
+        </w:rPr>
+      </w:pPr>
+      <w:r>
+        <w:rPr>
+          <w:rFonts w:ascii="Calibri" w:hAnsi="Calibri" w:cs="Calibri"/>
+        </w:rPr>
+        <w:t>View</w:t>
+      </w:r>
+      <w:r>
+        <w:rPr>
+          <w:rFonts w:ascii="Calibri" w:hAnsi="Calibri" w:cs="Calibri"/>
+          <w:spacing w:val="-6"/>
+        </w:rPr>
+        <w:t xml:space="preserve"> </w:t>
+      </w:r>
+      <w:r>
+        <w:rPr>
+          <w:rFonts w:ascii="Calibri" w:hAnsi="Calibri" w:cs="Calibri"/>
+        </w:rPr>
+        <w:t>reports</w:t>
+      </w:r>
+      <w:r>
+        <w:rPr>
+          <w:rFonts w:ascii="Calibri" w:hAnsi="Calibri" w:cs="Calibri"/>
+          <w:spacing w:val="-6"/>
+        </w:rPr>
+        <w:t xml:space="preserve"> </w:t>
+      </w:r>
+      <w:r>
+        <w:rPr>
+          <w:rFonts w:ascii="Calibri" w:hAnsi="Calibri" w:cs="Calibri"/>
+        </w:rPr>
+        <w:t>and</w:t>
+      </w:r>
+      <w:r>
+        <w:rPr>
+          <w:rFonts w:ascii="Calibri" w:hAnsi="Calibri" w:cs="Calibri"/>
+          <w:spacing w:val="-6"/>
+        </w:rPr>
+        <w:t xml:space="preserve"> </w:t>
+      </w:r>
+      <w:r>
+        <w:rPr>
+          <w:rFonts w:ascii="Calibri" w:hAnsi="Calibri" w:cs="Calibri"/>
+        </w:rPr>
+        <w:t>system</w:t>
+      </w:r>
+      <w:r>
+        <w:rPr>
+          <w:rFonts w:ascii="Calibri" w:hAnsi="Calibri" w:cs="Calibri"/>
+          <w:spacing w:val="-6"/>
+        </w:rPr>
+        <w:t xml:space="preserve"> </w:t>
+      </w:r>
+      <w:r>
+        <w:rPr>
+          <w:rFonts w:ascii="Calibri" w:hAnsi="Calibri" w:cs="Calibri"/>
+          <w:spacing w:val="-2"/>
+        </w:rPr>
+        <w:t>statistics</w:t>
+      </w:r>
+    </w:p>
+    <w:p>
+      <w:pPr>
+        <w:pStyle w:val="BodyText"/>
+        <w:spacing w:before="25"/>
+        <w:ind w:firstLine="0"/>
+        <w:rPr>
+          <w:rFonts w:ascii="Calibri" w:hAnsi="Calibri" w:cs="Calibri"/>
+          <w:u w:val="single"/>
+        </w:rPr>
+      </w:pPr>
+    </w:p>
+    <w:p>
+      <w:pPr>
+        <w:pStyle w:val="Heading2"/>
+        <w:widowControl w:val="0"/>
         <w:numPr>
           <w:ilvl w:val="0"/>
-          <w:numId w:val="2"/>
+          <w:numId w:val="13"/>
         </w:numPr>
-        <w:spacing w:before="100" w:beforeAutospacing="1" w:after="100" w:afterAutospacing="1" w:line="240" w:lineRule="auto"/>
-        <w:rPr>
-          <w:rFonts w:ascii="Calibri" w:eastAsia="Times New Roman" w:hAnsi="Calibri" w:cs="Calibri"/>
-          <w:sz w:val="24"/>
-          <w:szCs w:val="24"/>
-          <w:lang w:eastAsia="en-GB"/>
-          <w14:ligatures w14:val="none"/>
-        </w:rPr>
-      </w:pPr>
-      <w:r>
-        <w:rPr>
-          <w:rFonts w:ascii="Calibri" w:eastAsia="Times New Roman" w:hAnsi="Calibri" w:cs="Calibri"/>
-          <w:sz w:val="24"/>
-          <w:szCs w:val="24"/>
-          <w:lang w:eastAsia="en-GB"/>
-          <w14:ligatures w14:val="none"/>
-        </w:rPr>
-        <w:t>Communicates with property owners</w:t>
-      </w:r>
-    </w:p>
-    <w:p>
-      <w:pPr>
+        <w:tabs>
+          <w:tab w:val="left" w:pos="181"/>
+        </w:tabs>
+        <w:autoSpaceDE w:val="0"/>
+        <w:autoSpaceDN w:val="0"/>
+        <w:spacing w:before="0" w:beforeAutospacing="0" w:after="0" w:afterAutospacing="0"/>
+        <w:ind w:left="181" w:hanging="181"/>
+        <w:rPr>
+          <w:rFonts w:ascii="Calibri" w:hAnsi="Calibri" w:cs="Calibri"/>
+          <w:sz w:val="28"/>
+          <w:u w:val="single"/>
+        </w:rPr>
+      </w:pPr>
+      <w:r>
+        <w:rPr>
+          <w:rFonts w:ascii="Calibri" w:hAnsi="Calibri" w:cs="Calibri"/>
+          <w:spacing w:val="-2"/>
+          <w:sz w:val="28"/>
+          <w:u w:val="single"/>
+        </w:rPr>
+        <w:t>Manager</w:t>
+      </w:r>
+    </w:p>
+    <w:p>
+      <w:pPr>
+        <w:pStyle w:val="BodyText"/>
+        <w:spacing w:before="25"/>
+        <w:ind w:firstLine="0"/>
+        <w:rPr>
+          <w:rFonts w:ascii="Calibri" w:hAnsi="Calibri" w:cs="Calibri"/>
+          <w:b/>
+        </w:rPr>
+      </w:pPr>
+    </w:p>
+    <w:p>
+      <w:pPr>
+        <w:pStyle w:val="BodyText"/>
+        <w:spacing w:before="0" w:line="276" w:lineRule="auto"/>
+        <w:ind w:firstLine="0"/>
+        <w:rPr>
+          <w:rFonts w:ascii="Calibri" w:hAnsi="Calibri" w:cs="Calibri"/>
+        </w:rPr>
+      </w:pPr>
+      <w:r>
+        <w:rPr>
+          <w:rFonts w:ascii="Calibri" w:hAnsi="Calibri" w:cs="Calibri"/>
+        </w:rPr>
+        <w:t>Managers</w:t>
+      </w:r>
+      <w:r>
+        <w:rPr>
+          <w:rFonts w:ascii="Calibri" w:hAnsi="Calibri" w:cs="Calibri"/>
+          <w:spacing w:val="-5"/>
+        </w:rPr>
+        <w:t xml:space="preserve"> </w:t>
+      </w:r>
+      <w:r>
+        <w:rPr>
+          <w:rFonts w:ascii="Calibri" w:hAnsi="Calibri" w:cs="Calibri"/>
+        </w:rPr>
+        <w:t>oversee</w:t>
+      </w:r>
+      <w:r>
+        <w:rPr>
+          <w:rFonts w:ascii="Calibri" w:hAnsi="Calibri" w:cs="Calibri"/>
+          <w:spacing w:val="-5"/>
+        </w:rPr>
+        <w:t xml:space="preserve"> </w:t>
+      </w:r>
+      <w:r>
+        <w:rPr>
+          <w:rFonts w:ascii="Calibri" w:hAnsi="Calibri" w:cs="Calibri"/>
+        </w:rPr>
+        <w:t>property</w:t>
+      </w:r>
+      <w:r>
+        <w:rPr>
+          <w:rFonts w:ascii="Calibri" w:hAnsi="Calibri" w:cs="Calibri"/>
+          <w:spacing w:val="-5"/>
+        </w:rPr>
+        <w:t xml:space="preserve"> </w:t>
+      </w:r>
+      <w:r>
+        <w:rPr>
+          <w:rFonts w:ascii="Calibri" w:hAnsi="Calibri" w:cs="Calibri"/>
+        </w:rPr>
+        <w:t>operations,</w:t>
+      </w:r>
+      <w:r>
+        <w:rPr>
+          <w:rFonts w:ascii="Calibri" w:hAnsi="Calibri" w:cs="Calibri"/>
+          <w:spacing w:val="-5"/>
+        </w:rPr>
+        <w:t xml:space="preserve"> </w:t>
+      </w:r>
+      <w:r>
+        <w:rPr>
+          <w:rFonts w:ascii="Calibri" w:hAnsi="Calibri" w:cs="Calibri"/>
+        </w:rPr>
+        <w:t>ensure</w:t>
+      </w:r>
+      <w:r>
+        <w:rPr>
+          <w:rFonts w:ascii="Calibri" w:hAnsi="Calibri" w:cs="Calibri"/>
+          <w:spacing w:val="-5"/>
+        </w:rPr>
+        <w:t xml:space="preserve"> </w:t>
+      </w:r>
+      <w:r>
+        <w:rPr>
+          <w:rFonts w:ascii="Calibri" w:hAnsi="Calibri" w:cs="Calibri"/>
+        </w:rPr>
+        <w:t>policies</w:t>
+      </w:r>
+      <w:r>
+        <w:rPr>
+          <w:rFonts w:ascii="Calibri" w:hAnsi="Calibri" w:cs="Calibri"/>
+          <w:spacing w:val="-5"/>
+        </w:rPr>
+        <w:t xml:space="preserve"> </w:t>
+      </w:r>
+      <w:r>
+        <w:rPr>
+          <w:rFonts w:ascii="Calibri" w:hAnsi="Calibri" w:cs="Calibri"/>
+        </w:rPr>
+        <w:t>are</w:t>
+      </w:r>
+      <w:r>
+        <w:rPr>
+          <w:rFonts w:ascii="Calibri" w:hAnsi="Calibri" w:cs="Calibri"/>
+          <w:spacing w:val="-5"/>
+        </w:rPr>
+        <w:t xml:space="preserve"> </w:t>
+      </w:r>
+      <w:r>
+        <w:rPr>
+          <w:rFonts w:ascii="Calibri" w:hAnsi="Calibri" w:cs="Calibri"/>
+        </w:rPr>
+        <w:t>followed</w:t>
+      </w:r>
+      <w:r>
+        <w:rPr>
+          <w:rFonts w:ascii="Calibri" w:hAnsi="Calibri" w:cs="Calibri"/>
+          <w:spacing w:val="-5"/>
+        </w:rPr>
+        <w:t xml:space="preserve"> </w:t>
+      </w:r>
+      <w:r>
+        <w:rPr>
+          <w:rFonts w:ascii="Calibri" w:hAnsi="Calibri" w:cs="Calibri"/>
+        </w:rPr>
+        <w:t>and</w:t>
+      </w:r>
+      <w:r>
+        <w:rPr>
+          <w:rFonts w:ascii="Calibri" w:hAnsi="Calibri" w:cs="Calibri"/>
+          <w:spacing w:val="-5"/>
+        </w:rPr>
+        <w:t xml:space="preserve"> </w:t>
+      </w:r>
+      <w:r>
+        <w:rPr>
+          <w:rFonts w:ascii="Calibri" w:hAnsi="Calibri" w:cs="Calibri"/>
+        </w:rPr>
+        <w:t>coordinate</w:t>
+      </w:r>
+      <w:r>
+        <w:rPr>
+          <w:rFonts w:ascii="Calibri" w:hAnsi="Calibri" w:cs="Calibri"/>
+          <w:spacing w:val="-5"/>
+        </w:rPr>
+        <w:t xml:space="preserve"> </w:t>
+      </w:r>
+      <w:r>
+        <w:rPr>
+          <w:rFonts w:ascii="Calibri" w:hAnsi="Calibri" w:cs="Calibri"/>
+        </w:rPr>
+        <w:t>between owners, tenants and administrators. They can:</w:t>
+      </w:r>
+    </w:p>
+    <w:p>
+      <w:pPr>
+        <w:pStyle w:val="ListParagraph"/>
+        <w:widowControl w:val="0"/>
+        <w:numPr>
+          <w:ilvl w:val="1"/>
+          <w:numId w:val="13"/>
+        </w:numPr>
+        <w:tabs>
+          <w:tab w:val="left" w:pos="719"/>
+        </w:tabs>
+        <w:autoSpaceDE w:val="0"/>
+        <w:autoSpaceDN w:val="0"/>
+        <w:spacing w:before="240" w:after="0" w:line="240" w:lineRule="auto"/>
+        <w:ind w:left="719" w:hanging="359"/>
+        <w:contextualSpacing w:val="0"/>
+        <w:rPr>
+          <w:rFonts w:ascii="Calibri" w:hAnsi="Calibri" w:cs="Calibri"/>
+        </w:rPr>
+      </w:pPr>
+      <w:r>
+        <w:rPr>
+          <w:rFonts w:ascii="Calibri" w:hAnsi="Calibri" w:cs="Calibri"/>
+        </w:rPr>
+        <w:t>Monitor</w:t>
+      </w:r>
+      <w:r>
+        <w:rPr>
+          <w:rFonts w:ascii="Calibri" w:hAnsi="Calibri" w:cs="Calibri"/>
+          <w:spacing w:val="-6"/>
+        </w:rPr>
+        <w:t xml:space="preserve"> </w:t>
+      </w:r>
+      <w:r>
+        <w:rPr>
+          <w:rFonts w:ascii="Calibri" w:hAnsi="Calibri" w:cs="Calibri"/>
+        </w:rPr>
+        <w:t>rental</w:t>
+      </w:r>
+      <w:r>
+        <w:rPr>
+          <w:rFonts w:ascii="Calibri" w:hAnsi="Calibri" w:cs="Calibri"/>
+          <w:spacing w:val="-6"/>
+        </w:rPr>
+        <w:t xml:space="preserve"> </w:t>
+      </w:r>
+      <w:r>
+        <w:rPr>
+          <w:rFonts w:ascii="Calibri" w:hAnsi="Calibri" w:cs="Calibri"/>
+        </w:rPr>
+        <w:t>requests</w:t>
+      </w:r>
+      <w:r>
+        <w:rPr>
+          <w:rFonts w:ascii="Calibri" w:hAnsi="Calibri" w:cs="Calibri"/>
+          <w:spacing w:val="-6"/>
+        </w:rPr>
+        <w:t xml:space="preserve"> </w:t>
+      </w:r>
+      <w:r>
+        <w:rPr>
+          <w:rFonts w:ascii="Calibri" w:hAnsi="Calibri" w:cs="Calibri"/>
+        </w:rPr>
+        <w:t>and</w:t>
+      </w:r>
+      <w:r>
+        <w:rPr>
+          <w:rFonts w:ascii="Calibri" w:hAnsi="Calibri" w:cs="Calibri"/>
+          <w:spacing w:val="-6"/>
+        </w:rPr>
+        <w:t xml:space="preserve"> </w:t>
+      </w:r>
+      <w:r>
+        <w:rPr>
+          <w:rFonts w:ascii="Calibri" w:hAnsi="Calibri" w:cs="Calibri"/>
+          <w:spacing w:val="-2"/>
+        </w:rPr>
+        <w:t>approvals</w:t>
+      </w:r>
+    </w:p>
+    <w:p>
+      <w:pPr>
+        <w:pStyle w:val="ListParagraph"/>
+        <w:widowControl w:val="0"/>
+        <w:numPr>
+          <w:ilvl w:val="1"/>
+          <w:numId w:val="13"/>
+        </w:numPr>
+        <w:tabs>
+          <w:tab w:val="left" w:pos="719"/>
+        </w:tabs>
+        <w:autoSpaceDE w:val="0"/>
+        <w:autoSpaceDN w:val="0"/>
+        <w:spacing w:before="38" w:after="0" w:line="240" w:lineRule="auto"/>
+        <w:ind w:left="719" w:hanging="359"/>
+        <w:contextualSpacing w:val="0"/>
+        <w:rPr>
+          <w:rFonts w:ascii="Calibri" w:hAnsi="Calibri" w:cs="Calibri"/>
+        </w:rPr>
+      </w:pPr>
+      <w:r>
+        <w:rPr>
+          <w:rFonts w:ascii="Calibri" w:hAnsi="Calibri" w:cs="Calibri"/>
+        </w:rPr>
+        <w:t>Generate</w:t>
+      </w:r>
+      <w:r>
+        <w:rPr>
+          <w:rFonts w:ascii="Calibri" w:hAnsi="Calibri" w:cs="Calibri"/>
+          <w:spacing w:val="-9"/>
+        </w:rPr>
+        <w:t xml:space="preserve"> </w:t>
+      </w:r>
+      <w:r>
+        <w:rPr>
+          <w:rFonts w:ascii="Calibri" w:hAnsi="Calibri" w:cs="Calibri"/>
+        </w:rPr>
+        <w:t>management</w:t>
+      </w:r>
+      <w:r>
+        <w:rPr>
+          <w:rFonts w:ascii="Calibri" w:hAnsi="Calibri" w:cs="Calibri"/>
+          <w:spacing w:val="-9"/>
+        </w:rPr>
+        <w:t xml:space="preserve"> </w:t>
+      </w:r>
+      <w:r>
+        <w:rPr>
+          <w:rFonts w:ascii="Calibri" w:hAnsi="Calibri" w:cs="Calibri"/>
+          <w:spacing w:val="-2"/>
+        </w:rPr>
+        <w:t>reports</w:t>
+      </w:r>
+    </w:p>
+    <w:p>
+      <w:pPr>
+        <w:pStyle w:val="ListParagraph"/>
+        <w:widowControl w:val="0"/>
+        <w:numPr>
+          <w:ilvl w:val="1"/>
+          <w:numId w:val="13"/>
+        </w:numPr>
+        <w:tabs>
+          <w:tab w:val="left" w:pos="719"/>
+        </w:tabs>
+        <w:autoSpaceDE w:val="0"/>
+        <w:autoSpaceDN w:val="0"/>
+        <w:spacing w:before="38" w:after="0" w:line="240" w:lineRule="auto"/>
+        <w:ind w:left="719" w:hanging="359"/>
+        <w:contextualSpacing w:val="0"/>
+        <w:rPr>
+          <w:rFonts w:ascii="Calibri" w:hAnsi="Calibri" w:cs="Calibri"/>
+        </w:rPr>
+      </w:pPr>
+      <w:r>
+        <w:rPr>
+          <w:rFonts w:ascii="Calibri" w:hAnsi="Calibri" w:cs="Calibri"/>
+        </w:rPr>
+        <w:t>Handles</w:t>
+      </w:r>
+      <w:r>
+        <w:rPr>
+          <w:rFonts w:ascii="Calibri" w:hAnsi="Calibri" w:cs="Calibri"/>
+          <w:spacing w:val="-7"/>
+        </w:rPr>
+        <w:t xml:space="preserve"> </w:t>
+      </w:r>
+      <w:r>
+        <w:rPr>
+          <w:rFonts w:ascii="Calibri" w:hAnsi="Calibri" w:cs="Calibri"/>
+        </w:rPr>
+        <w:t>complaints</w:t>
+      </w:r>
+      <w:r>
+        <w:rPr>
+          <w:rFonts w:ascii="Calibri" w:hAnsi="Calibri" w:cs="Calibri"/>
+          <w:spacing w:val="-5"/>
+        </w:rPr>
+        <w:t xml:space="preserve"> </w:t>
+      </w:r>
+      <w:r>
+        <w:rPr>
+          <w:rFonts w:ascii="Calibri" w:hAnsi="Calibri" w:cs="Calibri"/>
+        </w:rPr>
+        <w:t>before</w:t>
+      </w:r>
+      <w:r>
+        <w:rPr>
+          <w:rFonts w:ascii="Calibri" w:hAnsi="Calibri" w:cs="Calibri"/>
+          <w:spacing w:val="-5"/>
+        </w:rPr>
+        <w:t xml:space="preserve"> </w:t>
+      </w:r>
+      <w:r>
+        <w:rPr>
+          <w:rFonts w:ascii="Calibri" w:hAnsi="Calibri" w:cs="Calibri"/>
+        </w:rPr>
+        <w:t>they</w:t>
+      </w:r>
+      <w:r>
+        <w:rPr>
+          <w:rFonts w:ascii="Calibri" w:hAnsi="Calibri" w:cs="Calibri"/>
+          <w:spacing w:val="-5"/>
+        </w:rPr>
+        <w:t xml:space="preserve"> </w:t>
+      </w:r>
+      <w:r>
+        <w:rPr>
+          <w:rFonts w:ascii="Calibri" w:hAnsi="Calibri" w:cs="Calibri"/>
+        </w:rPr>
+        <w:t>go</w:t>
+      </w:r>
+      <w:r>
+        <w:rPr>
+          <w:rFonts w:ascii="Calibri" w:hAnsi="Calibri" w:cs="Calibri"/>
+          <w:spacing w:val="-5"/>
+        </w:rPr>
+        <w:t xml:space="preserve"> </w:t>
+      </w:r>
+      <w:r>
+        <w:rPr>
+          <w:rFonts w:ascii="Calibri" w:hAnsi="Calibri" w:cs="Calibri"/>
+        </w:rPr>
+        <w:t>to</w:t>
+      </w:r>
+      <w:r>
+        <w:rPr>
+          <w:rFonts w:ascii="Calibri" w:hAnsi="Calibri" w:cs="Calibri"/>
+          <w:spacing w:val="-5"/>
+        </w:rPr>
+        <w:t xml:space="preserve"> </w:t>
+      </w:r>
+      <w:r>
+        <w:rPr>
+          <w:rFonts w:ascii="Calibri" w:hAnsi="Calibri" w:cs="Calibri"/>
+        </w:rPr>
+        <w:t>the</w:t>
+      </w:r>
+      <w:r>
+        <w:rPr>
+          <w:rFonts w:ascii="Calibri" w:hAnsi="Calibri" w:cs="Calibri"/>
+          <w:spacing w:val="-4"/>
+        </w:rPr>
+        <w:t xml:space="preserve"> </w:t>
+      </w:r>
+      <w:r>
+        <w:rPr>
+          <w:rFonts w:ascii="Calibri" w:hAnsi="Calibri" w:cs="Calibri"/>
+          <w:spacing w:val="-2"/>
+        </w:rPr>
+        <w:t>administrator</w:t>
+      </w:r>
+    </w:p>
+    <w:p>
+      <w:pPr>
+        <w:pStyle w:val="ListParagraph"/>
+        <w:widowControl w:val="0"/>
+        <w:numPr>
+          <w:ilvl w:val="1"/>
+          <w:numId w:val="13"/>
+        </w:numPr>
+        <w:tabs>
+          <w:tab w:val="left" w:pos="719"/>
+        </w:tabs>
+        <w:autoSpaceDE w:val="0"/>
+        <w:autoSpaceDN w:val="0"/>
+        <w:spacing w:before="38" w:after="0" w:line="240" w:lineRule="auto"/>
+        <w:ind w:left="719" w:hanging="359"/>
+        <w:contextualSpacing w:val="0"/>
+        <w:rPr>
+          <w:rFonts w:ascii="Calibri" w:hAnsi="Calibri" w:cs="Calibri"/>
+        </w:rPr>
+      </w:pPr>
+      <w:r>
+        <w:rPr>
+          <w:rFonts w:ascii="Calibri" w:hAnsi="Calibri" w:cs="Calibri"/>
+        </w:rPr>
+        <w:t>Approves</w:t>
+      </w:r>
+      <w:r>
+        <w:rPr>
+          <w:rFonts w:ascii="Calibri" w:hAnsi="Calibri" w:cs="Calibri"/>
+          <w:spacing w:val="-6"/>
+        </w:rPr>
+        <w:t xml:space="preserve"> </w:t>
+      </w:r>
+      <w:r>
+        <w:rPr>
+          <w:rFonts w:ascii="Calibri" w:hAnsi="Calibri" w:cs="Calibri"/>
+        </w:rPr>
+        <w:t>large</w:t>
+      </w:r>
+      <w:r>
+        <w:rPr>
+          <w:rFonts w:ascii="Calibri" w:hAnsi="Calibri" w:cs="Calibri"/>
+          <w:spacing w:val="-6"/>
+        </w:rPr>
+        <w:t xml:space="preserve"> </w:t>
+      </w:r>
+      <w:r>
+        <w:rPr>
+          <w:rFonts w:ascii="Calibri" w:hAnsi="Calibri" w:cs="Calibri"/>
+        </w:rPr>
+        <w:t>discounts</w:t>
+      </w:r>
+      <w:r>
+        <w:rPr>
+          <w:rFonts w:ascii="Calibri" w:hAnsi="Calibri" w:cs="Calibri"/>
+          <w:spacing w:val="-6"/>
+        </w:rPr>
+        <w:t xml:space="preserve"> </w:t>
+      </w:r>
+      <w:r>
+        <w:rPr>
+          <w:rFonts w:ascii="Calibri" w:hAnsi="Calibri" w:cs="Calibri"/>
+        </w:rPr>
+        <w:t>or</w:t>
+      </w:r>
+      <w:r>
+        <w:rPr>
+          <w:rFonts w:ascii="Calibri" w:hAnsi="Calibri" w:cs="Calibri"/>
+          <w:spacing w:val="-6"/>
+        </w:rPr>
+        <w:t xml:space="preserve"> </w:t>
+      </w:r>
+      <w:r>
+        <w:rPr>
+          <w:rFonts w:ascii="Calibri" w:hAnsi="Calibri" w:cs="Calibri"/>
+          <w:spacing w:val="-2"/>
+        </w:rPr>
+        <w:t>promotions</w:t>
+      </w:r>
+    </w:p>
+    <w:p>
+      <w:pPr>
+        <w:pStyle w:val="BodyText"/>
+        <w:spacing w:before="49"/>
+        <w:ind w:firstLine="0"/>
+        <w:rPr>
+          <w:rFonts w:ascii="Calibri" w:hAnsi="Calibri" w:cs="Calibri"/>
+          <w:u w:val="single"/>
+        </w:rPr>
+      </w:pPr>
+    </w:p>
+    <w:p>
+      <w:pPr>
+        <w:pStyle w:val="Heading2"/>
+        <w:widowControl w:val="0"/>
         <w:numPr>
           <w:ilvl w:val="0"/>
-          <w:numId w:val="2"/>
+          <w:numId w:val="13"/>
         </w:numPr>
-        <w:spacing w:before="100" w:beforeAutospacing="1" w:after="100" w:afterAutospacing="1" w:line="240" w:lineRule="auto"/>
-        <w:rPr>
-          <w:rFonts w:ascii="Calibri" w:eastAsia="Times New Roman" w:hAnsi="Calibri" w:cs="Calibri"/>
-          <w:sz w:val="24"/>
-          <w:szCs w:val="24"/>
-          <w:lang w:eastAsia="en-GB"/>
-          <w14:ligatures w14:val="none"/>
-        </w:rPr>
-      </w:pPr>
-      <w:r>
-        <w:rPr>
-          <w:rFonts w:ascii="Calibri" w:eastAsia="Times New Roman" w:hAnsi="Calibri" w:cs="Calibri"/>
-          <w:sz w:val="24"/>
-          <w:szCs w:val="24"/>
-          <w:lang w:eastAsia="en-GB"/>
-          <w14:ligatures w14:val="none"/>
-        </w:rPr>
-        <w:t>Reviews or rates properties after renting</w:t>
-      </w:r>
-    </w:p>
-    <w:p>
-      <w:pPr>
-        <w:spacing w:before="100" w:beforeAutospacing="1" w:after="100" w:afterAutospacing="1" w:line="240" w:lineRule="auto"/>
-        <w:outlineLvl w:val="2"/>
-        <w:rPr>
-          <w:rFonts w:ascii="Calibri" w:eastAsia="Times New Roman" w:hAnsi="Calibri" w:cs="Calibri"/>
+        <w:tabs>
+          <w:tab w:val="left" w:pos="181"/>
+        </w:tabs>
+        <w:autoSpaceDE w:val="0"/>
+        <w:autoSpaceDN w:val="0"/>
+        <w:spacing w:before="1" w:beforeAutospacing="0" w:after="0" w:afterAutospacing="0"/>
+        <w:ind w:left="181" w:hanging="181"/>
+        <w:rPr>
+          <w:rFonts w:ascii="Calibri" w:hAnsi="Calibri" w:cs="Calibri"/>
+          <w:sz w:val="28"/>
+          <w:u w:val="single"/>
+        </w:rPr>
+      </w:pPr>
+      <w:r>
+        <w:rPr>
+          <w:rFonts w:ascii="Calibri" w:hAnsi="Calibri" w:cs="Calibri"/>
+          <w:spacing w:val="-2"/>
+          <w:sz w:val="28"/>
+          <w:u w:val="single"/>
+        </w:rPr>
+        <w:lastRenderedPageBreak/>
+        <w:t>Financiers</w:t>
+      </w:r>
+    </w:p>
+    <w:p>
+      <w:pPr>
+        <w:pStyle w:val="BodyText"/>
+        <w:spacing w:before="24"/>
+        <w:ind w:firstLine="0"/>
+        <w:rPr>
+          <w:rFonts w:ascii="Calibri" w:hAnsi="Calibri" w:cs="Calibri"/>
           <w:b/>
+        </w:rPr>
+      </w:pPr>
+    </w:p>
+    <w:p>
+      <w:pPr>
+        <w:pStyle w:val="BodyText"/>
+        <w:spacing w:before="1"/>
+        <w:ind w:firstLine="0"/>
+        <w:rPr>
+          <w:rFonts w:ascii="Calibri" w:hAnsi="Calibri" w:cs="Calibri"/>
+        </w:rPr>
+      </w:pPr>
+      <w:r>
+        <w:rPr>
+          <w:rFonts w:ascii="Calibri" w:hAnsi="Calibri" w:cs="Calibri"/>
+        </w:rPr>
+        <w:t>Financiers</w:t>
+      </w:r>
+      <w:r>
+        <w:rPr>
+          <w:rFonts w:ascii="Calibri" w:hAnsi="Calibri" w:cs="Calibri"/>
+          <w:spacing w:val="-8"/>
+        </w:rPr>
+        <w:t xml:space="preserve"> </w:t>
+      </w:r>
+      <w:r>
+        <w:rPr>
+          <w:rFonts w:ascii="Calibri" w:hAnsi="Calibri" w:cs="Calibri"/>
+        </w:rPr>
+        <w:t>handle</w:t>
+      </w:r>
+      <w:r>
+        <w:rPr>
+          <w:rFonts w:ascii="Calibri" w:hAnsi="Calibri" w:cs="Calibri"/>
+          <w:spacing w:val="-8"/>
+        </w:rPr>
+        <w:t xml:space="preserve"> </w:t>
+      </w:r>
+      <w:r>
+        <w:rPr>
+          <w:rFonts w:ascii="Calibri" w:hAnsi="Calibri" w:cs="Calibri"/>
+        </w:rPr>
+        <w:t>payments,</w:t>
+      </w:r>
+      <w:r>
+        <w:rPr>
+          <w:rFonts w:ascii="Calibri" w:hAnsi="Calibri" w:cs="Calibri"/>
+          <w:spacing w:val="-8"/>
+        </w:rPr>
+        <w:t xml:space="preserve"> </w:t>
+      </w:r>
+      <w:r>
+        <w:rPr>
+          <w:rFonts w:ascii="Calibri" w:hAnsi="Calibri" w:cs="Calibri"/>
+        </w:rPr>
+        <w:t>transactions</w:t>
+      </w:r>
+      <w:r>
+        <w:rPr>
+          <w:rFonts w:ascii="Calibri" w:hAnsi="Calibri" w:cs="Calibri"/>
+          <w:spacing w:val="-8"/>
+        </w:rPr>
+        <w:t xml:space="preserve"> </w:t>
+      </w:r>
+      <w:r>
+        <w:rPr>
+          <w:rFonts w:ascii="Calibri" w:hAnsi="Calibri" w:cs="Calibri"/>
+        </w:rPr>
+        <w:t>and</w:t>
+      </w:r>
+      <w:r>
+        <w:rPr>
+          <w:rFonts w:ascii="Calibri" w:hAnsi="Calibri" w:cs="Calibri"/>
+          <w:spacing w:val="-8"/>
+        </w:rPr>
+        <w:t xml:space="preserve"> </w:t>
+      </w:r>
+      <w:r>
+        <w:rPr>
+          <w:rFonts w:ascii="Calibri" w:hAnsi="Calibri" w:cs="Calibri"/>
+        </w:rPr>
+        <w:t>financial</w:t>
+      </w:r>
+      <w:r>
+        <w:rPr>
+          <w:rFonts w:ascii="Calibri" w:hAnsi="Calibri" w:cs="Calibri"/>
+          <w:spacing w:val="-8"/>
+        </w:rPr>
+        <w:t xml:space="preserve"> </w:t>
+      </w:r>
+      <w:r>
+        <w:rPr>
+          <w:rFonts w:ascii="Calibri" w:hAnsi="Calibri" w:cs="Calibri"/>
+        </w:rPr>
+        <w:t>reporting.</w:t>
+      </w:r>
+      <w:r>
+        <w:rPr>
+          <w:rFonts w:ascii="Calibri" w:hAnsi="Calibri" w:cs="Calibri"/>
+          <w:spacing w:val="-8"/>
+        </w:rPr>
+        <w:t xml:space="preserve"> </w:t>
+      </w:r>
+      <w:r>
+        <w:rPr>
+          <w:rFonts w:ascii="Calibri" w:hAnsi="Calibri" w:cs="Calibri"/>
+        </w:rPr>
+        <w:t>They</w:t>
+      </w:r>
+      <w:r>
+        <w:rPr>
+          <w:rFonts w:ascii="Calibri" w:hAnsi="Calibri" w:cs="Calibri"/>
+          <w:spacing w:val="-7"/>
+        </w:rPr>
+        <w:t xml:space="preserve"> </w:t>
+      </w:r>
+      <w:r>
+        <w:rPr>
+          <w:rFonts w:ascii="Calibri" w:hAnsi="Calibri" w:cs="Calibri"/>
+          <w:spacing w:val="-4"/>
+        </w:rPr>
+        <w:t>can:</w:t>
+      </w:r>
+    </w:p>
+    <w:p>
+      <w:pPr>
+        <w:pStyle w:val="BodyText"/>
+        <w:spacing w:before="24"/>
+        <w:ind w:firstLine="0"/>
+        <w:rPr>
+          <w:rFonts w:ascii="Calibri" w:hAnsi="Calibri" w:cs="Calibri"/>
+        </w:rPr>
+      </w:pPr>
+    </w:p>
+    <w:p>
+      <w:pPr>
+        <w:pStyle w:val="ListParagraph"/>
+        <w:widowControl w:val="0"/>
+        <w:numPr>
+          <w:ilvl w:val="1"/>
+          <w:numId w:val="16"/>
+        </w:numPr>
+        <w:tabs>
+          <w:tab w:val="left" w:pos="719"/>
+        </w:tabs>
+        <w:autoSpaceDE w:val="0"/>
+        <w:autoSpaceDN w:val="0"/>
+        <w:spacing w:before="1" w:after="0" w:line="240" w:lineRule="auto"/>
+        <w:rPr>
+          <w:rFonts w:ascii="Calibri" w:hAnsi="Calibri" w:cs="Calibri"/>
+        </w:rPr>
+      </w:pPr>
+      <w:r>
+        <w:rPr>
+          <w:rFonts w:ascii="Calibri" w:hAnsi="Calibri" w:cs="Calibri"/>
+        </w:rPr>
+        <w:t>Monitors</w:t>
+      </w:r>
+      <w:r>
+        <w:rPr>
+          <w:rFonts w:ascii="Calibri" w:hAnsi="Calibri" w:cs="Calibri"/>
+          <w:spacing w:val="-8"/>
+        </w:rPr>
+        <w:t xml:space="preserve"> </w:t>
+      </w:r>
+      <w:r>
+        <w:rPr>
+          <w:rFonts w:ascii="Calibri" w:hAnsi="Calibri" w:cs="Calibri"/>
+        </w:rPr>
+        <w:t>payment</w:t>
+      </w:r>
+      <w:r>
+        <w:rPr>
+          <w:rFonts w:ascii="Calibri" w:hAnsi="Calibri" w:cs="Calibri"/>
+          <w:spacing w:val="-7"/>
+        </w:rPr>
+        <w:t xml:space="preserve"> </w:t>
+      </w:r>
+      <w:r>
+        <w:rPr>
+          <w:rFonts w:ascii="Calibri" w:hAnsi="Calibri" w:cs="Calibri"/>
+        </w:rPr>
+        <w:t>transactions</w:t>
+      </w:r>
+      <w:r>
+        <w:rPr>
+          <w:rFonts w:ascii="Calibri" w:hAnsi="Calibri" w:cs="Calibri"/>
+          <w:spacing w:val="-8"/>
+        </w:rPr>
+        <w:t xml:space="preserve"> </w:t>
+      </w:r>
+      <w:r>
+        <w:rPr>
+          <w:rFonts w:ascii="Calibri" w:hAnsi="Calibri" w:cs="Calibri"/>
+        </w:rPr>
+        <w:t>and</w:t>
+      </w:r>
+      <w:r>
+        <w:rPr>
+          <w:rFonts w:ascii="Calibri" w:hAnsi="Calibri" w:cs="Calibri"/>
+          <w:spacing w:val="-7"/>
+        </w:rPr>
+        <w:t xml:space="preserve"> </w:t>
+      </w:r>
+      <w:r>
+        <w:rPr>
+          <w:rFonts w:ascii="Calibri" w:hAnsi="Calibri" w:cs="Calibri"/>
+          <w:spacing w:val="-2"/>
+        </w:rPr>
+        <w:t>security</w:t>
+      </w:r>
+    </w:p>
+    <w:p>
+      <w:pPr>
+        <w:pStyle w:val="ListParagraph"/>
+        <w:widowControl w:val="0"/>
+        <w:numPr>
+          <w:ilvl w:val="1"/>
+          <w:numId w:val="16"/>
+        </w:numPr>
+        <w:tabs>
+          <w:tab w:val="left" w:pos="719"/>
+        </w:tabs>
+        <w:autoSpaceDE w:val="0"/>
+        <w:autoSpaceDN w:val="0"/>
+        <w:spacing w:before="37" w:after="0" w:line="240" w:lineRule="auto"/>
+        <w:rPr>
+          <w:rFonts w:ascii="Calibri" w:hAnsi="Calibri" w:cs="Calibri"/>
+        </w:rPr>
+      </w:pPr>
+      <w:proofErr w:type="spellStart"/>
+      <w:r>
+        <w:rPr>
+          <w:rFonts w:ascii="Calibri" w:hAnsi="Calibri" w:cs="Calibri"/>
+        </w:rPr>
+        <w:t>Aproove</w:t>
+      </w:r>
+      <w:proofErr w:type="spellEnd"/>
+      <w:r>
+        <w:rPr>
+          <w:rFonts w:ascii="Calibri" w:hAnsi="Calibri" w:cs="Calibri"/>
+          <w:spacing w:val="-6"/>
+        </w:rPr>
+        <w:t xml:space="preserve"> </w:t>
+      </w:r>
+      <w:r>
+        <w:rPr>
+          <w:rFonts w:ascii="Calibri" w:hAnsi="Calibri" w:cs="Calibri"/>
+        </w:rPr>
+        <w:t>refunds</w:t>
+      </w:r>
+      <w:r>
+        <w:rPr>
+          <w:rFonts w:ascii="Calibri" w:hAnsi="Calibri" w:cs="Calibri"/>
+          <w:spacing w:val="-5"/>
+        </w:rPr>
+        <w:t xml:space="preserve"> </w:t>
+      </w:r>
+      <w:r>
+        <w:rPr>
+          <w:rFonts w:ascii="Calibri" w:hAnsi="Calibri" w:cs="Calibri"/>
+        </w:rPr>
+        <w:t>and</w:t>
+      </w:r>
+      <w:r>
+        <w:rPr>
+          <w:rFonts w:ascii="Calibri" w:hAnsi="Calibri" w:cs="Calibri"/>
+          <w:spacing w:val="-5"/>
+        </w:rPr>
+        <w:t xml:space="preserve"> </w:t>
+      </w:r>
+      <w:r>
+        <w:rPr>
+          <w:rFonts w:ascii="Calibri" w:hAnsi="Calibri" w:cs="Calibri"/>
+        </w:rPr>
+        <w:t>adjustments</w:t>
+      </w:r>
+      <w:r>
+        <w:rPr>
+          <w:rFonts w:ascii="Calibri" w:hAnsi="Calibri" w:cs="Calibri"/>
+          <w:spacing w:val="-6"/>
+        </w:rPr>
+        <w:t xml:space="preserve"> </w:t>
+      </w:r>
+      <w:r>
+        <w:rPr>
+          <w:rFonts w:ascii="Calibri" w:hAnsi="Calibri" w:cs="Calibri"/>
+        </w:rPr>
+        <w:t>that</w:t>
+      </w:r>
+      <w:r>
+        <w:rPr>
+          <w:rFonts w:ascii="Calibri" w:hAnsi="Calibri" w:cs="Calibri"/>
+          <w:spacing w:val="-5"/>
+        </w:rPr>
+        <w:t xml:space="preserve"> </w:t>
+      </w:r>
+      <w:r>
+        <w:rPr>
+          <w:rFonts w:ascii="Calibri" w:hAnsi="Calibri" w:cs="Calibri"/>
+        </w:rPr>
+        <w:t>can</w:t>
+      </w:r>
+      <w:r>
+        <w:rPr>
+          <w:rFonts w:ascii="Calibri" w:hAnsi="Calibri" w:cs="Calibri"/>
+          <w:spacing w:val="-5"/>
+        </w:rPr>
+        <w:t xml:space="preserve"> </w:t>
+      </w:r>
+      <w:r>
+        <w:rPr>
+          <w:rFonts w:ascii="Calibri" w:hAnsi="Calibri" w:cs="Calibri"/>
+        </w:rPr>
+        <w:t>be</w:t>
+      </w:r>
+      <w:r>
+        <w:rPr>
+          <w:rFonts w:ascii="Calibri" w:hAnsi="Calibri" w:cs="Calibri"/>
+          <w:spacing w:val="-5"/>
+        </w:rPr>
+        <w:t xml:space="preserve"> </w:t>
+      </w:r>
+      <w:r>
+        <w:rPr>
+          <w:rFonts w:ascii="Calibri" w:hAnsi="Calibri" w:cs="Calibri"/>
+          <w:spacing w:val="-4"/>
+        </w:rPr>
+        <w:t>made</w:t>
+      </w:r>
+    </w:p>
+    <w:p>
+      <w:pPr>
+        <w:pStyle w:val="ListParagraph"/>
+        <w:widowControl w:val="0"/>
+        <w:numPr>
+          <w:ilvl w:val="1"/>
+          <w:numId w:val="16"/>
+        </w:numPr>
+        <w:tabs>
+          <w:tab w:val="left" w:pos="719"/>
+        </w:tabs>
+        <w:autoSpaceDE w:val="0"/>
+        <w:autoSpaceDN w:val="0"/>
+        <w:spacing w:before="38" w:after="0" w:line="240" w:lineRule="auto"/>
+        <w:rPr>
+          <w:rFonts w:ascii="Calibri" w:hAnsi="Calibri" w:cs="Calibri"/>
+        </w:rPr>
+      </w:pPr>
+      <w:r>
+        <w:rPr>
+          <w:rFonts w:ascii="Calibri" w:hAnsi="Calibri" w:cs="Calibri"/>
+        </w:rPr>
+        <w:t>Communicates</w:t>
+      </w:r>
+      <w:r>
+        <w:rPr>
+          <w:rFonts w:ascii="Calibri" w:hAnsi="Calibri" w:cs="Calibri"/>
+          <w:spacing w:val="-9"/>
+        </w:rPr>
+        <w:t xml:space="preserve"> </w:t>
+      </w:r>
+      <w:r>
+        <w:rPr>
+          <w:rFonts w:ascii="Calibri" w:hAnsi="Calibri" w:cs="Calibri"/>
+        </w:rPr>
+        <w:t>payment</w:t>
+      </w:r>
+      <w:r>
+        <w:rPr>
+          <w:rFonts w:ascii="Calibri" w:hAnsi="Calibri" w:cs="Calibri"/>
+          <w:spacing w:val="-6"/>
+        </w:rPr>
+        <w:t xml:space="preserve"> </w:t>
+      </w:r>
+      <w:r>
+        <w:rPr>
+          <w:rFonts w:ascii="Calibri" w:hAnsi="Calibri" w:cs="Calibri"/>
+        </w:rPr>
+        <w:t>issues</w:t>
+      </w:r>
+      <w:r>
+        <w:rPr>
+          <w:rFonts w:ascii="Calibri" w:hAnsi="Calibri" w:cs="Calibri"/>
+          <w:spacing w:val="-6"/>
+        </w:rPr>
+        <w:t xml:space="preserve"> </w:t>
+      </w:r>
+      <w:r>
+        <w:rPr>
+          <w:rFonts w:ascii="Calibri" w:hAnsi="Calibri" w:cs="Calibri"/>
+        </w:rPr>
+        <w:t>with</w:t>
+      </w:r>
+      <w:r>
+        <w:rPr>
+          <w:rFonts w:ascii="Calibri" w:hAnsi="Calibri" w:cs="Calibri"/>
+          <w:spacing w:val="-7"/>
+        </w:rPr>
+        <w:t xml:space="preserve"> </w:t>
+      </w:r>
+      <w:r>
+        <w:rPr>
+          <w:rFonts w:ascii="Calibri" w:hAnsi="Calibri" w:cs="Calibri"/>
+        </w:rPr>
+        <w:t>tenants</w:t>
+      </w:r>
+      <w:r>
+        <w:rPr>
+          <w:rFonts w:ascii="Calibri" w:hAnsi="Calibri" w:cs="Calibri"/>
+          <w:spacing w:val="-6"/>
+        </w:rPr>
+        <w:t xml:space="preserve"> </w:t>
+      </w:r>
+      <w:r>
+        <w:rPr>
+          <w:rFonts w:ascii="Calibri" w:hAnsi="Calibri" w:cs="Calibri"/>
+        </w:rPr>
+        <w:t>or</w:t>
+      </w:r>
+      <w:r>
+        <w:rPr>
+          <w:rFonts w:ascii="Calibri" w:hAnsi="Calibri" w:cs="Calibri"/>
+          <w:spacing w:val="-6"/>
+        </w:rPr>
+        <w:t xml:space="preserve"> </w:t>
+      </w:r>
+      <w:r>
+        <w:rPr>
+          <w:rFonts w:ascii="Calibri" w:hAnsi="Calibri" w:cs="Calibri"/>
+          <w:spacing w:val="-2"/>
+        </w:rPr>
+        <w:t>owners</w:t>
+      </w:r>
+    </w:p>
+    <w:p>
+      <w:pPr>
+        <w:pStyle w:val="ListParagraph"/>
+        <w:widowControl w:val="0"/>
+        <w:numPr>
+          <w:ilvl w:val="1"/>
+          <w:numId w:val="16"/>
+        </w:numPr>
+        <w:tabs>
+          <w:tab w:val="left" w:pos="719"/>
+        </w:tabs>
+        <w:autoSpaceDE w:val="0"/>
+        <w:autoSpaceDN w:val="0"/>
+        <w:spacing w:before="24" w:after="0" w:line="240" w:lineRule="auto"/>
+        <w:rPr>
+          <w:rFonts w:ascii="Calibri" w:hAnsi="Calibri" w:cs="Calibri"/>
+          <w:b/>
+        </w:rPr>
+      </w:pPr>
+      <w:r>
+        <w:rPr>
+          <w:rFonts w:ascii="Calibri" w:hAnsi="Calibri" w:cs="Calibri"/>
+        </w:rPr>
+        <w:t>Generates</w:t>
+      </w:r>
+      <w:r>
+        <w:rPr>
+          <w:rFonts w:ascii="Calibri" w:hAnsi="Calibri" w:cs="Calibri"/>
+          <w:spacing w:val="-9"/>
+        </w:rPr>
+        <w:t xml:space="preserve"> </w:t>
+      </w:r>
+      <w:r>
+        <w:rPr>
+          <w:rFonts w:ascii="Calibri" w:hAnsi="Calibri" w:cs="Calibri"/>
+        </w:rPr>
+        <w:t>financial</w:t>
+      </w:r>
+      <w:r>
+        <w:rPr>
+          <w:rFonts w:ascii="Calibri" w:hAnsi="Calibri" w:cs="Calibri"/>
+          <w:spacing w:val="-9"/>
+        </w:rPr>
+        <w:t xml:space="preserve"> </w:t>
+      </w:r>
+      <w:r>
+        <w:rPr>
+          <w:rFonts w:ascii="Calibri" w:hAnsi="Calibri" w:cs="Calibri"/>
+          <w:spacing w:val="-2"/>
+        </w:rPr>
+        <w:t>report</w:t>
+      </w:r>
+    </w:p>
+    <w:p>
+      <w:pPr>
+        <w:pStyle w:val="ListParagraph"/>
+        <w:widowControl w:val="0"/>
+        <w:tabs>
+          <w:tab w:val="left" w:pos="719"/>
+        </w:tabs>
+        <w:autoSpaceDE w:val="0"/>
+        <w:autoSpaceDN w:val="0"/>
+        <w:spacing w:before="24" w:after="0" w:line="240" w:lineRule="auto"/>
+        <w:ind w:left="719"/>
+        <w:contextualSpacing w:val="0"/>
+        <w:rPr>
+          <w:rFonts w:ascii="Calibri" w:hAnsi="Calibri" w:cs="Calibri"/>
+          <w:b/>
+        </w:rPr>
+      </w:pPr>
+    </w:p>
+    <w:p>
+      <w:pPr>
+        <w:pStyle w:val="BodyText"/>
+        <w:spacing w:before="25"/>
+        <w:ind w:firstLine="0"/>
+        <w:rPr>
+          <w:rStyle w:val="Strong"/>
+          <w:rFonts w:ascii="Calibri" w:hAnsi="Calibri" w:cs="Calibri"/>
+        </w:rPr>
+      </w:pPr>
+      <w:r>
+        <w:rPr>
+          <w:rStyle w:val="Strong"/>
+          <w:rFonts w:ascii="Calibri" w:hAnsi="Calibri" w:cs="Calibri"/>
+          <w:lang w:val="en-DE"/>
+        </w:rPr>
+        <w:t>6.</w:t>
+      </w:r>
+      <w:r>
+        <w:rPr>
+          <w:rStyle w:val="Strong"/>
+          <w:rFonts w:ascii="Calibri" w:hAnsi="Calibri" w:cs="Calibri"/>
+          <w:sz w:val="28"/>
+          <w:u w:val="single"/>
+        </w:rPr>
+        <w:t>Human Resources (HR)</w:t>
+      </w:r>
+      <w:r>
+        <w:rPr>
+          <w:rStyle w:val="Strong"/>
+          <w:rFonts w:ascii="Calibri" w:hAnsi="Calibri" w:cs="Calibri"/>
+          <w:sz w:val="28"/>
+        </w:rPr>
+        <w:t xml:space="preserve">  </w:t>
+      </w:r>
+    </w:p>
+    <w:p>
+      <w:pPr>
+        <w:pStyle w:val="BodyText"/>
+        <w:spacing w:before="25"/>
+        <w:ind w:firstLine="0"/>
+        <w:rPr>
+          <w:rStyle w:val="Strong"/>
+          <w:rFonts w:ascii="Calibri" w:hAnsi="Calibri" w:cs="Calibri"/>
+        </w:rPr>
+      </w:pPr>
+      <w:r>
+        <w:rPr>
+          <w:rStyle w:val="Strong"/>
+          <w:rFonts w:ascii="Calibri" w:hAnsi="Calibri" w:cs="Calibri"/>
+        </w:rPr>
+        <w:t xml:space="preserve">                  </w:t>
+      </w:r>
+    </w:p>
+    <w:p>
+      <w:pPr>
+        <w:pStyle w:val="BodyText"/>
+        <w:spacing w:before="25"/>
+        <w:ind w:firstLine="0"/>
+        <w:rPr>
+          <w:rStyle w:val="Strong"/>
+          <w:rFonts w:ascii="Calibri" w:hAnsi="Calibri" w:cs="Calibri"/>
+          <w:b w:val="0"/>
+        </w:rPr>
+      </w:pPr>
+      <w:r>
+        <w:rPr>
+          <w:rStyle w:val="Strong"/>
+          <w:rFonts w:ascii="Calibri" w:hAnsi="Calibri" w:cs="Calibri"/>
+          <w:b w:val="0"/>
+        </w:rPr>
+        <w:t>HR handles user support, communication, and dispute management within the system. Responsibilities include:</w:t>
+      </w:r>
+    </w:p>
+    <w:p>
+      <w:pPr>
+        <w:pStyle w:val="BodyText"/>
+        <w:spacing w:before="25"/>
+        <w:ind w:firstLine="0"/>
+        <w:rPr>
+          <w:rStyle w:val="Strong"/>
+          <w:rFonts w:ascii="Calibri" w:hAnsi="Calibri" w:cs="Calibri"/>
+          <w:b w:val="0"/>
+        </w:rPr>
+      </w:pPr>
+      <w:r>
+        <w:rPr>
+          <w:rFonts w:ascii="Calibri" w:hAnsi="Calibri" w:cs="Calibri"/>
           <w:bCs/>
-          <w:sz w:val="27"/>
-          <w:szCs w:val="27"/>
-          <w:lang w:eastAsia="en-GB"/>
-          <w14:ligatures w14:val="none"/>
-        </w:rPr>
-      </w:pPr>
-      <w:r>
-        <w:rPr>
-          <w:rFonts w:ascii="Calibri" w:eastAsia="Times New Roman" w:hAnsi="Calibri" w:cs="Calibri"/>
-          <w:b/>
+        </w:rPr>
+        <w:br/>
+      </w:r>
+      <w:r>
+        <w:rPr>
+          <w:rStyle w:val="Strong"/>
+          <w:rFonts w:ascii="Calibri" w:hAnsi="Calibri" w:cs="Calibri"/>
+          <w:b w:val="0"/>
+          <w:lang w:val="en-DE"/>
+        </w:rPr>
+        <w:t>-</w:t>
+      </w:r>
+      <w:r>
+        <w:rPr>
+          <w:rStyle w:val="Strong"/>
+          <w:rFonts w:ascii="Calibri" w:hAnsi="Calibri" w:cs="Calibri"/>
+          <w:b w:val="0"/>
+        </w:rPr>
+        <w:t xml:space="preserve"> Managing complaints and disputes</w:t>
+      </w:r>
+      <w:r>
+        <w:rPr>
+          <w:rFonts w:ascii="Calibri" w:hAnsi="Calibri" w:cs="Calibri"/>
           <w:bCs/>
-          <w:sz w:val="27"/>
-          <w:szCs w:val="27"/>
-          <w:lang w:eastAsia="en-GB"/>
-          <w14:ligatures w14:val="none"/>
-        </w:rPr>
-        <w:t>Property Owner (Landlord)</w:t>
-      </w:r>
-    </w:p>
-    <w:p>
-      <w:pPr>
-        <w:numPr>
-          <w:ilvl w:val="0"/>
-          <w:numId w:val="3"/>
-        </w:numPr>
-        <w:spacing w:before="100" w:beforeAutospacing="1" w:after="100" w:afterAutospacing="1" w:line="240" w:lineRule="auto"/>
-        <w:rPr>
-          <w:rFonts w:ascii="Calibri" w:eastAsia="Times New Roman" w:hAnsi="Calibri" w:cs="Calibri"/>
-          <w:sz w:val="24"/>
-          <w:szCs w:val="24"/>
-          <w:lang w:eastAsia="en-GB"/>
-          <w14:ligatures w14:val="none"/>
-        </w:rPr>
-      </w:pPr>
-      <w:r>
-        <w:rPr>
-          <w:rFonts w:ascii="Calibri" w:eastAsia="Times New Roman" w:hAnsi="Calibri" w:cs="Calibri"/>
-          <w:sz w:val="24"/>
-          <w:szCs w:val="24"/>
-          <w:lang w:eastAsia="en-GB"/>
-          <w14:ligatures w14:val="none"/>
-        </w:rPr>
-        <w:t>Registers and logs into the system</w:t>
-      </w:r>
-    </w:p>
-    <w:p>
-      <w:pPr>
-        <w:numPr>
-          <w:ilvl w:val="0"/>
-          <w:numId w:val="3"/>
-        </w:numPr>
-        <w:spacing w:before="100" w:beforeAutospacing="1" w:after="100" w:afterAutospacing="1" w:line="240" w:lineRule="auto"/>
-        <w:rPr>
-          <w:rFonts w:ascii="Calibri" w:eastAsia="Times New Roman" w:hAnsi="Calibri" w:cs="Calibri"/>
-          <w:sz w:val="24"/>
-          <w:szCs w:val="24"/>
-          <w:lang w:eastAsia="en-GB"/>
-          <w14:ligatures w14:val="none"/>
-        </w:rPr>
-      </w:pPr>
-      <w:r>
-        <w:rPr>
-          <w:rFonts w:ascii="Calibri" w:eastAsia="Times New Roman" w:hAnsi="Calibri" w:cs="Calibri"/>
-          <w:sz w:val="24"/>
-          <w:szCs w:val="24"/>
-          <w:lang w:eastAsia="en-GB"/>
-          <w14:ligatures w14:val="none"/>
-        </w:rPr>
-        <w:t>Lists rental properties</w:t>
-      </w:r>
-    </w:p>
-    <w:p>
-      <w:pPr>
-        <w:numPr>
-          <w:ilvl w:val="0"/>
-          <w:numId w:val="3"/>
-        </w:numPr>
-        <w:spacing w:before="100" w:beforeAutospacing="1" w:after="100" w:afterAutospacing="1" w:line="240" w:lineRule="auto"/>
-        <w:rPr>
-          <w:rFonts w:ascii="Calibri" w:eastAsia="Times New Roman" w:hAnsi="Calibri" w:cs="Calibri"/>
-          <w:sz w:val="24"/>
-          <w:szCs w:val="24"/>
-          <w:lang w:eastAsia="en-GB"/>
-          <w14:ligatures w14:val="none"/>
-        </w:rPr>
-      </w:pPr>
-      <w:r>
-        <w:rPr>
-          <w:rFonts w:ascii="Calibri" w:eastAsia="Times New Roman" w:hAnsi="Calibri" w:cs="Calibri"/>
-          <w:sz w:val="24"/>
-          <w:szCs w:val="24"/>
-          <w:lang w:eastAsia="en-GB"/>
-          <w14:ligatures w14:val="none"/>
-        </w:rPr>
-        <w:t>Updates property information and availability</w:t>
-      </w:r>
-    </w:p>
-    <w:p>
-      <w:pPr>
-        <w:numPr>
-          <w:ilvl w:val="0"/>
-          <w:numId w:val="3"/>
-        </w:numPr>
-        <w:spacing w:before="100" w:beforeAutospacing="1" w:after="100" w:afterAutospacing="1" w:line="240" w:lineRule="auto"/>
-        <w:rPr>
-          <w:rFonts w:ascii="Calibri" w:eastAsia="Times New Roman" w:hAnsi="Calibri" w:cs="Calibri"/>
-          <w:sz w:val="24"/>
-          <w:szCs w:val="24"/>
-          <w:lang w:eastAsia="en-GB"/>
-          <w14:ligatures w14:val="none"/>
-        </w:rPr>
-      </w:pPr>
-      <w:r>
-        <w:rPr>
-          <w:rFonts w:ascii="Calibri" w:eastAsia="Times New Roman" w:hAnsi="Calibri" w:cs="Calibri"/>
-          <w:sz w:val="24"/>
-          <w:szCs w:val="24"/>
-          <w:lang w:eastAsia="en-GB"/>
-          <w14:ligatures w14:val="none"/>
-        </w:rPr>
-        <w:t>Accepts or rejects rental requests</w:t>
-      </w:r>
-    </w:p>
-    <w:p>
-      <w:pPr>
-        <w:numPr>
-          <w:ilvl w:val="0"/>
-          <w:numId w:val="3"/>
-        </w:numPr>
-        <w:spacing w:before="100" w:beforeAutospacing="1" w:after="100" w:afterAutospacing="1" w:line="240" w:lineRule="auto"/>
-        <w:rPr>
-          <w:rFonts w:ascii="Calibri" w:eastAsia="Times New Roman" w:hAnsi="Calibri" w:cs="Calibri"/>
-          <w:sz w:val="24"/>
-          <w:szCs w:val="24"/>
-          <w:lang w:eastAsia="en-GB"/>
-          <w14:ligatures w14:val="none"/>
-        </w:rPr>
-      </w:pPr>
-      <w:r>
-        <w:rPr>
-          <w:rFonts w:ascii="Calibri" w:eastAsia="Times New Roman" w:hAnsi="Calibri" w:cs="Calibri"/>
-          <w:sz w:val="24"/>
-          <w:szCs w:val="24"/>
-          <w:lang w:eastAsia="en-GB"/>
-          <w14:ligatures w14:val="none"/>
-        </w:rPr>
-        <w:t>Manages rental agreements</w:t>
-      </w:r>
-    </w:p>
-    <w:p>
-      <w:pPr>
-        <w:spacing w:before="100" w:beforeAutospacing="1" w:after="100" w:afterAutospacing="1" w:line="240" w:lineRule="auto"/>
-        <w:outlineLvl w:val="1"/>
-        <w:rPr>
-          <w:rFonts w:ascii="Calibri" w:eastAsia="Times New Roman" w:hAnsi="Calibri" w:cs="Calibri"/>
-          <w:b/>
+        </w:rPr>
+        <w:br/>
+      </w:r>
+      <w:r>
+        <w:rPr>
+          <w:rStyle w:val="Strong"/>
+          <w:rFonts w:ascii="Calibri" w:hAnsi="Calibri" w:cs="Calibri"/>
+          <w:b w:val="0"/>
+          <w:lang w:val="en-DE"/>
+        </w:rPr>
+        <w:t>-</w:t>
+      </w:r>
+      <w:r>
+        <w:rPr>
+          <w:rStyle w:val="Strong"/>
+          <w:rFonts w:ascii="Calibri" w:hAnsi="Calibri" w:cs="Calibri"/>
+          <w:b w:val="0"/>
+        </w:rPr>
+        <w:t xml:space="preserve"> Sending notifications and reminders</w:t>
+      </w:r>
+      <w:r>
+        <w:rPr>
+          <w:rFonts w:ascii="Calibri" w:hAnsi="Calibri" w:cs="Calibri"/>
           <w:bCs/>
-          <w:sz w:val="28"/>
-          <w:szCs w:val="36"/>
-          <w:u w:val="thick"/>
-          <w:lang w:eastAsia="en-GB"/>
-          <w14:ligatures w14:val="none"/>
-        </w:rPr>
-      </w:pPr>
-      <w:r>
-        <w:rPr>
-          <w:rFonts w:ascii="Calibri" w:eastAsia="Times New Roman" w:hAnsi="Calibri" w:cs="Calibri"/>
-          <w:b/>
+        </w:rPr>
+        <w:br/>
+      </w:r>
+      <w:r>
+        <w:rPr>
+          <w:rStyle w:val="Strong"/>
+          <w:rFonts w:ascii="Calibri" w:hAnsi="Calibri" w:cs="Calibri"/>
+          <w:b w:val="0"/>
+          <w:lang w:val="en-DE"/>
+        </w:rPr>
+        <w:t>-</w:t>
+      </w:r>
+      <w:r>
+        <w:rPr>
+          <w:rStyle w:val="Strong"/>
+          <w:rFonts w:ascii="Calibri" w:hAnsi="Calibri" w:cs="Calibri"/>
+          <w:b w:val="0"/>
+        </w:rPr>
+        <w:t xml:space="preserve"> Monitoring user satisfaction and feedback</w:t>
+      </w:r>
+      <w:r>
+        <w:rPr>
+          <w:rFonts w:ascii="Calibri" w:hAnsi="Calibri" w:cs="Calibri"/>
           <w:bCs/>
-          <w:sz w:val="28"/>
-          <w:szCs w:val="36"/>
-          <w:u w:val="thick"/>
-          <w:lang w:eastAsia="en-GB"/>
-          <w14:ligatures w14:val="none"/>
-        </w:rPr>
-        <w:t>Secondary Actors</w:t>
-      </w:r>
-    </w:p>
-    <w:p>
-      <w:pPr>
-        <w:spacing w:before="100" w:beforeAutospacing="1" w:after="100" w:afterAutospacing="1" w:line="240" w:lineRule="auto"/>
-        <w:outlineLvl w:val="2"/>
-        <w:rPr>
-          <w:rFonts w:ascii="Calibri" w:eastAsia="Times New Roman" w:hAnsi="Calibri" w:cs="Calibri"/>
-          <w:b/>
-          <w:bCs/>
-          <w:sz w:val="27"/>
-          <w:szCs w:val="27"/>
-          <w:lang w:eastAsia="en-GB"/>
-          <w14:ligatures w14:val="none"/>
-        </w:rPr>
-      </w:pPr>
-      <w:r>
-        <w:rPr>
-          <w:rFonts w:ascii="Calibri" w:eastAsia="Times New Roman" w:hAnsi="Calibri" w:cs="Calibri"/>
-          <w:b/>
-          <w:bCs/>
-          <w:sz w:val="27"/>
-          <w:szCs w:val="27"/>
-          <w:lang w:eastAsia="en-GB"/>
-          <w14:ligatures w14:val="none"/>
-        </w:rPr>
-        <w:t>Administrator (Admin)</w:t>
-      </w:r>
-    </w:p>
-    <w:p>
-      <w:pPr>
-        <w:numPr>
-          <w:ilvl w:val="0"/>
-          <w:numId w:val="4"/>
-        </w:numPr>
-        <w:spacing w:before="100" w:beforeAutospacing="1" w:after="100" w:afterAutospacing="1" w:line="240" w:lineRule="auto"/>
-        <w:rPr>
-          <w:rFonts w:ascii="Calibri" w:eastAsia="Times New Roman" w:hAnsi="Calibri" w:cs="Calibri"/>
-          <w:sz w:val="24"/>
-          <w:szCs w:val="24"/>
-          <w:lang w:eastAsia="en-GB"/>
-          <w14:ligatures w14:val="none"/>
-        </w:rPr>
-      </w:pPr>
-      <w:r>
-        <w:rPr>
-          <w:rFonts w:ascii="Calibri" w:eastAsia="Times New Roman" w:hAnsi="Calibri" w:cs="Calibri"/>
-          <w:sz w:val="24"/>
-          <w:szCs w:val="24"/>
-          <w:lang w:eastAsia="en-GB"/>
-          <w14:ligatures w14:val="none"/>
-        </w:rPr>
-        <w:t>Manages users and property listings</w:t>
-      </w:r>
-    </w:p>
-    <w:p>
-      <w:pPr>
-        <w:numPr>
-          <w:ilvl w:val="0"/>
-          <w:numId w:val="4"/>
-        </w:numPr>
-        <w:spacing w:before="100" w:beforeAutospacing="1" w:after="100" w:afterAutospacing="1" w:line="240" w:lineRule="auto"/>
-        <w:rPr>
-          <w:rFonts w:ascii="Calibri" w:eastAsia="Times New Roman" w:hAnsi="Calibri" w:cs="Calibri"/>
-          <w:sz w:val="24"/>
-          <w:szCs w:val="24"/>
-          <w:lang w:eastAsia="en-GB"/>
-          <w14:ligatures w14:val="none"/>
-        </w:rPr>
-      </w:pPr>
-      <w:r>
-        <w:rPr>
-          <w:rFonts w:ascii="Calibri" w:eastAsia="Times New Roman" w:hAnsi="Calibri" w:cs="Calibri"/>
-          <w:sz w:val="24"/>
-          <w:szCs w:val="24"/>
-          <w:lang w:eastAsia="en-GB"/>
-          <w14:ligatures w14:val="none"/>
-        </w:rPr>
-        <w:t>Monitors system activities</w:t>
-      </w:r>
-    </w:p>
-    <w:p>
-      <w:pPr>
-        <w:numPr>
-          <w:ilvl w:val="0"/>
-          <w:numId w:val="4"/>
-        </w:numPr>
-        <w:spacing w:before="100" w:beforeAutospacing="1" w:after="100" w:afterAutospacing="1" w:line="240" w:lineRule="auto"/>
-        <w:rPr>
-          <w:rFonts w:ascii="Calibri" w:eastAsia="Times New Roman" w:hAnsi="Calibri" w:cs="Calibri"/>
-          <w:sz w:val="24"/>
-          <w:szCs w:val="24"/>
-          <w:lang w:eastAsia="en-GB"/>
-          <w14:ligatures w14:val="none"/>
-        </w:rPr>
-      </w:pPr>
-      <w:r>
-        <w:rPr>
-          <w:rFonts w:ascii="Calibri" w:eastAsia="Times New Roman" w:hAnsi="Calibri" w:cs="Calibri"/>
-          <w:sz w:val="24"/>
-          <w:szCs w:val="24"/>
-          <w:lang w:eastAsia="en-GB"/>
-          <w14:ligatures w14:val="none"/>
-        </w:rPr>
-        <w:t>Handles reports and complaints</w:t>
-      </w:r>
-    </w:p>
-    <w:p>
-      <w:pPr>
-        <w:numPr>
-          <w:ilvl w:val="0"/>
-          <w:numId w:val="4"/>
-        </w:numPr>
-        <w:spacing w:before="100" w:beforeAutospacing="1" w:after="100" w:afterAutospacing="1" w:line="240" w:lineRule="auto"/>
-        <w:rPr>
-          <w:rFonts w:ascii="Calibri" w:eastAsia="Times New Roman" w:hAnsi="Calibri" w:cs="Calibri"/>
-          <w:sz w:val="24"/>
-          <w:szCs w:val="24"/>
-          <w:lang w:eastAsia="en-GB"/>
-          <w14:ligatures w14:val="none"/>
-        </w:rPr>
-      </w:pPr>
-      <w:r>
-        <w:rPr>
-          <w:rFonts w:ascii="Calibri" w:eastAsia="Times New Roman" w:hAnsi="Calibri" w:cs="Calibri"/>
-          <w:sz w:val="24"/>
-          <w:szCs w:val="24"/>
-          <w:lang w:eastAsia="en-GB"/>
-          <w14:ligatures w14:val="none"/>
-        </w:rPr>
-        <w:t>Removes inappropriate or inactive listings</w:t>
-      </w:r>
-    </w:p>
-    <w:p>
-      <w:pPr>
-        <w:numPr>
-          <w:ilvl w:val="0"/>
-          <w:numId w:val="4"/>
-        </w:numPr>
-        <w:spacing w:before="100" w:beforeAutospacing="1" w:after="100" w:afterAutospacing="1" w:line="240" w:lineRule="auto"/>
-        <w:rPr>
-          <w:rFonts w:ascii="Calibri" w:eastAsia="Times New Roman" w:hAnsi="Calibri" w:cs="Calibri"/>
-          <w:sz w:val="24"/>
-          <w:szCs w:val="24"/>
-          <w:lang w:eastAsia="en-GB"/>
-          <w14:ligatures w14:val="none"/>
-        </w:rPr>
-      </w:pPr>
-      <w:r>
-        <w:rPr>
-          <w:rFonts w:ascii="Calibri" w:eastAsia="Times New Roman" w:hAnsi="Calibri" w:cs="Calibri"/>
-          <w:sz w:val="24"/>
-          <w:szCs w:val="24"/>
-          <w:lang w:eastAsia="en-GB"/>
-          <w14:ligatures w14:val="none"/>
-        </w:rPr>
-        <w:t>Maintains system data and security</w:t>
+        </w:rPr>
+        <w:br/>
+      </w:r>
+      <w:r>
+        <w:rPr>
+          <w:rStyle w:val="Strong"/>
+          <w:rFonts w:ascii="Calibri" w:hAnsi="Calibri" w:cs="Calibri"/>
+          <w:b w:val="0"/>
+          <w:lang w:val="en-DE"/>
+        </w:rPr>
+        <w:t>-</w:t>
+      </w:r>
+      <w:r>
+        <w:rPr>
+          <w:rStyle w:val="Strong"/>
+          <w:rFonts w:ascii="Calibri" w:hAnsi="Calibri" w:cs="Calibri"/>
+          <w:b w:val="0"/>
+        </w:rPr>
+        <w:t xml:space="preserve"> Maintaining records of issues and resolutions</w:t>
       </w:r>
     </w:p>
     <w:p>
@@ -1537,28 +3818,8 @@
         </w:rPr>
         <w:t>Sends notifications and alerts to users regarding bookings, confirmations, or updates</w:t>
       </w:r>
-    </w:p>
-    <w:p>
-      <w:pPr>
-        <w:rPr>
-          <w:rFonts w:ascii="Calibri" w:eastAsia="Times New Roman" w:hAnsi="Calibri" w:cs="Calibri"/>
-          <w:sz w:val="28"/>
-          <w:szCs w:val="24"/>
-          <w:lang w:val="en-DE" w:eastAsia="en-GB"/>
-          <w14:ligatures w14:val="none"/>
-        </w:rPr>
-      </w:pPr>
-    </w:p>
-    <w:p>
-      <w:pPr>
-        <w:rPr>
-          <w:rFonts w:ascii="Calibri" w:eastAsia="Times New Roman" w:hAnsi="Calibri" w:cs="Calibri"/>
-          <w:sz w:val="28"/>
-          <w:szCs w:val="24"/>
-          <w:lang w:val="en-DE" w:eastAsia="en-GB"/>
-          <w14:ligatures w14:val="none"/>
-        </w:rPr>
-      </w:pPr>
+      <w:bookmarkStart w:id="0" w:name="_GoBack"/>
+      <w:bookmarkEnd w:id="0"/>
     </w:p>
     <w:p>
       <w:pPr>
@@ -1588,7 +3849,6 @@
           <w:lang w:eastAsia="en-GB"/>
           <w14:ligatures w14:val="none"/>
         </w:rPr>
-        <w:lastRenderedPageBreak/>
         <w:t>4. General Requirements</w:t>
       </w:r>
     </w:p>
@@ -2011,6 +4271,7 @@
           <w:lang w:eastAsia="en-GB"/>
           <w14:ligatures w14:val="none"/>
         </w:rPr>
+        <w:lastRenderedPageBreak/>
         <w:t>Performance</w:t>
       </w:r>
       <w:r>
@@ -2966,6 +5227,7 @@
           <w:lang w:eastAsia="en-GB"/>
           <w14:ligatures w14:val="none"/>
         </w:rPr>
+        <w:lastRenderedPageBreak/>
         <w:t>Dependence on third-party services for payment processing</w:t>
       </w:r>
     </w:p>
@@ -3415,6 +5677,232 @@
     </w:lvl>
   </w:abstractNum>
   <w:abstractNum w:abstractNumId="2" w15:restartNumberingAfterBreak="0">
+    <w:nsid w:val="0A36776D"/>
+    <w:multiLevelType w:val="hybridMultilevel"/>
+    <w:tmpl w:val="AAA4FB6A"/>
+    <w:lvl w:ilvl="0" w:tplc="08090001">
+      <w:start w:val="1"/>
+      <w:numFmt w:val="bullet"/>
+      <w:lvlText w:val=""/>
+      <w:lvlJc w:val="left"/>
+      <w:pPr>
+        <w:ind w:left="720" w:hanging="360"/>
+      </w:pPr>
+      <w:rPr>
+        <w:rFonts w:ascii="Symbol" w:hAnsi="Symbol" w:hint="default"/>
+      </w:rPr>
+    </w:lvl>
+    <w:lvl w:ilvl="1" w:tplc="08090003">
+      <w:start w:val="1"/>
+      <w:numFmt w:val="bullet"/>
+      <w:lvlText w:val="o"/>
+      <w:lvlJc w:val="left"/>
+      <w:pPr>
+        <w:ind w:left="1440" w:hanging="360"/>
+      </w:pPr>
+      <w:rPr>
+        <w:rFonts w:ascii="Courier New" w:hAnsi="Courier New" w:cs="Courier New" w:hint="default"/>
+      </w:rPr>
+    </w:lvl>
+    <w:lvl w:ilvl="2" w:tplc="08090005" w:tentative="1">
+      <w:start w:val="1"/>
+      <w:numFmt w:val="bullet"/>
+      <w:lvlText w:val=""/>
+      <w:lvlJc w:val="left"/>
+      <w:pPr>
+        <w:ind w:left="2160" w:hanging="360"/>
+      </w:pPr>
+      <w:rPr>
+        <w:rFonts w:ascii="Wingdings" w:hAnsi="Wingdings" w:hint="default"/>
+      </w:rPr>
+    </w:lvl>
+    <w:lvl w:ilvl="3" w:tplc="08090001" w:tentative="1">
+      <w:start w:val="1"/>
+      <w:numFmt w:val="bullet"/>
+      <w:lvlText w:val=""/>
+      <w:lvlJc w:val="left"/>
+      <w:pPr>
+        <w:ind w:left="2880" w:hanging="360"/>
+      </w:pPr>
+      <w:rPr>
+        <w:rFonts w:ascii="Symbol" w:hAnsi="Symbol" w:hint="default"/>
+      </w:rPr>
+    </w:lvl>
+    <w:lvl w:ilvl="4" w:tplc="08090003" w:tentative="1">
+      <w:start w:val="1"/>
+      <w:numFmt w:val="bullet"/>
+      <w:lvlText w:val="o"/>
+      <w:lvlJc w:val="left"/>
+      <w:pPr>
+        <w:ind w:left="3600" w:hanging="360"/>
+      </w:pPr>
+      <w:rPr>
+        <w:rFonts w:ascii="Courier New" w:hAnsi="Courier New" w:cs="Courier New" w:hint="default"/>
+      </w:rPr>
+    </w:lvl>
+    <w:lvl w:ilvl="5" w:tplc="08090005" w:tentative="1">
+      <w:start w:val="1"/>
+      <w:numFmt w:val="bullet"/>
+      <w:lvlText w:val=""/>
+      <w:lvlJc w:val="left"/>
+      <w:pPr>
+        <w:ind w:left="4320" w:hanging="360"/>
+      </w:pPr>
+      <w:rPr>
+        <w:rFonts w:ascii="Wingdings" w:hAnsi="Wingdings" w:hint="default"/>
+      </w:rPr>
+    </w:lvl>
+    <w:lvl w:ilvl="6" w:tplc="08090001" w:tentative="1">
+      <w:start w:val="1"/>
+      <w:numFmt w:val="bullet"/>
+      <w:lvlText w:val=""/>
+      <w:lvlJc w:val="left"/>
+      <w:pPr>
+        <w:ind w:left="5040" w:hanging="360"/>
+      </w:pPr>
+      <w:rPr>
+        <w:rFonts w:ascii="Symbol" w:hAnsi="Symbol" w:hint="default"/>
+      </w:rPr>
+    </w:lvl>
+    <w:lvl w:ilvl="7" w:tplc="08090003" w:tentative="1">
+      <w:start w:val="1"/>
+      <w:numFmt w:val="bullet"/>
+      <w:lvlText w:val="o"/>
+      <w:lvlJc w:val="left"/>
+      <w:pPr>
+        <w:ind w:left="5760" w:hanging="360"/>
+      </w:pPr>
+      <w:rPr>
+        <w:rFonts w:ascii="Courier New" w:hAnsi="Courier New" w:cs="Courier New" w:hint="default"/>
+      </w:rPr>
+    </w:lvl>
+    <w:lvl w:ilvl="8" w:tplc="08090005" w:tentative="1">
+      <w:start w:val="1"/>
+      <w:numFmt w:val="bullet"/>
+      <w:lvlText w:val=""/>
+      <w:lvlJc w:val="left"/>
+      <w:pPr>
+        <w:ind w:left="6480" w:hanging="360"/>
+      </w:pPr>
+      <w:rPr>
+        <w:rFonts w:ascii="Wingdings" w:hAnsi="Wingdings" w:hint="default"/>
+      </w:rPr>
+    </w:lvl>
+  </w:abstractNum>
+  <w:abstractNum w:abstractNumId="3" w15:restartNumberingAfterBreak="0">
+    <w:nsid w:val="0C5840AD"/>
+    <w:multiLevelType w:val="hybridMultilevel"/>
+    <w:tmpl w:val="F6EC57EC"/>
+    <w:lvl w:ilvl="0" w:tplc="08090003">
+      <w:start w:val="1"/>
+      <w:numFmt w:val="bullet"/>
+      <w:lvlText w:val="o"/>
+      <w:lvlJc w:val="left"/>
+      <w:pPr>
+        <w:ind w:left="720" w:hanging="360"/>
+      </w:pPr>
+      <w:rPr>
+        <w:rFonts w:ascii="Courier New" w:hAnsi="Courier New" w:cs="Courier New" w:hint="default"/>
+      </w:rPr>
+    </w:lvl>
+    <w:lvl w:ilvl="1" w:tplc="08090003" w:tentative="1">
+      <w:start w:val="1"/>
+      <w:numFmt w:val="bullet"/>
+      <w:lvlText w:val="o"/>
+      <w:lvlJc w:val="left"/>
+      <w:pPr>
+        <w:ind w:left="1440" w:hanging="360"/>
+      </w:pPr>
+      <w:rPr>
+        <w:rFonts w:ascii="Courier New" w:hAnsi="Courier New" w:cs="Courier New" w:hint="default"/>
+      </w:rPr>
+    </w:lvl>
+    <w:lvl w:ilvl="2" w:tplc="08090005" w:tentative="1">
+      <w:start w:val="1"/>
+      <w:numFmt w:val="bullet"/>
+      <w:lvlText w:val=""/>
+      <w:lvlJc w:val="left"/>
+      <w:pPr>
+        <w:ind w:left="2160" w:hanging="360"/>
+      </w:pPr>
+      <w:rPr>
+        <w:rFonts w:ascii="Wingdings" w:hAnsi="Wingdings" w:hint="default"/>
+      </w:rPr>
+    </w:lvl>
+    <w:lvl w:ilvl="3" w:tplc="08090001" w:tentative="1">
+      <w:start w:val="1"/>
+      <w:numFmt w:val="bullet"/>
+      <w:lvlText w:val=""/>
+      <w:lvlJc w:val="left"/>
+      <w:pPr>
+        <w:ind w:left="2880" w:hanging="360"/>
+      </w:pPr>
+      <w:rPr>
+        <w:rFonts w:ascii="Symbol" w:hAnsi="Symbol" w:hint="default"/>
+      </w:rPr>
+    </w:lvl>
+    <w:lvl w:ilvl="4" w:tplc="08090003" w:tentative="1">
+      <w:start w:val="1"/>
+      <w:numFmt w:val="bullet"/>
+      <w:lvlText w:val="o"/>
+      <w:lvlJc w:val="left"/>
+      <w:pPr>
+        <w:ind w:left="3600" w:hanging="360"/>
+      </w:pPr>
+      <w:rPr>
+        <w:rFonts w:ascii="Courier New" w:hAnsi="Courier New" w:cs="Courier New" w:hint="default"/>
+      </w:rPr>
+    </w:lvl>
+    <w:lvl w:ilvl="5" w:tplc="08090005" w:tentative="1">
+      <w:start w:val="1"/>
+      <w:numFmt w:val="bullet"/>
+      <w:lvlText w:val=""/>
+      <w:lvlJc w:val="left"/>
+      <w:pPr>
+        <w:ind w:left="4320" w:hanging="360"/>
+      </w:pPr>
+      <w:rPr>
+        <w:rFonts w:ascii="Wingdings" w:hAnsi="Wingdings" w:hint="default"/>
+      </w:rPr>
+    </w:lvl>
+    <w:lvl w:ilvl="6" w:tplc="08090001" w:tentative="1">
+      <w:start w:val="1"/>
+      <w:numFmt w:val="bullet"/>
+      <w:lvlText w:val=""/>
+      <w:lvlJc w:val="left"/>
+      <w:pPr>
+        <w:ind w:left="5040" w:hanging="360"/>
+      </w:pPr>
+      <w:rPr>
+        <w:rFonts w:ascii="Symbol" w:hAnsi="Symbol" w:hint="default"/>
+      </w:rPr>
+    </w:lvl>
+    <w:lvl w:ilvl="7" w:tplc="08090003" w:tentative="1">
+      <w:start w:val="1"/>
+      <w:numFmt w:val="bullet"/>
+      <w:lvlText w:val="o"/>
+      <w:lvlJc w:val="left"/>
+      <w:pPr>
+        <w:ind w:left="5760" w:hanging="360"/>
+      </w:pPr>
+      <w:rPr>
+        <w:rFonts w:ascii="Courier New" w:hAnsi="Courier New" w:cs="Courier New" w:hint="default"/>
+      </w:rPr>
+    </w:lvl>
+    <w:lvl w:ilvl="8" w:tplc="08090005" w:tentative="1">
+      <w:start w:val="1"/>
+      <w:numFmt w:val="bullet"/>
+      <w:lvlText w:val=""/>
+      <w:lvlJc w:val="left"/>
+      <w:pPr>
+        <w:ind w:left="6480" w:hanging="360"/>
+      </w:pPr>
+      <w:rPr>
+        <w:rFonts w:ascii="Wingdings" w:hAnsi="Wingdings" w:hint="default"/>
+      </w:rPr>
+    </w:lvl>
+  </w:abstractNum>
+  <w:abstractNum w:abstractNumId="4" w15:restartNumberingAfterBreak="0">
     <w:nsid w:val="1B147CB0"/>
     <w:multiLevelType w:val="multilevel"/>
     <w:tmpl w:val="9BE8AFBC"/>
@@ -3563,7 +6051,7 @@
       </w:rPr>
     </w:lvl>
   </w:abstractNum>
-  <w:abstractNum w:abstractNumId="3" w15:restartNumberingAfterBreak="0">
+  <w:abstractNum w:abstractNumId="5" w15:restartNumberingAfterBreak="0">
     <w:nsid w:val="1D00438A"/>
     <w:multiLevelType w:val="multilevel"/>
     <w:tmpl w:val="87A43F06"/>
@@ -3712,7 +6200,7 @@
       </w:rPr>
     </w:lvl>
   </w:abstractNum>
-  <w:abstractNum w:abstractNumId="4" w15:restartNumberingAfterBreak="0">
+  <w:abstractNum w:abstractNumId="6" w15:restartNumberingAfterBreak="0">
     <w:nsid w:val="21C0040F"/>
     <w:multiLevelType w:val="multilevel"/>
     <w:tmpl w:val="E71E0388"/>
@@ -3861,7 +6349,7 @@
       </w:rPr>
     </w:lvl>
   </w:abstractNum>
-  <w:abstractNum w:abstractNumId="5" w15:restartNumberingAfterBreak="0">
+  <w:abstractNum w:abstractNumId="7" w15:restartNumberingAfterBreak="0">
     <w:nsid w:val="308B7976"/>
     <w:multiLevelType w:val="multilevel"/>
     <w:tmpl w:val="00704584"/>
@@ -4010,7 +6498,120 @@
       </w:rPr>
     </w:lvl>
   </w:abstractNum>
-  <w:abstractNum w:abstractNumId="6" w15:restartNumberingAfterBreak="0">
+  <w:abstractNum w:abstractNumId="8" w15:restartNumberingAfterBreak="0">
+    <w:nsid w:val="33AD2AE5"/>
+    <w:multiLevelType w:val="hybridMultilevel"/>
+    <w:tmpl w:val="47C84AC2"/>
+    <w:lvl w:ilvl="0" w:tplc="08090001">
+      <w:start w:val="1"/>
+      <w:numFmt w:val="bullet"/>
+      <w:lvlText w:val=""/>
+      <w:lvlJc w:val="left"/>
+      <w:pPr>
+        <w:ind w:left="720" w:hanging="360"/>
+      </w:pPr>
+      <w:rPr>
+        <w:rFonts w:ascii="Symbol" w:hAnsi="Symbol" w:hint="default"/>
+      </w:rPr>
+    </w:lvl>
+    <w:lvl w:ilvl="1" w:tplc="08090003">
+      <w:start w:val="1"/>
+      <w:numFmt w:val="bullet"/>
+      <w:lvlText w:val="o"/>
+      <w:lvlJc w:val="left"/>
+      <w:pPr>
+        <w:ind w:left="1440" w:hanging="360"/>
+      </w:pPr>
+      <w:rPr>
+        <w:rFonts w:ascii="Courier New" w:hAnsi="Courier New" w:cs="Courier New" w:hint="default"/>
+      </w:rPr>
+    </w:lvl>
+    <w:lvl w:ilvl="2" w:tplc="08090005">
+      <w:start w:val="1"/>
+      <w:numFmt w:val="bullet"/>
+      <w:lvlText w:val=""/>
+      <w:lvlJc w:val="left"/>
+      <w:pPr>
+        <w:ind w:left="2160" w:hanging="360"/>
+      </w:pPr>
+      <w:rPr>
+        <w:rFonts w:ascii="Wingdings" w:hAnsi="Wingdings" w:hint="default"/>
+      </w:rPr>
+    </w:lvl>
+    <w:lvl w:ilvl="3" w:tplc="08090001" w:tentative="1">
+      <w:start w:val="1"/>
+      <w:numFmt w:val="bullet"/>
+      <w:lvlText w:val=""/>
+      <w:lvlJc w:val="left"/>
+      <w:pPr>
+        <w:ind w:left="2880" w:hanging="360"/>
+      </w:pPr>
+      <w:rPr>
+        <w:rFonts w:ascii="Symbol" w:hAnsi="Symbol" w:hint="default"/>
+      </w:rPr>
+    </w:lvl>
+    <w:lvl w:ilvl="4" w:tplc="08090003" w:tentative="1">
+      <w:start w:val="1"/>
+      <w:numFmt w:val="bullet"/>
+      <w:lvlText w:val="o"/>
+      <w:lvlJc w:val="left"/>
+      <w:pPr>
+        <w:ind w:left="3600" w:hanging="360"/>
+      </w:pPr>
+      <w:rPr>
+        <w:rFonts w:ascii="Courier New" w:hAnsi="Courier New" w:cs="Courier New" w:hint="default"/>
+      </w:rPr>
+    </w:lvl>
+    <w:lvl w:ilvl="5" w:tplc="08090005" w:tentative="1">
+      <w:start w:val="1"/>
+      <w:numFmt w:val="bullet"/>
+      <w:lvlText w:val=""/>
+      <w:lvlJc w:val="left"/>
+      <w:pPr>
+        <w:ind w:left="4320" w:hanging="360"/>
+      </w:pPr>
+      <w:rPr>
+        <w:rFonts w:ascii="Wingdings" w:hAnsi="Wingdings" w:hint="default"/>
+      </w:rPr>
+    </w:lvl>
+    <w:lvl w:ilvl="6" w:tplc="08090001" w:tentative="1">
+      <w:start w:val="1"/>
+      <w:numFmt w:val="bullet"/>
+      <w:lvlText w:val=""/>
+      <w:lvlJc w:val="left"/>
+      <w:pPr>
+        <w:ind w:left="5040" w:hanging="360"/>
+      </w:pPr>
+      <w:rPr>
+        <w:rFonts w:ascii="Symbol" w:hAnsi="Symbol" w:hint="default"/>
+      </w:rPr>
+    </w:lvl>
+    <w:lvl w:ilvl="7" w:tplc="08090003" w:tentative="1">
+      <w:start w:val="1"/>
+      <w:numFmt w:val="bullet"/>
+      <w:lvlText w:val="o"/>
+      <w:lvlJc w:val="left"/>
+      <w:pPr>
+        <w:ind w:left="5760" w:hanging="360"/>
+      </w:pPr>
+      <w:rPr>
+        <w:rFonts w:ascii="Courier New" w:hAnsi="Courier New" w:cs="Courier New" w:hint="default"/>
+      </w:rPr>
+    </w:lvl>
+    <w:lvl w:ilvl="8" w:tplc="08090005" w:tentative="1">
+      <w:start w:val="1"/>
+      <w:numFmt w:val="bullet"/>
+      <w:lvlText w:val=""/>
+      <w:lvlJc w:val="left"/>
+      <w:pPr>
+        <w:ind w:left="6480" w:hanging="360"/>
+      </w:pPr>
+      <w:rPr>
+        <w:rFonts w:ascii="Wingdings" w:hAnsi="Wingdings" w:hint="default"/>
+      </w:rPr>
+    </w:lvl>
+  </w:abstractNum>
+  <w:abstractNum w:abstractNumId="9" w15:restartNumberingAfterBreak="0">
     <w:nsid w:val="389A1BB0"/>
     <w:multiLevelType w:val="multilevel"/>
     <w:tmpl w:val="F12CEE4E"/>
@@ -4159,7 +6760,7 @@
       </w:rPr>
     </w:lvl>
   </w:abstractNum>
-  <w:abstractNum w:abstractNumId="7" w15:restartNumberingAfterBreak="0">
+  <w:abstractNum w:abstractNumId="10" w15:restartNumberingAfterBreak="0">
     <w:nsid w:val="3E922B24"/>
     <w:multiLevelType w:val="multilevel"/>
     <w:tmpl w:val="8820B3DC"/>
@@ -4308,7 +6909,7 @@
       </w:rPr>
     </w:lvl>
   </w:abstractNum>
-  <w:abstractNum w:abstractNumId="8" w15:restartNumberingAfterBreak="0">
+  <w:abstractNum w:abstractNumId="11" w15:restartNumberingAfterBreak="0">
     <w:nsid w:val="3EF61E92"/>
     <w:multiLevelType w:val="multilevel"/>
     <w:tmpl w:val="E18C5A1C"/>
@@ -4457,7 +7058,7 @@
       </w:rPr>
     </w:lvl>
   </w:abstractNum>
-  <w:abstractNum w:abstractNumId="9" w15:restartNumberingAfterBreak="0">
+  <w:abstractNum w:abstractNumId="12" w15:restartNumberingAfterBreak="0">
     <w:nsid w:val="57CC7DB9"/>
     <w:multiLevelType w:val="hybridMultilevel"/>
     <w:tmpl w:val="C9A8ED34"/>
@@ -4570,7 +7171,120 @@
       </w:rPr>
     </w:lvl>
   </w:abstractNum>
-  <w:abstractNum w:abstractNumId="10" w15:restartNumberingAfterBreak="0">
+  <w:abstractNum w:abstractNumId="13" w15:restartNumberingAfterBreak="0">
+    <w:nsid w:val="64C35DF1"/>
+    <w:multiLevelType w:val="hybridMultilevel"/>
+    <w:tmpl w:val="71F8B226"/>
+    <w:lvl w:ilvl="0" w:tplc="08090003">
+      <w:start w:val="1"/>
+      <w:numFmt w:val="bullet"/>
+      <w:lvlText w:val="o"/>
+      <w:lvlJc w:val="left"/>
+      <w:pPr>
+        <w:ind w:left="720" w:hanging="360"/>
+      </w:pPr>
+      <w:rPr>
+        <w:rFonts w:ascii="Courier New" w:hAnsi="Courier New" w:cs="Courier New" w:hint="default"/>
+      </w:rPr>
+    </w:lvl>
+    <w:lvl w:ilvl="1" w:tplc="08090003" w:tentative="1">
+      <w:start w:val="1"/>
+      <w:numFmt w:val="bullet"/>
+      <w:lvlText w:val="o"/>
+      <w:lvlJc w:val="left"/>
+      <w:pPr>
+        <w:ind w:left="1440" w:hanging="360"/>
+      </w:pPr>
+      <w:rPr>
+        <w:rFonts w:ascii="Courier New" w:hAnsi="Courier New" w:cs="Courier New" w:hint="default"/>
+      </w:rPr>
+    </w:lvl>
+    <w:lvl w:ilvl="2" w:tplc="08090005" w:tentative="1">
+      <w:start w:val="1"/>
+      <w:numFmt w:val="bullet"/>
+      <w:lvlText w:val=""/>
+      <w:lvlJc w:val="left"/>
+      <w:pPr>
+        <w:ind w:left="2160" w:hanging="360"/>
+      </w:pPr>
+      <w:rPr>
+        <w:rFonts w:ascii="Wingdings" w:hAnsi="Wingdings" w:hint="default"/>
+      </w:rPr>
+    </w:lvl>
+    <w:lvl w:ilvl="3" w:tplc="08090001" w:tentative="1">
+      <w:start w:val="1"/>
+      <w:numFmt w:val="bullet"/>
+      <w:lvlText w:val=""/>
+      <w:lvlJc w:val="left"/>
+      <w:pPr>
+        <w:ind w:left="2880" w:hanging="360"/>
+      </w:pPr>
+      <w:rPr>
+        <w:rFonts w:ascii="Symbol" w:hAnsi="Symbol" w:hint="default"/>
+      </w:rPr>
+    </w:lvl>
+    <w:lvl w:ilvl="4" w:tplc="08090003" w:tentative="1">
+      <w:start w:val="1"/>
+      <w:numFmt w:val="bullet"/>
+      <w:lvlText w:val="o"/>
+      <w:lvlJc w:val="left"/>
+      <w:pPr>
+        <w:ind w:left="3600" w:hanging="360"/>
+      </w:pPr>
+      <w:rPr>
+        <w:rFonts w:ascii="Courier New" w:hAnsi="Courier New" w:cs="Courier New" w:hint="default"/>
+      </w:rPr>
+    </w:lvl>
+    <w:lvl w:ilvl="5" w:tplc="08090005" w:tentative="1">
+      <w:start w:val="1"/>
+      <w:numFmt w:val="bullet"/>
+      <w:lvlText w:val=""/>
+      <w:lvlJc w:val="left"/>
+      <w:pPr>
+        <w:ind w:left="4320" w:hanging="360"/>
+      </w:pPr>
+      <w:rPr>
+        <w:rFonts w:ascii="Wingdings" w:hAnsi="Wingdings" w:hint="default"/>
+      </w:rPr>
+    </w:lvl>
+    <w:lvl w:ilvl="6" w:tplc="08090001" w:tentative="1">
+      <w:start w:val="1"/>
+      <w:numFmt w:val="bullet"/>
+      <w:lvlText w:val=""/>
+      <w:lvlJc w:val="left"/>
+      <w:pPr>
+        <w:ind w:left="5040" w:hanging="360"/>
+      </w:pPr>
+      <w:rPr>
+        <w:rFonts w:ascii="Symbol" w:hAnsi="Symbol" w:hint="default"/>
+      </w:rPr>
+    </w:lvl>
+    <w:lvl w:ilvl="7" w:tplc="08090003" w:tentative="1">
+      <w:start w:val="1"/>
+      <w:numFmt w:val="bullet"/>
+      <w:lvlText w:val="o"/>
+      <w:lvlJc w:val="left"/>
+      <w:pPr>
+        <w:ind w:left="5760" w:hanging="360"/>
+      </w:pPr>
+      <w:rPr>
+        <w:rFonts w:ascii="Courier New" w:hAnsi="Courier New" w:cs="Courier New" w:hint="default"/>
+      </w:rPr>
+    </w:lvl>
+    <w:lvl w:ilvl="8" w:tplc="08090005" w:tentative="1">
+      <w:start w:val="1"/>
+      <w:numFmt w:val="bullet"/>
+      <w:lvlText w:val=""/>
+      <w:lvlJc w:val="left"/>
+      <w:pPr>
+        <w:ind w:left="6480" w:hanging="360"/>
+      </w:pPr>
+      <w:rPr>
+        <w:rFonts w:ascii="Wingdings" w:hAnsi="Wingdings" w:hint="default"/>
+      </w:rPr>
+    </w:lvl>
+  </w:abstractNum>
+  <w:abstractNum w:abstractNumId="14" w15:restartNumberingAfterBreak="0">
     <w:nsid w:val="682C1A42"/>
     <w:multiLevelType w:val="multilevel"/>
     <w:tmpl w:val="F2A42588"/>
@@ -4719,7 +7433,7 @@
       </w:rPr>
     </w:lvl>
   </w:abstractNum>
-  <w:abstractNum w:abstractNumId="11" w15:restartNumberingAfterBreak="0">
+  <w:abstractNum w:abstractNumId="15" w15:restartNumberingAfterBreak="0">
     <w:nsid w:val="68D32AC5"/>
     <w:multiLevelType w:val="multilevel"/>
     <w:tmpl w:val="0AE088BC"/>
@@ -4868,41 +7582,306 @@
       </w:rPr>
     </w:lvl>
   </w:abstractNum>
+  <w:abstractNum w:abstractNumId="16" w15:restartNumberingAfterBreak="0">
+    <w:nsid w:val="6D6916FD"/>
+    <w:multiLevelType w:val="hybridMultilevel"/>
+    <w:tmpl w:val="5CE899E6"/>
+    <w:lvl w:ilvl="0" w:tplc="A0683222">
+      <w:start w:val="1"/>
+      <w:numFmt w:val="decimal"/>
+      <w:lvlText w:val="%1."/>
+      <w:lvlJc w:val="left"/>
+      <w:pPr>
+        <w:ind w:left="184" w:hanging="185"/>
+      </w:pPr>
+      <w:rPr>
+        <w:rFonts w:ascii="Arial" w:eastAsia="Arial" w:hAnsi="Arial" w:cs="Arial" w:hint="default"/>
+        <w:b/>
+        <w:bCs/>
+        <w:i w:val="0"/>
+        <w:iCs w:val="0"/>
+        <w:spacing w:val="-1"/>
+        <w:w w:val="98"/>
+        <w:sz w:val="20"/>
+        <w:szCs w:val="20"/>
+        <w:lang w:val="en-US" w:eastAsia="en-US" w:bidi="ar-SA"/>
+      </w:rPr>
+    </w:lvl>
+    <w:lvl w:ilvl="1" w:tplc="B8CABE2A">
+      <w:numFmt w:val="bullet"/>
+      <w:lvlText w:val="●"/>
+      <w:lvlJc w:val="left"/>
+      <w:pPr>
+        <w:ind w:left="1440" w:hanging="360"/>
+      </w:pPr>
+      <w:rPr>
+        <w:rFonts w:ascii="Arial MT" w:eastAsia="Arial MT" w:hAnsi="Arial MT" w:cs="Arial MT" w:hint="default"/>
+        <w:b w:val="0"/>
+        <w:bCs w:val="0"/>
+        <w:i w:val="0"/>
+        <w:iCs w:val="0"/>
+        <w:spacing w:val="0"/>
+        <w:w w:val="60"/>
+        <w:sz w:val="22"/>
+        <w:szCs w:val="22"/>
+        <w:lang w:val="en-US" w:eastAsia="en-US" w:bidi="ar-SA"/>
+      </w:rPr>
+    </w:lvl>
+    <w:lvl w:ilvl="2" w:tplc="DEEEEA6E">
+      <w:numFmt w:val="bullet"/>
+      <w:lvlText w:val="•"/>
+      <w:lvlJc w:val="left"/>
+      <w:pPr>
+        <w:ind w:left="1440" w:hanging="360"/>
+      </w:pPr>
+      <w:rPr>
+        <w:lang w:val="en-US" w:eastAsia="en-US" w:bidi="ar-SA"/>
+      </w:rPr>
+    </w:lvl>
+    <w:lvl w:ilvl="3" w:tplc="FBC43596">
+      <w:numFmt w:val="bullet"/>
+      <w:lvlText w:val="•"/>
+      <w:lvlJc w:val="left"/>
+      <w:pPr>
+        <w:ind w:left="2430" w:hanging="360"/>
+      </w:pPr>
+      <w:rPr>
+        <w:lang w:val="en-US" w:eastAsia="en-US" w:bidi="ar-SA"/>
+      </w:rPr>
+    </w:lvl>
+    <w:lvl w:ilvl="4" w:tplc="3516F5EE">
+      <w:numFmt w:val="bullet"/>
+      <w:lvlText w:val="•"/>
+      <w:lvlJc w:val="left"/>
+      <w:pPr>
+        <w:ind w:left="3420" w:hanging="360"/>
+      </w:pPr>
+      <w:rPr>
+        <w:lang w:val="en-US" w:eastAsia="en-US" w:bidi="ar-SA"/>
+      </w:rPr>
+    </w:lvl>
+    <w:lvl w:ilvl="5" w:tplc="5BFADD1A">
+      <w:numFmt w:val="bullet"/>
+      <w:lvlText w:val="•"/>
+      <w:lvlJc w:val="left"/>
+      <w:pPr>
+        <w:ind w:left="4410" w:hanging="360"/>
+      </w:pPr>
+      <w:rPr>
+        <w:lang w:val="en-US" w:eastAsia="en-US" w:bidi="ar-SA"/>
+      </w:rPr>
+    </w:lvl>
+    <w:lvl w:ilvl="6" w:tplc="B0F6440A">
+      <w:numFmt w:val="bullet"/>
+      <w:lvlText w:val="•"/>
+      <w:lvlJc w:val="left"/>
+      <w:pPr>
+        <w:ind w:left="5400" w:hanging="360"/>
+      </w:pPr>
+      <w:rPr>
+        <w:lang w:val="en-US" w:eastAsia="en-US" w:bidi="ar-SA"/>
+      </w:rPr>
+    </w:lvl>
+    <w:lvl w:ilvl="7" w:tplc="BC34B8E0">
+      <w:numFmt w:val="bullet"/>
+      <w:lvlText w:val="•"/>
+      <w:lvlJc w:val="left"/>
+      <w:pPr>
+        <w:ind w:left="6390" w:hanging="360"/>
+      </w:pPr>
+      <w:rPr>
+        <w:lang w:val="en-US" w:eastAsia="en-US" w:bidi="ar-SA"/>
+      </w:rPr>
+    </w:lvl>
+    <w:lvl w:ilvl="8" w:tplc="FBDEF79E">
+      <w:numFmt w:val="bullet"/>
+      <w:lvlText w:val="•"/>
+      <w:lvlJc w:val="left"/>
+      <w:pPr>
+        <w:ind w:left="7380" w:hanging="360"/>
+      </w:pPr>
+      <w:rPr>
+        <w:lang w:val="en-US" w:eastAsia="en-US" w:bidi="ar-SA"/>
+      </w:rPr>
+    </w:lvl>
+  </w:abstractNum>
+  <w:abstractNum w:abstractNumId="17" w15:restartNumberingAfterBreak="0">
+    <w:nsid w:val="7C3B2903"/>
+    <w:multiLevelType w:val="hybridMultilevel"/>
+    <w:tmpl w:val="4B021342"/>
+    <w:lvl w:ilvl="0" w:tplc="08090001">
+      <w:start w:val="1"/>
+      <w:numFmt w:val="bullet"/>
+      <w:lvlText w:val=""/>
+      <w:lvlJc w:val="left"/>
+      <w:pPr>
+        <w:ind w:left="720" w:hanging="360"/>
+      </w:pPr>
+      <w:rPr>
+        <w:rFonts w:ascii="Symbol" w:hAnsi="Symbol" w:hint="default"/>
+      </w:rPr>
+    </w:lvl>
+    <w:lvl w:ilvl="1" w:tplc="08090003">
+      <w:start w:val="1"/>
+      <w:numFmt w:val="bullet"/>
+      <w:lvlText w:val="o"/>
+      <w:lvlJc w:val="left"/>
+      <w:pPr>
+        <w:ind w:left="1440" w:hanging="360"/>
+      </w:pPr>
+      <w:rPr>
+        <w:rFonts w:ascii="Courier New" w:hAnsi="Courier New" w:cs="Courier New" w:hint="default"/>
+      </w:rPr>
+    </w:lvl>
+    <w:lvl w:ilvl="2" w:tplc="08090005" w:tentative="1">
+      <w:start w:val="1"/>
+      <w:numFmt w:val="bullet"/>
+      <w:lvlText w:val=""/>
+      <w:lvlJc w:val="left"/>
+      <w:pPr>
+        <w:ind w:left="2160" w:hanging="360"/>
+      </w:pPr>
+      <w:rPr>
+        <w:rFonts w:ascii="Wingdings" w:hAnsi="Wingdings" w:hint="default"/>
+      </w:rPr>
+    </w:lvl>
+    <w:lvl w:ilvl="3" w:tplc="08090001" w:tentative="1">
+      <w:start w:val="1"/>
+      <w:numFmt w:val="bullet"/>
+      <w:lvlText w:val=""/>
+      <w:lvlJc w:val="left"/>
+      <w:pPr>
+        <w:ind w:left="2880" w:hanging="360"/>
+      </w:pPr>
+      <w:rPr>
+        <w:rFonts w:ascii="Symbol" w:hAnsi="Symbol" w:hint="default"/>
+      </w:rPr>
+    </w:lvl>
+    <w:lvl w:ilvl="4" w:tplc="08090003" w:tentative="1">
+      <w:start w:val="1"/>
+      <w:numFmt w:val="bullet"/>
+      <w:lvlText w:val="o"/>
+      <w:lvlJc w:val="left"/>
+      <w:pPr>
+        <w:ind w:left="3600" w:hanging="360"/>
+      </w:pPr>
+      <w:rPr>
+        <w:rFonts w:ascii="Courier New" w:hAnsi="Courier New" w:cs="Courier New" w:hint="default"/>
+      </w:rPr>
+    </w:lvl>
+    <w:lvl w:ilvl="5" w:tplc="08090005" w:tentative="1">
+      <w:start w:val="1"/>
+      <w:numFmt w:val="bullet"/>
+      <w:lvlText w:val=""/>
+      <w:lvlJc w:val="left"/>
+      <w:pPr>
+        <w:ind w:left="4320" w:hanging="360"/>
+      </w:pPr>
+      <w:rPr>
+        <w:rFonts w:ascii="Wingdings" w:hAnsi="Wingdings" w:hint="default"/>
+      </w:rPr>
+    </w:lvl>
+    <w:lvl w:ilvl="6" w:tplc="08090001" w:tentative="1">
+      <w:start w:val="1"/>
+      <w:numFmt w:val="bullet"/>
+      <w:lvlText w:val=""/>
+      <w:lvlJc w:val="left"/>
+      <w:pPr>
+        <w:ind w:left="5040" w:hanging="360"/>
+      </w:pPr>
+      <w:rPr>
+        <w:rFonts w:ascii="Symbol" w:hAnsi="Symbol" w:hint="default"/>
+      </w:rPr>
+    </w:lvl>
+    <w:lvl w:ilvl="7" w:tplc="08090003" w:tentative="1">
+      <w:start w:val="1"/>
+      <w:numFmt w:val="bullet"/>
+      <w:lvlText w:val="o"/>
+      <w:lvlJc w:val="left"/>
+      <w:pPr>
+        <w:ind w:left="5760" w:hanging="360"/>
+      </w:pPr>
+      <w:rPr>
+        <w:rFonts w:ascii="Courier New" w:hAnsi="Courier New" w:cs="Courier New" w:hint="default"/>
+      </w:rPr>
+    </w:lvl>
+    <w:lvl w:ilvl="8" w:tplc="08090005" w:tentative="1">
+      <w:start w:val="1"/>
+      <w:numFmt w:val="bullet"/>
+      <w:lvlText w:val=""/>
+      <w:lvlJc w:val="left"/>
+      <w:pPr>
+        <w:ind w:left="6480" w:hanging="360"/>
+      </w:pPr>
+      <w:rPr>
+        <w:rFonts w:ascii="Wingdings" w:hAnsi="Wingdings" w:hint="default"/>
+      </w:rPr>
+    </w:lvl>
+  </w:abstractNum>
   <w:num w:numId="1">
-    <w:abstractNumId w:val="10"/>
+    <w:abstractNumId w:val="14"/>
   </w:num>
   <w:num w:numId="2">
     <w:abstractNumId w:val="1"/>
   </w:num>
   <w:num w:numId="3">
-    <w:abstractNumId w:val="7"/>
+    <w:abstractNumId w:val="10"/>
   </w:num>
   <w:num w:numId="4">
-    <w:abstractNumId w:val="6"/>
+    <w:abstractNumId w:val="9"/>
   </w:num>
   <w:num w:numId="5">
-    <w:abstractNumId w:val="11"/>
+    <w:abstractNumId w:val="15"/>
   </w:num>
   <w:num w:numId="6">
     <w:abstractNumId w:val="0"/>
   </w:num>
   <w:num w:numId="7">
+    <w:abstractNumId w:val="11"/>
+  </w:num>
+  <w:num w:numId="8">
+    <w:abstractNumId w:val="5"/>
+  </w:num>
+  <w:num w:numId="9">
+    <w:abstractNumId w:val="4"/>
+  </w:num>
+  <w:num w:numId="10">
+    <w:abstractNumId w:val="7"/>
+  </w:num>
+  <w:num w:numId="11">
+    <w:abstractNumId w:val="6"/>
+  </w:num>
+  <w:num w:numId="12">
+    <w:abstractNumId w:val="12"/>
+  </w:num>
+  <w:num w:numId="13">
+    <w:abstractNumId w:val="16"/>
+    <w:lvlOverride w:ilvl="0">
+      <w:startOverride w:val="1"/>
+    </w:lvlOverride>
+    <w:lvlOverride w:ilvl="1"/>
+    <w:lvlOverride w:ilvl="2"/>
+    <w:lvlOverride w:ilvl="3"/>
+    <w:lvlOverride w:ilvl="4"/>
+    <w:lvlOverride w:ilvl="5"/>
+    <w:lvlOverride w:ilvl="6"/>
+    <w:lvlOverride w:ilvl="7"/>
+    <w:lvlOverride w:ilvl="8"/>
+  </w:num>
+  <w:num w:numId="14">
+    <w:abstractNumId w:val="2"/>
+  </w:num>
+  <w:num w:numId="15">
+    <w:abstractNumId w:val="17"/>
+  </w:num>
+  <w:num w:numId="16">
     <w:abstractNumId w:val="8"/>
   </w:num>
-  <w:num w:numId="8">
+  <w:num w:numId="17">
+    <w:abstractNumId w:val="13"/>
+  </w:num>
+  <w:num w:numId="18">
     <w:abstractNumId w:val="3"/>
-  </w:num>
-  <w:num w:numId="9">
-    <w:abstractNumId w:val="2"/>
-  </w:num>
-  <w:num w:numId="10">
-    <w:abstractNumId w:val="5"/>
-  </w:num>
-  <w:num w:numId="11">
-    <w:abstractNumId w:val="4"/>
-  </w:num>
-  <w:num w:numId="12">
-    <w:abstractNumId w:val="9"/>
   </w:num>
 </w:numbering>
 </file>
@@ -4992,7 +7971,7 @@
     <w:lsdException w:name="Closing" w:semiHidden="1" w:unhideWhenUsed="1"/>
     <w:lsdException w:name="Signature" w:semiHidden="1" w:unhideWhenUsed="1"/>
     <w:lsdException w:name="Default Paragraph Font" w:semiHidden="1" w:uiPriority="1" w:unhideWhenUsed="1"/>
-    <w:lsdException w:name="Body Text" w:semiHidden="1" w:unhideWhenUsed="1"/>
+    <w:lsdException w:name="Body Text" w:semiHidden="1" w:uiPriority="1" w:unhideWhenUsed="1" w:qFormat="1"/>
     <w:lsdException w:name="Body Text Indent" w:semiHidden="1" w:unhideWhenUsed="1"/>
     <w:lsdException w:name="List Continue" w:semiHidden="1" w:unhideWhenUsed="1"/>
     <w:lsdException w:name="List Continue 2" w:semiHidden="1" w:unhideWhenUsed="1"/>
@@ -5105,7 +8084,7 @@
     <w:lsdException w:name="Medium Shading 2 Accent 1" w:uiPriority="64"/>
     <w:lsdException w:name="Medium List 1 Accent 1" w:uiPriority="65"/>
     <w:lsdException w:name="Revision" w:semiHidden="1"/>
-    <w:lsdException w:name="List Paragraph" w:uiPriority="34" w:qFormat="1"/>
+    <w:lsdException w:name="List Paragraph" w:uiPriority="1" w:qFormat="1"/>
     <w:lsdException w:name="Quote" w:uiPriority="29" w:qFormat="1"/>
     <w:lsdException w:name="Intense Quote" w:uiPriority="30" w:qFormat="1"/>
     <w:lsdException w:name="Medium List 2 Accent 1" w:uiPriority="66"/>
@@ -5477,13 +8456,48 @@
   <w:style w:type="paragraph" w:styleId="ListParagraph">
     <w:name w:val="List Paragraph"/>
     <w:basedOn w:val="Normal"/>
-    <w:uiPriority w:val="34"/>
+    <w:uiPriority w:val="1"/>
     <w:qFormat/>
     <w:rsid w:val="00D87869"/>
     <w:pPr>
       <w:ind w:left="720"/>
       <w:contextualSpacing/>
     </w:pPr>
+  </w:style>
+  <w:style w:type="paragraph" w:styleId="BodyText">
+    <w:name w:val="Body Text"/>
+    <w:basedOn w:val="Normal"/>
+    <w:link w:val="BodyTextChar"/>
+    <w:uiPriority w:val="1"/>
+    <w:semiHidden/>
+    <w:unhideWhenUsed/>
+    <w:qFormat/>
+    <w:rsid w:val="0098584D"/>
+    <w:pPr>
+      <w:widowControl w:val="0"/>
+      <w:autoSpaceDE w:val="0"/>
+      <w:autoSpaceDN w:val="0"/>
+      <w:spacing w:before="38" w:after="0" w:line="240" w:lineRule="auto"/>
+      <w:ind w:hanging="357"/>
+    </w:pPr>
+    <w:rPr>
+      <w:rFonts w:ascii="Arial MT" w:eastAsia="Arial MT" w:hAnsi="Arial MT" w:cs="Arial MT"/>
+      <w:lang w:val="en-US"/>
+      <w14:ligatures w14:val="none"/>
+    </w:rPr>
+  </w:style>
+  <w:style w:type="character" w:customStyle="1" w:styleId="BodyTextChar">
+    <w:name w:val="Body Text Char"/>
+    <w:basedOn w:val="DefaultParagraphFont"/>
+    <w:link w:val="BodyText"/>
+    <w:uiPriority w:val="1"/>
+    <w:semiHidden/>
+    <w:rsid w:val="0098584D"/>
+    <w:rPr>
+      <w:rFonts w:ascii="Arial MT" w:eastAsia="Arial MT" w:hAnsi="Arial MT" w:cs="Arial MT"/>
+      <w:lang w:val="en-US"/>
+      <w14:ligatures w14:val="none"/>
+    </w:rPr>
   </w:style>
 </w:styles>
 </file>

--- a/Week 1-Project Outline.docx
+++ b/Week 1-Project Outline.docx
@@ -291,7 +291,6 @@
         <w:t xml:space="preserve"> </w:t>
       </w:r>
       <w:proofErr w:type="spellStart"/>
-      <w:proofErr w:type="gramStart"/>
       <w:r>
         <w:rPr>
           <w:rFonts w:ascii="Calibri" w:hAnsi="Calibri" w:cs="Calibri"/>
@@ -307,16 +306,7 @@
           <w:sz w:val="28"/>
           <w:lang w:val="en-DE"/>
         </w:rPr>
-        <w:t>,  Matias</w:t>
-      </w:r>
-      <w:proofErr w:type="gramEnd"/>
-      <w:r>
-        <w:rPr>
-          <w:rFonts w:ascii="Calibri" w:hAnsi="Calibri" w:cs="Calibri"/>
-          <w:sz w:val="28"/>
-          <w:lang w:val="en-DE"/>
-        </w:rPr>
-        <w:t xml:space="preserve"> Bali</w:t>
+        <w:t>,  Matias Bali</w:t>
       </w:r>
     </w:p>
     <w:p>
@@ -391,7 +381,6 @@
         <w:t xml:space="preserve">The platform allows property owners to publish information about their rental properties, including descriptions, prices, location, and availability. Tenants can browse available properties, view details, contact owners, and request </w:t>
       </w:r>
       <w:proofErr w:type="spellStart"/>
-      <w:proofErr w:type="gramStart"/>
       <w:r>
         <w:rPr>
           <w:rFonts w:ascii="Calibri" w:hAnsi="Calibri" w:cs="Calibri"/>
@@ -399,7 +388,6 @@
         <w:t>bookings.The</w:t>
       </w:r>
       <w:proofErr w:type="spellEnd"/>
-      <w:proofErr w:type="gramEnd"/>
       <w:r>
         <w:rPr>
           <w:rFonts w:ascii="Calibri" w:hAnsi="Calibri" w:cs="Calibri"/>
@@ -421,7 +409,6 @@
         <w:t xml:space="preserve">The Property Rentals System aims to simplify the rental process by digitizing property listings, booking management, and communication between </w:t>
       </w:r>
       <w:proofErr w:type="spellStart"/>
-      <w:proofErr w:type="gramStart"/>
       <w:r>
         <w:rPr>
           <w:rFonts w:ascii="Calibri" w:hAnsi="Calibri" w:cs="Calibri"/>
@@ -429,7 +416,6 @@
         <w:t>users.The</w:t>
       </w:r>
       <w:proofErr w:type="spellEnd"/>
-      <w:proofErr w:type="gramEnd"/>
       <w:r>
         <w:rPr>
           <w:rFonts w:ascii="Calibri" w:hAnsi="Calibri" w:cs="Calibri"/>
@@ -807,18 +793,14 @@
       <w:pPr>
         <w:spacing w:before="100" w:beforeAutospacing="1" w:after="100" w:afterAutospacing="1" w:line="240" w:lineRule="auto"/>
         <w:rPr>
-          <w:rFonts w:ascii="Calibri" w:eastAsia="Times New Roman" w:hAnsi="Calibri" w:cs="Calibri"/>
-          <w:sz w:val="24"/>
-          <w:szCs w:val="24"/>
-          <w:lang w:eastAsia="en-GB"/>
-          <w14:ligatures w14:val="none"/>
-        </w:rPr>
-      </w:pPr>
-      <w:r>
-        <w:rPr>
-          <w:rFonts w:ascii="Calibri" w:eastAsia="Times New Roman" w:hAnsi="Calibri" w:cs="Calibri"/>
-          <w:sz w:val="24"/>
-          <w:szCs w:val="24"/>
+          <w:rFonts w:ascii="Arial" w:eastAsia="Times New Roman" w:hAnsi="Arial" w:cs="Arial"/>
+          <w:lang w:eastAsia="en-GB"/>
+          <w14:ligatures w14:val="none"/>
+        </w:rPr>
+      </w:pPr>
+      <w:r>
+        <w:rPr>
+          <w:rFonts w:ascii="Arial" w:eastAsia="Times New Roman" w:hAnsi="Arial" w:cs="Arial"/>
           <w:lang w:eastAsia="en-GB"/>
           <w14:ligatures w14:val="none"/>
         </w:rPr>
@@ -826,10 +808,8 @@
       </w:r>
       <w:r>
         <w:rPr>
-          <w:rFonts w:ascii="Calibri" w:eastAsia="Times New Roman" w:hAnsi="Calibri" w:cs="Calibri"/>
+          <w:rFonts w:ascii="Arial" w:eastAsia="Times New Roman" w:hAnsi="Arial" w:cs="Arial"/>
           <w:bCs/>
-          <w:sz w:val="24"/>
-          <w:szCs w:val="24"/>
           <w:lang w:eastAsia="en-GB"/>
           <w14:ligatures w14:val="none"/>
         </w:rPr>
@@ -837,14 +817,129 @@
       </w:r>
       <w:r>
         <w:rPr>
-          <w:rFonts w:ascii="Calibri" w:eastAsia="Times New Roman" w:hAnsi="Calibri" w:cs="Calibri"/>
-          <w:sz w:val="24"/>
-          <w:szCs w:val="24"/>
+          <w:rFonts w:ascii="Arial" w:eastAsia="Times New Roman" w:hAnsi="Arial" w:cs="Arial"/>
           <w:lang w:eastAsia="en-GB"/>
           <w14:ligatures w14:val="none"/>
         </w:rPr>
         <w:t>, each with specific roles and access permissions.</w:t>
       </w:r>
+    </w:p>
+    <w:p>
+      <w:pPr>
+        <w:pStyle w:val="BodyText"/>
+        <w:numPr>
+          <w:ilvl w:val="0"/>
+          <w:numId w:val="20"/>
+        </w:numPr>
+        <w:spacing w:before="25"/>
+        <w:rPr>
+          <w:rFonts w:ascii="Arial" w:hAnsi="Arial" w:cs="Arial"/>
+          <w:b/>
+          <w:u w:val="single"/>
+          <w:lang w:val="en-DE"/>
+        </w:rPr>
+      </w:pPr>
+      <w:r>
+        <w:rPr>
+          <w:rFonts w:ascii="Arial" w:hAnsi="Arial" w:cs="Arial"/>
+          <w:b/>
+          <w:u w:val="single"/>
+          <w:lang w:val="en-DE"/>
+        </w:rPr>
+        <w:t>User (Abstract actor)</w:t>
+      </w:r>
+    </w:p>
+    <w:p>
+      <w:pPr>
+        <w:pStyle w:val="BodyText"/>
+        <w:spacing w:before="25"/>
+        <w:ind w:left="-1" w:firstLine="0"/>
+        <w:rPr>
+          <w:rFonts w:ascii="Arial" w:hAnsi="Arial" w:cs="Arial"/>
+          <w:lang w:val="en-DE"/>
+        </w:rPr>
+      </w:pPr>
+      <w:r>
+        <w:rPr>
+          <w:rFonts w:ascii="Arial" w:hAnsi="Arial" w:cs="Arial"/>
+          <w:lang w:val="en-DE"/>
+        </w:rPr>
+        <w:t>These processes are done by all actors they just inherit it from the user.</w:t>
+      </w:r>
+    </w:p>
+    <w:p>
+      <w:pPr>
+        <w:pStyle w:val="BodyText"/>
+        <w:numPr>
+          <w:ilvl w:val="0"/>
+          <w:numId w:val="21"/>
+        </w:numPr>
+        <w:spacing w:before="25"/>
+        <w:rPr>
+          <w:rFonts w:ascii="Arial" w:hAnsi="Arial" w:cs="Arial"/>
+          <w:lang w:val="en-DE"/>
+        </w:rPr>
+      </w:pPr>
+      <w:r>
+        <w:rPr>
+          <w:rFonts w:ascii="Arial" w:hAnsi="Arial" w:cs="Arial"/>
+          <w:lang w:val="en-DE"/>
+        </w:rPr>
+        <w:t>Register an account.</w:t>
+      </w:r>
+    </w:p>
+    <w:p>
+      <w:pPr>
+        <w:pStyle w:val="BodyText"/>
+        <w:numPr>
+          <w:ilvl w:val="0"/>
+          <w:numId w:val="21"/>
+        </w:numPr>
+        <w:spacing w:before="25"/>
+        <w:rPr>
+          <w:rFonts w:ascii="Arial" w:hAnsi="Arial" w:cs="Arial"/>
+          <w:lang w:val="en-DE"/>
+        </w:rPr>
+      </w:pPr>
+      <w:r>
+        <w:rPr>
+          <w:rFonts w:ascii="Arial" w:hAnsi="Arial" w:cs="Arial"/>
+          <w:lang w:val="en-DE"/>
+        </w:rPr>
+        <w:t>Log into the account.</w:t>
+      </w:r>
+    </w:p>
+    <w:p>
+      <w:pPr>
+        <w:pStyle w:val="BodyText"/>
+        <w:numPr>
+          <w:ilvl w:val="0"/>
+          <w:numId w:val="21"/>
+        </w:numPr>
+        <w:spacing w:before="25"/>
+        <w:rPr>
+          <w:rFonts w:ascii="Arial" w:hAnsi="Arial" w:cs="Arial"/>
+          <w:lang w:val="en-DE"/>
+        </w:rPr>
+      </w:pPr>
+      <w:r>
+        <w:rPr>
+          <w:rFonts w:ascii="Arial" w:hAnsi="Arial" w:cs="Arial"/>
+          <w:lang w:val="en-DE"/>
+        </w:rPr>
+        <w:t>Log out of the account.</w:t>
+      </w:r>
+    </w:p>
+    <w:p>
+      <w:pPr>
+        <w:pStyle w:val="BodyText"/>
+        <w:spacing w:before="25"/>
+        <w:ind w:left="719" w:firstLine="0"/>
+        <w:rPr>
+          <w:rFonts w:ascii="Arial" w:hAnsi="Arial" w:cs="Arial"/>
+          <w:lang w:val="en-DE"/>
+        </w:rPr>
+      </w:pPr>
     </w:p>
     <w:p>
       <w:pPr>
@@ -852,7 +947,7 @@
         <w:widowControl w:val="0"/>
         <w:numPr>
           <w:ilvl w:val="0"/>
-          <w:numId w:val="13"/>
+          <w:numId w:val="20"/>
         </w:numPr>
         <w:tabs>
           <w:tab w:val="left" w:pos="181"/>
@@ -860,21 +955,33 @@
         <w:autoSpaceDE w:val="0"/>
         <w:autoSpaceDN w:val="0"/>
         <w:spacing w:before="45" w:beforeAutospacing="0" w:after="0" w:afterAutospacing="0"/>
-        <w:ind w:left="181" w:hanging="181"/>
-        <w:rPr>
-          <w:rFonts w:ascii="Calibri" w:hAnsi="Calibri" w:cs="Calibri"/>
-          <w:sz w:val="28"/>
+        <w:rPr>
+          <w:rFonts w:ascii="Arial" w:hAnsi="Arial" w:cs="Arial"/>
+          <w:sz w:val="22"/>
+          <w:szCs w:val="22"/>
           <w:u w:val="thick"/>
         </w:rPr>
       </w:pPr>
       <w:r>
         <w:rPr>
-          <w:rFonts w:ascii="Calibri" w:hAnsi="Calibri" w:cs="Calibri"/>
+          <w:rFonts w:ascii="Arial" w:hAnsi="Arial" w:cs="Arial"/>
           <w:spacing w:val="-2"/>
-          <w:sz w:val="28"/>
+          <w:sz w:val="22"/>
+          <w:szCs w:val="22"/>
           <w:u w:val="thick"/>
         </w:rPr>
         <w:t>Tenants</w:t>
+      </w:r>
+      <w:r>
+        <w:rPr>
+          <w:rFonts w:ascii="Arial" w:hAnsi="Arial" w:cs="Arial"/>
+          <w:spacing w:val="-2"/>
+          <w:sz w:val="22"/>
+          <w:szCs w:val="22"/>
+          <w:u w:val="thick"/>
+          <w:lang w:val="en-DE"/>
+        </w:rPr>
+        <w:t xml:space="preserve"> (inherits from user)</w:t>
       </w:r>
     </w:p>
     <w:p>
@@ -883,7 +990,7 @@
         <w:spacing w:before="24"/>
         <w:ind w:firstLine="0"/>
         <w:rPr>
-          <w:rFonts w:ascii="Calibri" w:hAnsi="Calibri" w:cs="Calibri"/>
+          <w:rFonts w:ascii="Arial" w:hAnsi="Arial" w:cs="Arial"/>
           <w:b/>
         </w:rPr>
       </w:pPr>
@@ -894,109 +1001,109 @@
         <w:spacing w:before="1"/>
         <w:ind w:firstLine="0"/>
         <w:rPr>
-          <w:rFonts w:ascii="Calibri" w:hAnsi="Calibri" w:cs="Calibri"/>
-        </w:rPr>
-      </w:pPr>
-      <w:r>
-        <w:rPr>
-          <w:rFonts w:ascii="Calibri" w:hAnsi="Calibri" w:cs="Calibri"/>
+          <w:rFonts w:ascii="Arial" w:hAnsi="Arial" w:cs="Arial"/>
+        </w:rPr>
+      </w:pPr>
+      <w:r>
+        <w:rPr>
+          <w:rFonts w:ascii="Arial" w:hAnsi="Arial" w:cs="Arial"/>
         </w:rPr>
         <w:t>Tenants</w:t>
       </w:r>
       <w:r>
         <w:rPr>
-          <w:rFonts w:ascii="Calibri" w:hAnsi="Calibri" w:cs="Calibri"/>
+          <w:rFonts w:ascii="Arial" w:hAnsi="Arial" w:cs="Arial"/>
           <w:spacing w:val="-11"/>
         </w:rPr>
         <w:t xml:space="preserve"> </w:t>
       </w:r>
       <w:r>
         <w:rPr>
-          <w:rFonts w:ascii="Calibri" w:hAnsi="Calibri" w:cs="Calibri"/>
+          <w:rFonts w:ascii="Arial" w:hAnsi="Arial" w:cs="Arial"/>
         </w:rPr>
         <w:t>are</w:t>
       </w:r>
       <w:r>
         <w:rPr>
-          <w:rFonts w:ascii="Calibri" w:hAnsi="Calibri" w:cs="Calibri"/>
+          <w:rFonts w:ascii="Arial" w:hAnsi="Arial" w:cs="Arial"/>
           <w:spacing w:val="-8"/>
         </w:rPr>
         <w:t xml:space="preserve"> </w:t>
       </w:r>
       <w:r>
         <w:rPr>
-          <w:rFonts w:ascii="Calibri" w:hAnsi="Calibri" w:cs="Calibri"/>
+          <w:rFonts w:ascii="Arial" w:hAnsi="Arial" w:cs="Arial"/>
         </w:rPr>
         <w:t>users</w:t>
       </w:r>
       <w:r>
         <w:rPr>
-          <w:rFonts w:ascii="Calibri" w:hAnsi="Calibri" w:cs="Calibri"/>
+          <w:rFonts w:ascii="Arial" w:hAnsi="Arial" w:cs="Arial"/>
           <w:spacing w:val="-8"/>
         </w:rPr>
         <w:t xml:space="preserve"> </w:t>
       </w:r>
       <w:r>
         <w:rPr>
-          <w:rFonts w:ascii="Calibri" w:hAnsi="Calibri" w:cs="Calibri"/>
+          <w:rFonts w:ascii="Arial" w:hAnsi="Arial" w:cs="Arial"/>
         </w:rPr>
         <w:t>who</w:t>
       </w:r>
       <w:r>
         <w:rPr>
-          <w:rFonts w:ascii="Calibri" w:hAnsi="Calibri" w:cs="Calibri"/>
+          <w:rFonts w:ascii="Arial" w:hAnsi="Arial" w:cs="Arial"/>
           <w:spacing w:val="-8"/>
         </w:rPr>
         <w:t xml:space="preserve"> </w:t>
       </w:r>
       <w:r>
         <w:rPr>
-          <w:rFonts w:ascii="Calibri" w:hAnsi="Calibri" w:cs="Calibri"/>
+          <w:rFonts w:ascii="Arial" w:hAnsi="Arial" w:cs="Arial"/>
         </w:rPr>
         <w:t>search</w:t>
       </w:r>
       <w:r>
         <w:rPr>
-          <w:rFonts w:ascii="Calibri" w:hAnsi="Calibri" w:cs="Calibri"/>
+          <w:rFonts w:ascii="Arial" w:hAnsi="Arial" w:cs="Arial"/>
           <w:spacing w:val="-8"/>
         </w:rPr>
         <w:t xml:space="preserve"> </w:t>
       </w:r>
       <w:r>
         <w:rPr>
-          <w:rFonts w:ascii="Calibri" w:hAnsi="Calibri" w:cs="Calibri"/>
+          <w:rFonts w:ascii="Arial" w:hAnsi="Arial" w:cs="Arial"/>
         </w:rPr>
         <w:t>for</w:t>
       </w:r>
       <w:r>
         <w:rPr>
-          <w:rFonts w:ascii="Calibri" w:hAnsi="Calibri" w:cs="Calibri"/>
+          <w:rFonts w:ascii="Arial" w:hAnsi="Arial" w:cs="Arial"/>
           <w:spacing w:val="-8"/>
         </w:rPr>
         <w:t xml:space="preserve"> </w:t>
       </w:r>
       <w:r>
         <w:rPr>
-          <w:rFonts w:ascii="Calibri" w:hAnsi="Calibri" w:cs="Calibri"/>
+          <w:rFonts w:ascii="Arial" w:hAnsi="Arial" w:cs="Arial"/>
         </w:rPr>
         <w:t>and</w:t>
       </w:r>
       <w:r>
         <w:rPr>
-          <w:rFonts w:ascii="Calibri" w:hAnsi="Calibri" w:cs="Calibri"/>
+          <w:rFonts w:ascii="Arial" w:hAnsi="Arial" w:cs="Arial"/>
           <w:spacing w:val="-8"/>
         </w:rPr>
         <w:t xml:space="preserve"> </w:t>
       </w:r>
       <w:r>
         <w:rPr>
-          <w:rFonts w:ascii="Calibri" w:hAnsi="Calibri" w:cs="Calibri"/>
+          <w:rFonts w:ascii="Arial" w:hAnsi="Arial" w:cs="Arial"/>
         </w:rPr>
         <w:t>rent</w:t>
       </w:r>
       <w:r>
         <w:rPr>
-          <w:rFonts w:ascii="Calibri" w:hAnsi="Calibri" w:cs="Calibri"/>
+          <w:rFonts w:ascii="Arial" w:hAnsi="Arial" w:cs="Arial"/>
           <w:spacing w:val="-8"/>
         </w:rPr>
         <w:t xml:space="preserve"> </w:t>
@@ -1005,7 +1112,7 @@
       <w:proofErr w:type="gramStart"/>
       <w:r>
         <w:rPr>
-          <w:rFonts w:ascii="Calibri" w:hAnsi="Calibri" w:cs="Calibri"/>
+          <w:rFonts w:ascii="Arial" w:hAnsi="Arial" w:cs="Arial"/>
         </w:rPr>
         <w:t>properties.They</w:t>
       </w:r>
@@ -1013,14 +1120,14 @@
       <w:proofErr w:type="gramEnd"/>
       <w:r>
         <w:rPr>
-          <w:rFonts w:ascii="Calibri" w:hAnsi="Calibri" w:cs="Calibri"/>
+          <w:rFonts w:ascii="Arial" w:hAnsi="Arial" w:cs="Arial"/>
           <w:spacing w:val="-8"/>
         </w:rPr>
         <w:t xml:space="preserve"> </w:t>
       </w:r>
       <w:r>
         <w:rPr>
-          <w:rFonts w:ascii="Calibri" w:hAnsi="Calibri" w:cs="Calibri"/>
+          <w:rFonts w:ascii="Arial" w:hAnsi="Arial" w:cs="Arial"/>
           <w:spacing w:val="-4"/>
         </w:rPr>
         <w:t>can:</w:t>
@@ -1032,7 +1139,7 @@
         <w:spacing w:before="24"/>
         <w:ind w:firstLine="0"/>
         <w:rPr>
-          <w:rFonts w:ascii="Calibri" w:hAnsi="Calibri" w:cs="Calibri"/>
+          <w:rFonts w:ascii="Arial" w:hAnsi="Arial" w:cs="Arial"/>
         </w:rPr>
       </w:pPr>
     </w:p>
@@ -1042,7 +1149,7 @@
         <w:widowControl w:val="0"/>
         <w:numPr>
           <w:ilvl w:val="1"/>
-          <w:numId w:val="13"/>
+          <w:numId w:val="19"/>
         </w:numPr>
         <w:tabs>
           <w:tab w:val="left" w:pos="1439"/>
@@ -1053,80 +1160,15 @@
         <w:ind w:left="1439" w:hanging="359"/>
         <w:contextualSpacing w:val="0"/>
         <w:rPr>
-          <w:rFonts w:ascii="Calibri" w:hAnsi="Calibri" w:cs="Calibri"/>
-        </w:rPr>
-      </w:pPr>
-      <w:r>
-        <w:rPr>
-          <w:rFonts w:ascii="Calibri" w:hAnsi="Calibri" w:cs="Calibri"/>
-        </w:rPr>
-        <w:t>Register</w:t>
-      </w:r>
-      <w:r>
-        <w:rPr>
-          <w:rFonts w:ascii="Calibri" w:hAnsi="Calibri" w:cs="Calibri"/>
-          <w:spacing w:val="-5"/>
-        </w:rPr>
-        <w:t xml:space="preserve"> </w:t>
-      </w:r>
-      <w:r>
-        <w:rPr>
-          <w:rFonts w:ascii="Calibri" w:hAnsi="Calibri" w:cs="Calibri"/>
-        </w:rPr>
-        <w:t>and</w:t>
-      </w:r>
-      <w:r>
-        <w:rPr>
-          <w:rFonts w:ascii="Calibri" w:hAnsi="Calibri" w:cs="Calibri"/>
-          <w:spacing w:val="-4"/>
-        </w:rPr>
-        <w:t xml:space="preserve"> </w:t>
-      </w:r>
-      <w:r>
-        <w:rPr>
-          <w:rFonts w:ascii="Calibri" w:hAnsi="Calibri" w:cs="Calibri"/>
-        </w:rPr>
-        <w:t>log</w:t>
-      </w:r>
-      <w:r>
-        <w:rPr>
-          <w:rFonts w:ascii="Calibri" w:hAnsi="Calibri" w:cs="Calibri"/>
-          <w:spacing w:val="-4"/>
-        </w:rPr>
-        <w:t xml:space="preserve"> </w:t>
-      </w:r>
-      <w:r>
-        <w:rPr>
-          <w:rFonts w:ascii="Calibri" w:hAnsi="Calibri" w:cs="Calibri"/>
-        </w:rPr>
-        <w:t>into</w:t>
-      </w:r>
-      <w:r>
-        <w:rPr>
-          <w:rFonts w:ascii="Calibri" w:hAnsi="Calibri" w:cs="Calibri"/>
-          <w:spacing w:val="-4"/>
-        </w:rPr>
-        <w:t xml:space="preserve"> </w:t>
-      </w:r>
-      <w:r>
-        <w:rPr>
-          <w:rFonts w:ascii="Calibri" w:hAnsi="Calibri" w:cs="Calibri"/>
-        </w:rPr>
-        <w:t>the</w:t>
-      </w:r>
-      <w:r>
-        <w:rPr>
-          <w:rFonts w:ascii="Calibri" w:hAnsi="Calibri" w:cs="Calibri"/>
-          <w:spacing w:val="-4"/>
-        </w:rPr>
-        <w:t xml:space="preserve"> </w:t>
-      </w:r>
-      <w:r>
-        <w:rPr>
-          <w:rFonts w:ascii="Calibri" w:hAnsi="Calibri" w:cs="Calibri"/>
-          <w:spacing w:val="-2"/>
-        </w:rPr>
-        <w:t>system.</w:t>
+          <w:rFonts w:ascii="Arial" w:hAnsi="Arial" w:cs="Arial"/>
+        </w:rPr>
+      </w:pPr>
+      <w:r>
+        <w:rPr>
+          <w:rFonts w:ascii="Arial" w:hAnsi="Arial" w:cs="Arial"/>
+          <w:lang w:val="en-DE"/>
+        </w:rPr>
+        <w:t>Review and rate properties</w:t>
       </w:r>
     </w:p>
     <w:p>
@@ -1135,7 +1177,7 @@
         <w:widowControl w:val="0"/>
         <w:numPr>
           <w:ilvl w:val="1"/>
-          <w:numId w:val="13"/>
+          <w:numId w:val="19"/>
         </w:numPr>
         <w:tabs>
           <w:tab w:val="left" w:pos="1439"/>
@@ -1146,18 +1188,18 @@
         <w:ind w:left="1439" w:hanging="359"/>
         <w:contextualSpacing w:val="0"/>
         <w:rPr>
-          <w:rFonts w:ascii="Calibri" w:hAnsi="Calibri" w:cs="Calibri"/>
-        </w:rPr>
-      </w:pPr>
-      <w:r>
-        <w:rPr>
-          <w:rFonts w:ascii="Calibri" w:hAnsi="Calibri" w:cs="Calibri"/>
+          <w:rFonts w:ascii="Arial" w:hAnsi="Arial" w:cs="Arial"/>
+        </w:rPr>
+      </w:pPr>
+      <w:r>
+        <w:rPr>
+          <w:rFonts w:ascii="Arial" w:hAnsi="Arial" w:cs="Arial"/>
         </w:rPr>
         <w:t>Search</w:t>
       </w:r>
       <w:r>
         <w:rPr>
-          <w:rFonts w:ascii="Calibri" w:hAnsi="Calibri" w:cs="Calibri"/>
+          <w:rFonts w:ascii="Arial" w:hAnsi="Arial" w:cs="Arial"/>
           <w:spacing w:val="-8"/>
         </w:rPr>
         <w:t xml:space="preserve"> </w:t>
@@ -1166,7 +1208,7 @@
       <w:proofErr w:type="gramStart"/>
       <w:r>
         <w:rPr>
-          <w:rFonts w:ascii="Calibri" w:hAnsi="Calibri" w:cs="Calibri"/>
+          <w:rFonts w:ascii="Arial" w:hAnsi="Arial" w:cs="Arial"/>
         </w:rPr>
         <w:t>properties,view</w:t>
       </w:r>
@@ -1174,40 +1216,40 @@
       <w:proofErr w:type="gramEnd"/>
       <w:r>
         <w:rPr>
-          <w:rFonts w:ascii="Calibri" w:hAnsi="Calibri" w:cs="Calibri"/>
+          <w:rFonts w:ascii="Arial" w:hAnsi="Arial" w:cs="Arial"/>
           <w:spacing w:val="-8"/>
         </w:rPr>
         <w:t xml:space="preserve"> </w:t>
       </w:r>
       <w:r>
         <w:rPr>
-          <w:rFonts w:ascii="Calibri" w:hAnsi="Calibri" w:cs="Calibri"/>
+          <w:rFonts w:ascii="Arial" w:hAnsi="Arial" w:cs="Arial"/>
         </w:rPr>
         <w:t>and</w:t>
       </w:r>
       <w:r>
         <w:rPr>
-          <w:rFonts w:ascii="Calibri" w:hAnsi="Calibri" w:cs="Calibri"/>
+          <w:rFonts w:ascii="Arial" w:hAnsi="Arial" w:cs="Arial"/>
           <w:spacing w:val="-8"/>
         </w:rPr>
         <w:t xml:space="preserve"> </w:t>
       </w:r>
       <w:r>
         <w:rPr>
-          <w:rFonts w:ascii="Calibri" w:hAnsi="Calibri" w:cs="Calibri"/>
+          <w:rFonts w:ascii="Arial" w:hAnsi="Arial" w:cs="Arial"/>
         </w:rPr>
         <w:t>request</w:t>
       </w:r>
       <w:r>
         <w:rPr>
-          <w:rFonts w:ascii="Calibri" w:hAnsi="Calibri" w:cs="Calibri"/>
+          <w:rFonts w:ascii="Arial" w:hAnsi="Arial" w:cs="Arial"/>
           <w:spacing w:val="-7"/>
         </w:rPr>
         <w:t xml:space="preserve"> </w:t>
       </w:r>
       <w:r>
         <w:rPr>
-          <w:rFonts w:ascii="Calibri" w:hAnsi="Calibri" w:cs="Calibri"/>
+          <w:rFonts w:ascii="Arial" w:hAnsi="Arial" w:cs="Arial"/>
           <w:spacing w:val="-2"/>
         </w:rPr>
         <w:t>properties</w:t>
@@ -1219,7 +1261,7 @@
         <w:widowControl w:val="0"/>
         <w:numPr>
           <w:ilvl w:val="1"/>
-          <w:numId w:val="13"/>
+          <w:numId w:val="19"/>
         </w:numPr>
         <w:tabs>
           <w:tab w:val="left" w:pos="1439"/>
@@ -1230,51 +1272,51 @@
         <w:ind w:left="1439" w:hanging="359"/>
         <w:contextualSpacing w:val="0"/>
         <w:rPr>
-          <w:rFonts w:ascii="Calibri" w:hAnsi="Calibri" w:cs="Calibri"/>
-        </w:rPr>
-      </w:pPr>
-      <w:r>
-        <w:rPr>
-          <w:rFonts w:ascii="Calibri" w:hAnsi="Calibri" w:cs="Calibri"/>
+          <w:rFonts w:ascii="Arial" w:hAnsi="Arial" w:cs="Arial"/>
+        </w:rPr>
+      </w:pPr>
+      <w:r>
+        <w:rPr>
+          <w:rFonts w:ascii="Arial" w:hAnsi="Arial" w:cs="Arial"/>
         </w:rPr>
         <w:t>Communicate</w:t>
       </w:r>
       <w:r>
         <w:rPr>
-          <w:rFonts w:ascii="Calibri" w:hAnsi="Calibri" w:cs="Calibri"/>
+          <w:rFonts w:ascii="Arial" w:hAnsi="Arial" w:cs="Arial"/>
           <w:spacing w:val="-8"/>
         </w:rPr>
         <w:t xml:space="preserve"> </w:t>
       </w:r>
       <w:r>
         <w:rPr>
-          <w:rFonts w:ascii="Calibri" w:hAnsi="Calibri" w:cs="Calibri"/>
+          <w:rFonts w:ascii="Arial" w:hAnsi="Arial" w:cs="Arial"/>
         </w:rPr>
         <w:t>with</w:t>
       </w:r>
       <w:r>
         <w:rPr>
-          <w:rFonts w:ascii="Calibri" w:hAnsi="Calibri" w:cs="Calibri"/>
+          <w:rFonts w:ascii="Arial" w:hAnsi="Arial" w:cs="Arial"/>
           <w:spacing w:val="-8"/>
         </w:rPr>
         <w:t xml:space="preserve"> </w:t>
       </w:r>
       <w:r>
         <w:rPr>
-          <w:rFonts w:ascii="Calibri" w:hAnsi="Calibri" w:cs="Calibri"/>
+          <w:rFonts w:ascii="Arial" w:hAnsi="Arial" w:cs="Arial"/>
         </w:rPr>
         <w:t>property</w:t>
       </w:r>
       <w:r>
         <w:rPr>
-          <w:rFonts w:ascii="Calibri" w:hAnsi="Calibri" w:cs="Calibri"/>
+          <w:rFonts w:ascii="Arial" w:hAnsi="Arial" w:cs="Arial"/>
           <w:spacing w:val="-7"/>
         </w:rPr>
         <w:t xml:space="preserve"> </w:t>
       </w:r>
       <w:r>
         <w:rPr>
-          <w:rFonts w:ascii="Calibri" w:hAnsi="Calibri" w:cs="Calibri"/>
+          <w:rFonts w:ascii="Arial" w:hAnsi="Arial" w:cs="Arial"/>
           <w:spacing w:val="-2"/>
         </w:rPr>
         <w:t>owners</w:t>
@@ -1286,7 +1328,7 @@
         <w:widowControl w:val="0"/>
         <w:numPr>
           <w:ilvl w:val="1"/>
-          <w:numId w:val="13"/>
+          <w:numId w:val="19"/>
         </w:numPr>
         <w:tabs>
           <w:tab w:val="left" w:pos="1439"/>
@@ -1297,90 +1339,90 @@
         <w:ind w:left="1439" w:hanging="359"/>
         <w:contextualSpacing w:val="0"/>
         <w:rPr>
-          <w:rFonts w:ascii="Calibri" w:hAnsi="Calibri" w:cs="Calibri"/>
-        </w:rPr>
-      </w:pPr>
-      <w:r>
-        <w:rPr>
-          <w:rFonts w:ascii="Calibri" w:hAnsi="Calibri" w:cs="Calibri"/>
+          <w:rFonts w:ascii="Arial" w:hAnsi="Arial" w:cs="Arial"/>
+        </w:rPr>
+      </w:pPr>
+      <w:r>
+        <w:rPr>
+          <w:rFonts w:ascii="Arial" w:hAnsi="Arial" w:cs="Arial"/>
         </w:rPr>
         <w:t>Make</w:t>
       </w:r>
       <w:r>
         <w:rPr>
-          <w:rFonts w:ascii="Calibri" w:hAnsi="Calibri" w:cs="Calibri"/>
+          <w:rFonts w:ascii="Arial" w:hAnsi="Arial" w:cs="Arial"/>
           <w:spacing w:val="-6"/>
         </w:rPr>
         <w:t xml:space="preserve"> </w:t>
       </w:r>
       <w:r>
         <w:rPr>
-          <w:rFonts w:ascii="Calibri" w:hAnsi="Calibri" w:cs="Calibri"/>
+          <w:rFonts w:ascii="Arial" w:hAnsi="Arial" w:cs="Arial"/>
         </w:rPr>
         <w:t>rental</w:t>
       </w:r>
       <w:r>
         <w:rPr>
-          <w:rFonts w:ascii="Calibri" w:hAnsi="Calibri" w:cs="Calibri"/>
+          <w:rFonts w:ascii="Arial" w:hAnsi="Arial" w:cs="Arial"/>
           <w:spacing w:val="-5"/>
         </w:rPr>
         <w:t xml:space="preserve"> </w:t>
       </w:r>
       <w:r>
         <w:rPr>
-          <w:rFonts w:ascii="Calibri" w:hAnsi="Calibri" w:cs="Calibri"/>
+          <w:rFonts w:ascii="Arial" w:hAnsi="Arial" w:cs="Arial"/>
         </w:rPr>
         <w:t>payments</w:t>
       </w:r>
       <w:r>
         <w:rPr>
-          <w:rFonts w:ascii="Calibri" w:hAnsi="Calibri" w:cs="Calibri"/>
+          <w:rFonts w:ascii="Arial" w:hAnsi="Arial" w:cs="Arial"/>
           <w:spacing w:val="-5"/>
         </w:rPr>
         <w:t xml:space="preserve"> </w:t>
       </w:r>
       <w:r>
         <w:rPr>
-          <w:rFonts w:ascii="Calibri" w:hAnsi="Calibri" w:cs="Calibri"/>
+          <w:rFonts w:ascii="Arial" w:hAnsi="Arial" w:cs="Arial"/>
         </w:rPr>
         <w:t>and</w:t>
       </w:r>
       <w:r>
         <w:rPr>
-          <w:rFonts w:ascii="Calibri" w:hAnsi="Calibri" w:cs="Calibri"/>
+          <w:rFonts w:ascii="Arial" w:hAnsi="Arial" w:cs="Arial"/>
           <w:spacing w:val="-6"/>
         </w:rPr>
         <w:t xml:space="preserve"> </w:t>
       </w:r>
       <w:r>
         <w:rPr>
-          <w:rFonts w:ascii="Calibri" w:hAnsi="Calibri" w:cs="Calibri"/>
+          <w:rFonts w:ascii="Arial" w:hAnsi="Arial" w:cs="Arial"/>
         </w:rPr>
         <w:t>view</w:t>
       </w:r>
       <w:r>
         <w:rPr>
-          <w:rFonts w:ascii="Calibri" w:hAnsi="Calibri" w:cs="Calibri"/>
+          <w:rFonts w:ascii="Arial" w:hAnsi="Arial" w:cs="Arial"/>
           <w:spacing w:val="-5"/>
         </w:rPr>
         <w:t xml:space="preserve"> </w:t>
       </w:r>
       <w:r>
         <w:rPr>
-          <w:rFonts w:ascii="Calibri" w:hAnsi="Calibri" w:cs="Calibri"/>
+          <w:rFonts w:ascii="Arial" w:hAnsi="Arial" w:cs="Arial"/>
         </w:rPr>
         <w:t>booking</w:t>
       </w:r>
       <w:r>
         <w:rPr>
-          <w:rFonts w:ascii="Calibri" w:hAnsi="Calibri" w:cs="Calibri"/>
+          <w:rFonts w:ascii="Arial" w:hAnsi="Arial" w:cs="Arial"/>
           <w:spacing w:val="-5"/>
         </w:rPr>
         <w:t xml:space="preserve"> </w:t>
       </w:r>
       <w:r>
         <w:rPr>
-          <w:rFonts w:ascii="Calibri" w:hAnsi="Calibri" w:cs="Calibri"/>
+          <w:rFonts w:ascii="Arial" w:hAnsi="Arial" w:cs="Arial"/>
           <w:spacing w:val="-2"/>
         </w:rPr>
         <w:t>history</w:t>
@@ -1392,7 +1434,7 @@
         <w:spacing w:before="25"/>
         <w:ind w:firstLine="0"/>
         <w:rPr>
-          <w:rFonts w:ascii="Calibri" w:hAnsi="Calibri" w:cs="Calibri"/>
+          <w:rFonts w:ascii="Arial" w:hAnsi="Arial" w:cs="Arial"/>
         </w:rPr>
       </w:pPr>
     </w:p>
@@ -1402,46 +1444,60 @@
         <w:widowControl w:val="0"/>
         <w:numPr>
           <w:ilvl w:val="0"/>
-          <w:numId w:val="13"/>
+          <w:numId w:val="20"/>
         </w:numPr>
         <w:tabs>
           <w:tab w:val="left" w:pos="181"/>
         </w:tabs>
         <w:autoSpaceDE w:val="0"/>
         <w:autoSpaceDN w:val="0"/>
-        <w:spacing w:before="0" w:beforeAutospacing="0" w:after="0" w:afterAutospacing="0"/>
-        <w:ind w:left="181" w:hanging="181"/>
-        <w:rPr>
-          <w:rFonts w:ascii="Calibri" w:hAnsi="Calibri" w:cs="Calibri"/>
-          <w:sz w:val="28"/>
+        <w:spacing w:before="45" w:beforeAutospacing="0" w:after="0" w:afterAutospacing="0"/>
+        <w:rPr>
+          <w:rFonts w:ascii="Arial" w:hAnsi="Arial" w:cs="Arial"/>
+          <w:sz w:val="22"/>
+          <w:szCs w:val="22"/>
           <w:u w:val="thick"/>
         </w:rPr>
       </w:pPr>
       <w:r>
         <w:rPr>
-          <w:rFonts w:ascii="Calibri" w:hAnsi="Calibri" w:cs="Calibri"/>
-          <w:sz w:val="28"/>
+          <w:rFonts w:ascii="Arial" w:hAnsi="Arial" w:cs="Arial"/>
+          <w:sz w:val="22"/>
+          <w:szCs w:val="22"/>
           <w:u w:val="thick"/>
         </w:rPr>
         <w:t>Property</w:t>
       </w:r>
       <w:r>
         <w:rPr>
-          <w:rFonts w:ascii="Calibri" w:hAnsi="Calibri" w:cs="Calibri"/>
+          <w:rFonts w:ascii="Arial" w:hAnsi="Arial" w:cs="Arial"/>
           <w:spacing w:val="-8"/>
-          <w:sz w:val="28"/>
+          <w:sz w:val="22"/>
+          <w:szCs w:val="22"/>
           <w:u w:val="thick"/>
         </w:rPr>
         <w:t xml:space="preserve"> </w:t>
       </w:r>
       <w:r>
         <w:rPr>
-          <w:rFonts w:ascii="Calibri" w:hAnsi="Calibri" w:cs="Calibri"/>
+          <w:rFonts w:ascii="Arial" w:hAnsi="Arial" w:cs="Arial"/>
           <w:spacing w:val="-2"/>
-          <w:sz w:val="28"/>
+          <w:sz w:val="22"/>
+          <w:szCs w:val="22"/>
           <w:u w:val="thick"/>
         </w:rPr>
         <w:t>owner</w:t>
+      </w:r>
+      <w:r>
+        <w:rPr>
+          <w:rFonts w:ascii="Arial" w:hAnsi="Arial" w:cs="Arial"/>
+          <w:spacing w:val="-2"/>
+          <w:sz w:val="22"/>
+          <w:szCs w:val="22"/>
+          <w:u w:val="thick"/>
+          <w:lang w:val="en-DE"/>
+        </w:rPr>
+        <w:t xml:space="preserve"> (inherits from user)</w:t>
       </w:r>
     </w:p>
     <w:p>
@@ -1450,7 +1506,7 @@
         <w:spacing w:before="25"/>
         <w:ind w:firstLine="0"/>
         <w:rPr>
-          <w:rFonts w:ascii="Calibri" w:hAnsi="Calibri" w:cs="Calibri"/>
+          <w:rFonts w:ascii="Arial" w:hAnsi="Arial" w:cs="Arial"/>
           <w:b/>
         </w:rPr>
       </w:pPr>
@@ -1461,142 +1517,142 @@
         <w:spacing w:before="0"/>
         <w:ind w:firstLine="0"/>
         <w:rPr>
-          <w:rFonts w:ascii="Calibri" w:hAnsi="Calibri" w:cs="Calibri"/>
-        </w:rPr>
-      </w:pPr>
-      <w:r>
-        <w:rPr>
-          <w:rFonts w:ascii="Calibri" w:hAnsi="Calibri" w:cs="Calibri"/>
+          <w:rFonts w:ascii="Arial" w:hAnsi="Arial" w:cs="Arial"/>
+        </w:rPr>
+      </w:pPr>
+      <w:r>
+        <w:rPr>
+          <w:rFonts w:ascii="Arial" w:hAnsi="Arial" w:cs="Arial"/>
         </w:rPr>
         <w:t>Property</w:t>
       </w:r>
       <w:r>
         <w:rPr>
-          <w:rFonts w:ascii="Calibri" w:hAnsi="Calibri" w:cs="Calibri"/>
+          <w:rFonts w:ascii="Arial" w:hAnsi="Arial" w:cs="Arial"/>
           <w:spacing w:val="-6"/>
         </w:rPr>
         <w:t xml:space="preserve"> </w:t>
       </w:r>
       <w:r>
         <w:rPr>
-          <w:rFonts w:ascii="Calibri" w:hAnsi="Calibri" w:cs="Calibri"/>
+          <w:rFonts w:ascii="Arial" w:hAnsi="Arial" w:cs="Arial"/>
         </w:rPr>
         <w:t>owners</w:t>
       </w:r>
       <w:r>
         <w:rPr>
-          <w:rFonts w:ascii="Calibri" w:hAnsi="Calibri" w:cs="Calibri"/>
+          <w:rFonts w:ascii="Arial" w:hAnsi="Arial" w:cs="Arial"/>
           <w:spacing w:val="-5"/>
         </w:rPr>
         <w:t xml:space="preserve"> </w:t>
       </w:r>
       <w:r>
         <w:rPr>
-          <w:rFonts w:ascii="Calibri" w:hAnsi="Calibri" w:cs="Calibri"/>
+          <w:rFonts w:ascii="Arial" w:hAnsi="Arial" w:cs="Arial"/>
         </w:rPr>
         <w:t>are</w:t>
       </w:r>
       <w:r>
         <w:rPr>
-          <w:rFonts w:ascii="Calibri" w:hAnsi="Calibri" w:cs="Calibri"/>
+          <w:rFonts w:ascii="Arial" w:hAnsi="Arial" w:cs="Arial"/>
           <w:spacing w:val="-5"/>
         </w:rPr>
         <w:t xml:space="preserve"> </w:t>
       </w:r>
       <w:r>
         <w:rPr>
-          <w:rFonts w:ascii="Calibri" w:hAnsi="Calibri" w:cs="Calibri"/>
+          <w:rFonts w:ascii="Arial" w:hAnsi="Arial" w:cs="Arial"/>
         </w:rPr>
         <w:t>users</w:t>
       </w:r>
       <w:r>
         <w:rPr>
-          <w:rFonts w:ascii="Calibri" w:hAnsi="Calibri" w:cs="Calibri"/>
+          <w:rFonts w:ascii="Arial" w:hAnsi="Arial" w:cs="Arial"/>
           <w:spacing w:val="-5"/>
         </w:rPr>
         <w:t xml:space="preserve"> </w:t>
       </w:r>
       <w:r>
         <w:rPr>
-          <w:rFonts w:ascii="Calibri" w:hAnsi="Calibri" w:cs="Calibri"/>
+          <w:rFonts w:ascii="Arial" w:hAnsi="Arial" w:cs="Arial"/>
         </w:rPr>
         <w:t>who</w:t>
       </w:r>
       <w:r>
         <w:rPr>
-          <w:rFonts w:ascii="Calibri" w:hAnsi="Calibri" w:cs="Calibri"/>
+          <w:rFonts w:ascii="Arial" w:hAnsi="Arial" w:cs="Arial"/>
           <w:spacing w:val="-5"/>
         </w:rPr>
         <w:t xml:space="preserve"> </w:t>
       </w:r>
       <w:r>
         <w:rPr>
-          <w:rFonts w:ascii="Calibri" w:hAnsi="Calibri" w:cs="Calibri"/>
+          <w:rFonts w:ascii="Arial" w:hAnsi="Arial" w:cs="Arial"/>
         </w:rPr>
         <w:t>list</w:t>
       </w:r>
       <w:r>
         <w:rPr>
-          <w:rFonts w:ascii="Calibri" w:hAnsi="Calibri" w:cs="Calibri"/>
+          <w:rFonts w:ascii="Arial" w:hAnsi="Arial" w:cs="Arial"/>
           <w:spacing w:val="-5"/>
         </w:rPr>
         <w:t xml:space="preserve"> </w:t>
       </w:r>
       <w:r>
         <w:rPr>
-          <w:rFonts w:ascii="Calibri" w:hAnsi="Calibri" w:cs="Calibri"/>
+          <w:rFonts w:ascii="Arial" w:hAnsi="Arial" w:cs="Arial"/>
         </w:rPr>
         <w:t>properties</w:t>
       </w:r>
       <w:r>
         <w:rPr>
-          <w:rFonts w:ascii="Calibri" w:hAnsi="Calibri" w:cs="Calibri"/>
+          <w:rFonts w:ascii="Arial" w:hAnsi="Arial" w:cs="Arial"/>
           <w:spacing w:val="-5"/>
         </w:rPr>
         <w:t xml:space="preserve"> </w:t>
       </w:r>
       <w:r>
         <w:rPr>
-          <w:rFonts w:ascii="Calibri" w:hAnsi="Calibri" w:cs="Calibri"/>
+          <w:rFonts w:ascii="Arial" w:hAnsi="Arial" w:cs="Arial"/>
         </w:rPr>
         <w:t>for</w:t>
       </w:r>
       <w:r>
         <w:rPr>
-          <w:rFonts w:ascii="Calibri" w:hAnsi="Calibri" w:cs="Calibri"/>
+          <w:rFonts w:ascii="Arial" w:hAnsi="Arial" w:cs="Arial"/>
           <w:spacing w:val="-5"/>
         </w:rPr>
         <w:t xml:space="preserve"> </w:t>
       </w:r>
       <w:r>
         <w:rPr>
-          <w:rFonts w:ascii="Calibri" w:hAnsi="Calibri" w:cs="Calibri"/>
+          <w:rFonts w:ascii="Arial" w:hAnsi="Arial" w:cs="Arial"/>
         </w:rPr>
         <w:t>rent.</w:t>
       </w:r>
       <w:r>
         <w:rPr>
-          <w:rFonts w:ascii="Calibri" w:hAnsi="Calibri" w:cs="Calibri"/>
+          <w:rFonts w:ascii="Arial" w:hAnsi="Arial" w:cs="Arial"/>
           <w:spacing w:val="-5"/>
         </w:rPr>
         <w:t xml:space="preserve"> </w:t>
       </w:r>
       <w:r>
         <w:rPr>
-          <w:rFonts w:ascii="Calibri" w:hAnsi="Calibri" w:cs="Calibri"/>
+          <w:rFonts w:ascii="Arial" w:hAnsi="Arial" w:cs="Arial"/>
         </w:rPr>
         <w:t>They</w:t>
       </w:r>
       <w:r>
         <w:rPr>
-          <w:rFonts w:ascii="Calibri" w:hAnsi="Calibri" w:cs="Calibri"/>
+          <w:rFonts w:ascii="Arial" w:hAnsi="Arial" w:cs="Arial"/>
           <w:spacing w:val="-5"/>
         </w:rPr>
         <w:t xml:space="preserve"> </w:t>
       </w:r>
       <w:r>
         <w:rPr>
-          <w:rFonts w:ascii="Calibri" w:hAnsi="Calibri" w:cs="Calibri"/>
+          <w:rFonts w:ascii="Arial" w:hAnsi="Arial" w:cs="Arial"/>
           <w:spacing w:val="-4"/>
         </w:rPr>
         <w:t>can:</w:t>
@@ -1608,7 +1664,7 @@
         <w:spacing w:before="25"/>
         <w:ind w:firstLine="0"/>
         <w:rPr>
-          <w:rFonts w:ascii="Calibri" w:hAnsi="Calibri" w:cs="Calibri"/>
+          <w:rFonts w:ascii="Arial" w:hAnsi="Arial" w:cs="Arial"/>
         </w:rPr>
       </w:pPr>
     </w:p>
@@ -1618,7 +1674,7 @@
         <w:widowControl w:val="0"/>
         <w:numPr>
           <w:ilvl w:val="1"/>
-          <w:numId w:val="13"/>
+          <w:numId w:val="19"/>
         </w:numPr>
         <w:tabs>
           <w:tab w:val="left" w:pos="719"/>
@@ -1629,80 +1685,15 @@
         <w:ind w:left="719" w:hanging="359"/>
         <w:contextualSpacing w:val="0"/>
         <w:rPr>
-          <w:rFonts w:ascii="Calibri" w:hAnsi="Calibri" w:cs="Calibri"/>
-        </w:rPr>
-      </w:pPr>
-      <w:r>
-        <w:rPr>
-          <w:rFonts w:ascii="Calibri" w:hAnsi="Calibri" w:cs="Calibri"/>
-        </w:rPr>
-        <w:t>Register</w:t>
-      </w:r>
-      <w:r>
-        <w:rPr>
-          <w:rFonts w:ascii="Calibri" w:hAnsi="Calibri" w:cs="Calibri"/>
-          <w:spacing w:val="-5"/>
-        </w:rPr>
-        <w:t xml:space="preserve"> </w:t>
-      </w:r>
-      <w:r>
-        <w:rPr>
-          <w:rFonts w:ascii="Calibri" w:hAnsi="Calibri" w:cs="Calibri"/>
-        </w:rPr>
-        <w:t>and</w:t>
-      </w:r>
-      <w:r>
-        <w:rPr>
-          <w:rFonts w:ascii="Calibri" w:hAnsi="Calibri" w:cs="Calibri"/>
-          <w:spacing w:val="-4"/>
-        </w:rPr>
-        <w:t xml:space="preserve"> </w:t>
-      </w:r>
-      <w:r>
-        <w:rPr>
-          <w:rFonts w:ascii="Calibri" w:hAnsi="Calibri" w:cs="Calibri"/>
-        </w:rPr>
-        <w:t>log</w:t>
-      </w:r>
-      <w:r>
-        <w:rPr>
-          <w:rFonts w:ascii="Calibri" w:hAnsi="Calibri" w:cs="Calibri"/>
-          <w:spacing w:val="-4"/>
-        </w:rPr>
-        <w:t xml:space="preserve"> </w:t>
-      </w:r>
-      <w:r>
-        <w:rPr>
-          <w:rFonts w:ascii="Calibri" w:hAnsi="Calibri" w:cs="Calibri"/>
-        </w:rPr>
-        <w:t>into</w:t>
-      </w:r>
-      <w:r>
-        <w:rPr>
-          <w:rFonts w:ascii="Calibri" w:hAnsi="Calibri" w:cs="Calibri"/>
-          <w:spacing w:val="-4"/>
-        </w:rPr>
-        <w:t xml:space="preserve"> </w:t>
-      </w:r>
-      <w:r>
-        <w:rPr>
-          <w:rFonts w:ascii="Calibri" w:hAnsi="Calibri" w:cs="Calibri"/>
-        </w:rPr>
-        <w:t>the</w:t>
-      </w:r>
-      <w:r>
-        <w:rPr>
-          <w:rFonts w:ascii="Calibri" w:hAnsi="Calibri" w:cs="Calibri"/>
-          <w:spacing w:val="-4"/>
-        </w:rPr>
-        <w:t xml:space="preserve"> </w:t>
-      </w:r>
-      <w:r>
-        <w:rPr>
-          <w:rFonts w:ascii="Calibri" w:hAnsi="Calibri" w:cs="Calibri"/>
-          <w:spacing w:val="-2"/>
-        </w:rPr>
-        <w:t>system</w:t>
+          <w:rFonts w:ascii="Arial" w:hAnsi="Arial" w:cs="Arial"/>
+        </w:rPr>
+      </w:pPr>
+      <w:r>
+        <w:rPr>
+          <w:rFonts w:ascii="Arial" w:hAnsi="Arial" w:cs="Arial"/>
+          <w:lang w:val="en-DE"/>
+        </w:rPr>
+        <w:t>Communicate with tenants</w:t>
       </w:r>
     </w:p>
     <w:p>
@@ -1711,7 +1702,7 @@
         <w:widowControl w:val="0"/>
         <w:numPr>
           <w:ilvl w:val="1"/>
-          <w:numId w:val="13"/>
+          <w:numId w:val="19"/>
         </w:numPr>
         <w:tabs>
           <w:tab w:val="left" w:pos="719"/>
@@ -1722,14 +1713,14 @@
         <w:ind w:left="719" w:hanging="359"/>
         <w:contextualSpacing w:val="0"/>
         <w:rPr>
-          <w:rFonts w:ascii="Calibri" w:hAnsi="Calibri" w:cs="Calibri"/>
+          <w:rFonts w:ascii="Arial" w:hAnsi="Arial" w:cs="Arial"/>
         </w:rPr>
       </w:pPr>
       <w:proofErr w:type="spellStart"/>
       <w:proofErr w:type="gramStart"/>
       <w:r>
         <w:rPr>
-          <w:rFonts w:ascii="Calibri" w:hAnsi="Calibri" w:cs="Calibri"/>
+          <w:rFonts w:ascii="Arial" w:hAnsi="Arial" w:cs="Arial"/>
         </w:rPr>
         <w:t>Add,remove</w:t>
       </w:r>
@@ -1737,53 +1728,53 @@
       <w:proofErr w:type="gramEnd"/>
       <w:r>
         <w:rPr>
-          <w:rFonts w:ascii="Calibri" w:hAnsi="Calibri" w:cs="Calibri"/>
+          <w:rFonts w:ascii="Arial" w:hAnsi="Arial" w:cs="Arial"/>
           <w:spacing w:val="-6"/>
         </w:rPr>
         <w:t xml:space="preserve"> </w:t>
       </w:r>
       <w:r>
         <w:rPr>
-          <w:rFonts w:ascii="Calibri" w:hAnsi="Calibri" w:cs="Calibri"/>
+          <w:rFonts w:ascii="Arial" w:hAnsi="Arial" w:cs="Arial"/>
         </w:rPr>
         <w:t>or</w:t>
       </w:r>
       <w:r>
         <w:rPr>
-          <w:rFonts w:ascii="Calibri" w:hAnsi="Calibri" w:cs="Calibri"/>
+          <w:rFonts w:ascii="Arial" w:hAnsi="Arial" w:cs="Arial"/>
           <w:spacing w:val="-6"/>
         </w:rPr>
         <w:t xml:space="preserve"> </w:t>
       </w:r>
       <w:r>
         <w:rPr>
-          <w:rFonts w:ascii="Calibri" w:hAnsi="Calibri" w:cs="Calibri"/>
+          <w:rFonts w:ascii="Arial" w:hAnsi="Arial" w:cs="Arial"/>
         </w:rPr>
         <w:t>edit</w:t>
       </w:r>
       <w:r>
         <w:rPr>
-          <w:rFonts w:ascii="Calibri" w:hAnsi="Calibri" w:cs="Calibri"/>
+          <w:rFonts w:ascii="Arial" w:hAnsi="Arial" w:cs="Arial"/>
           <w:spacing w:val="-6"/>
         </w:rPr>
         <w:t xml:space="preserve"> </w:t>
       </w:r>
       <w:r>
         <w:rPr>
-          <w:rFonts w:ascii="Calibri" w:hAnsi="Calibri" w:cs="Calibri"/>
+          <w:rFonts w:ascii="Arial" w:hAnsi="Arial" w:cs="Arial"/>
         </w:rPr>
         <w:t>property</w:t>
       </w:r>
       <w:r>
         <w:rPr>
-          <w:rFonts w:ascii="Calibri" w:hAnsi="Calibri" w:cs="Calibri"/>
+          <w:rFonts w:ascii="Arial" w:hAnsi="Arial" w:cs="Arial"/>
           <w:spacing w:val="-6"/>
         </w:rPr>
         <w:t xml:space="preserve"> </w:t>
       </w:r>
       <w:r>
         <w:rPr>
-          <w:rFonts w:ascii="Calibri" w:hAnsi="Calibri" w:cs="Calibri"/>
+          <w:rFonts w:ascii="Arial" w:hAnsi="Arial" w:cs="Arial"/>
           <w:spacing w:val="-2"/>
         </w:rPr>
         <w:t>listings</w:t>
@@ -1795,7 +1786,7 @@
         <w:widowControl w:val="0"/>
         <w:numPr>
           <w:ilvl w:val="1"/>
-          <w:numId w:val="13"/>
+          <w:numId w:val="19"/>
         </w:numPr>
         <w:tabs>
           <w:tab w:val="left" w:pos="719"/>
@@ -1806,121 +1797,75 @@
         <w:ind w:left="719" w:hanging="359"/>
         <w:contextualSpacing w:val="0"/>
         <w:rPr>
-          <w:rFonts w:ascii="Calibri" w:hAnsi="Calibri" w:cs="Calibri"/>
+          <w:rFonts w:ascii="Arial" w:hAnsi="Arial" w:cs="Arial"/>
         </w:rPr>
       </w:pPr>
       <w:proofErr w:type="spellStart"/>
       <w:r>
         <w:rPr>
-          <w:rFonts w:ascii="Calibri" w:hAnsi="Calibri" w:cs="Calibri"/>
+          <w:rFonts w:ascii="Arial" w:hAnsi="Arial" w:cs="Arial"/>
         </w:rPr>
         <w:t>Recieve</w:t>
       </w:r>
       <w:proofErr w:type="spellEnd"/>
       <w:r>
         <w:rPr>
-          <w:rFonts w:ascii="Calibri" w:hAnsi="Calibri" w:cs="Calibri"/>
+          <w:rFonts w:ascii="Arial" w:hAnsi="Arial" w:cs="Arial"/>
           <w:spacing w:val="-8"/>
         </w:rPr>
         <w:t xml:space="preserve"> </w:t>
       </w:r>
       <w:r>
         <w:rPr>
-          <w:rFonts w:ascii="Calibri" w:hAnsi="Calibri" w:cs="Calibri"/>
+          <w:rFonts w:ascii="Arial" w:hAnsi="Arial" w:cs="Arial"/>
         </w:rPr>
         <w:t>and</w:t>
       </w:r>
       <w:r>
         <w:rPr>
-          <w:rFonts w:ascii="Calibri" w:hAnsi="Calibri" w:cs="Calibri"/>
+          <w:rFonts w:ascii="Arial" w:hAnsi="Arial" w:cs="Arial"/>
           <w:spacing w:val="-6"/>
         </w:rPr>
         <w:t xml:space="preserve"> </w:t>
       </w:r>
       <w:r>
         <w:rPr>
-          <w:rFonts w:ascii="Calibri" w:hAnsi="Calibri" w:cs="Calibri"/>
+          <w:rFonts w:ascii="Arial" w:hAnsi="Arial" w:cs="Arial"/>
         </w:rPr>
         <w:t>manage</w:t>
       </w:r>
       <w:r>
         <w:rPr>
-          <w:rFonts w:ascii="Calibri" w:hAnsi="Calibri" w:cs="Calibri"/>
+          <w:rFonts w:ascii="Arial" w:hAnsi="Arial" w:cs="Arial"/>
           <w:spacing w:val="-6"/>
         </w:rPr>
         <w:t xml:space="preserve"> </w:t>
       </w:r>
       <w:r>
         <w:rPr>
-          <w:rFonts w:ascii="Calibri" w:hAnsi="Calibri" w:cs="Calibri"/>
+          <w:rFonts w:ascii="Arial" w:hAnsi="Arial" w:cs="Arial"/>
         </w:rPr>
         <w:t>rental</w:t>
       </w:r>
       <w:r>
         <w:rPr>
-          <w:rFonts w:ascii="Calibri" w:hAnsi="Calibri" w:cs="Calibri"/>
+          <w:rFonts w:ascii="Arial" w:hAnsi="Arial" w:cs="Arial"/>
           <w:spacing w:val="-6"/>
         </w:rPr>
         <w:t xml:space="preserve"> </w:t>
       </w:r>
       <w:r>
         <w:rPr>
-          <w:rFonts w:ascii="Calibri" w:hAnsi="Calibri" w:cs="Calibri"/>
+          <w:rFonts w:ascii="Arial" w:hAnsi="Arial" w:cs="Arial"/>
         </w:rPr>
         <w:t>requests</w:t>
       </w:r>
       <w:r>
         <w:rPr>
-          <w:rFonts w:ascii="Calibri" w:hAnsi="Calibri" w:cs="Calibri"/>
+          <w:rFonts w:ascii="Arial" w:hAnsi="Arial" w:cs="Arial"/>
           <w:spacing w:val="-6"/>
         </w:rPr>
         <w:t xml:space="preserve"> </w:t>
-      </w:r>
-      <w:r>
-        <w:rPr>
-          <w:rFonts w:ascii="Calibri" w:hAnsi="Calibri" w:cs="Calibri"/>
-        </w:rPr>
-        <w:t>and</w:t>
-      </w:r>
-      <w:r>
-        <w:rPr>
-          <w:rFonts w:ascii="Calibri" w:hAnsi="Calibri" w:cs="Calibri"/>
-          <w:spacing w:val="-6"/>
-        </w:rPr>
-        <w:t xml:space="preserve"> </w:t>
-      </w:r>
-      <w:r>
-        <w:rPr>
-          <w:rFonts w:ascii="Calibri" w:hAnsi="Calibri" w:cs="Calibri"/>
-        </w:rPr>
-        <w:t>communicate</w:t>
-      </w:r>
-      <w:r>
-        <w:rPr>
-          <w:rFonts w:ascii="Calibri" w:hAnsi="Calibri" w:cs="Calibri"/>
-          <w:spacing w:val="-6"/>
-        </w:rPr>
-        <w:t xml:space="preserve"> </w:t>
-      </w:r>
-      <w:r>
-        <w:rPr>
-          <w:rFonts w:ascii="Calibri" w:hAnsi="Calibri" w:cs="Calibri"/>
-        </w:rPr>
-        <w:t>with</w:t>
-      </w:r>
-      <w:r>
-        <w:rPr>
-          <w:rFonts w:ascii="Calibri" w:hAnsi="Calibri" w:cs="Calibri"/>
-          <w:spacing w:val="-6"/>
-        </w:rPr>
-        <w:t xml:space="preserve"> </w:t>
-      </w:r>
-      <w:r>
-        <w:rPr>
-          <w:rFonts w:ascii="Calibri" w:hAnsi="Calibri" w:cs="Calibri"/>
-          <w:spacing w:val="-2"/>
-        </w:rPr>
-        <w:t>tenants</w:t>
       </w:r>
     </w:p>
     <w:p>
@@ -1929,7 +1874,7 @@
         <w:widowControl w:val="0"/>
         <w:numPr>
           <w:ilvl w:val="1"/>
-          <w:numId w:val="13"/>
+          <w:numId w:val="19"/>
         </w:numPr>
         <w:tabs>
           <w:tab w:val="left" w:pos="719"/>
@@ -1940,54 +1885,15 @@
         <w:ind w:left="719" w:hanging="359"/>
         <w:contextualSpacing w:val="0"/>
         <w:rPr>
-          <w:rFonts w:ascii="Calibri" w:hAnsi="Calibri" w:cs="Calibri"/>
-        </w:rPr>
-      </w:pPr>
-      <w:r>
-        <w:rPr>
-          <w:rFonts w:ascii="Calibri" w:hAnsi="Calibri" w:cs="Calibri"/>
-        </w:rPr>
-        <w:t>Track</w:t>
-      </w:r>
-      <w:r>
-        <w:rPr>
-          <w:rFonts w:ascii="Calibri" w:hAnsi="Calibri" w:cs="Calibri"/>
-          <w:spacing w:val="-8"/>
-        </w:rPr>
-        <w:t xml:space="preserve"> </w:t>
-      </w:r>
-      <w:r>
-        <w:rPr>
-          <w:rFonts w:ascii="Calibri" w:hAnsi="Calibri" w:cs="Calibri"/>
-        </w:rPr>
-        <w:t>the</w:t>
-      </w:r>
-      <w:r>
-        <w:rPr>
-          <w:rFonts w:ascii="Calibri" w:hAnsi="Calibri" w:cs="Calibri"/>
-          <w:spacing w:val="-7"/>
-        </w:rPr>
-        <w:t xml:space="preserve"> </w:t>
-      </w:r>
-      <w:r>
-        <w:rPr>
-          <w:rFonts w:ascii="Calibri" w:hAnsi="Calibri" w:cs="Calibri"/>
-        </w:rPr>
-        <w:t>rental</w:t>
-      </w:r>
-      <w:r>
-        <w:rPr>
-          <w:rFonts w:ascii="Calibri" w:hAnsi="Calibri" w:cs="Calibri"/>
-          <w:spacing w:val="-7"/>
-        </w:rPr>
-        <w:t xml:space="preserve"> </w:t>
-      </w:r>
-      <w:r>
-        <w:rPr>
-          <w:rFonts w:ascii="Calibri" w:hAnsi="Calibri" w:cs="Calibri"/>
-          <w:spacing w:val="-2"/>
-        </w:rPr>
-        <w:t>history</w:t>
+          <w:rFonts w:ascii="Arial" w:hAnsi="Arial" w:cs="Arial"/>
+        </w:rPr>
+      </w:pPr>
+      <w:r>
+        <w:rPr>
+          <w:rFonts w:ascii="Arial" w:hAnsi="Arial" w:cs="Arial"/>
+          <w:lang w:val="en-DE"/>
+        </w:rPr>
+        <w:t>View booking history</w:t>
       </w:r>
     </w:p>
     <w:p>
@@ -1996,7 +1902,7 @@
         <w:spacing w:before="25"/>
         <w:ind w:firstLine="0"/>
         <w:rPr>
-          <w:rFonts w:ascii="Calibri" w:hAnsi="Calibri" w:cs="Calibri"/>
+          <w:rFonts w:ascii="Arial" w:hAnsi="Arial" w:cs="Arial"/>
         </w:rPr>
       </w:pPr>
     </w:p>
@@ -2006,29 +1912,41 @@
         <w:widowControl w:val="0"/>
         <w:numPr>
           <w:ilvl w:val="0"/>
-          <w:numId w:val="13"/>
+          <w:numId w:val="20"/>
         </w:numPr>
         <w:tabs>
           <w:tab w:val="left" w:pos="181"/>
         </w:tabs>
         <w:autoSpaceDE w:val="0"/>
         <w:autoSpaceDN w:val="0"/>
-        <w:spacing w:before="0" w:beforeAutospacing="0" w:after="0" w:afterAutospacing="0"/>
-        <w:ind w:left="181" w:hanging="181"/>
-        <w:rPr>
-          <w:rFonts w:ascii="Calibri" w:hAnsi="Calibri" w:cs="Calibri"/>
-          <w:sz w:val="28"/>
+        <w:spacing w:before="45" w:beforeAutospacing="0" w:after="0" w:afterAutospacing="0"/>
+        <w:rPr>
+          <w:rFonts w:ascii="Arial" w:hAnsi="Arial" w:cs="Arial"/>
+          <w:sz w:val="22"/>
+          <w:szCs w:val="22"/>
           <w:u w:val="thick"/>
         </w:rPr>
       </w:pPr>
       <w:r>
         <w:rPr>
-          <w:rFonts w:ascii="Calibri" w:hAnsi="Calibri" w:cs="Calibri"/>
+          <w:rFonts w:ascii="Arial" w:hAnsi="Arial" w:cs="Arial"/>
           <w:spacing w:val="-2"/>
-          <w:sz w:val="28"/>
+          <w:sz w:val="22"/>
+          <w:szCs w:val="22"/>
           <w:u w:val="thick"/>
         </w:rPr>
         <w:t>Administrator</w:t>
+      </w:r>
+      <w:r>
+        <w:rPr>
+          <w:rFonts w:ascii="Arial" w:hAnsi="Arial" w:cs="Arial"/>
+          <w:spacing w:val="-2"/>
+          <w:sz w:val="22"/>
+          <w:szCs w:val="22"/>
+          <w:u w:val="thick"/>
+          <w:lang w:val="en-DE"/>
+        </w:rPr>
+        <w:t xml:space="preserve"> (inherits from user)</w:t>
       </w:r>
     </w:p>
     <w:p>
@@ -2037,7 +1955,7 @@
         <w:spacing w:before="25"/>
         <w:ind w:firstLine="0"/>
         <w:rPr>
-          <w:rFonts w:ascii="Calibri" w:hAnsi="Calibri" w:cs="Calibri"/>
+          <w:rFonts w:ascii="Arial" w:hAnsi="Arial" w:cs="Arial"/>
           <w:b/>
         </w:rPr>
       </w:pPr>
@@ -2048,90 +1966,90 @@
         <w:spacing w:before="0"/>
         <w:ind w:firstLine="0"/>
         <w:rPr>
-          <w:rFonts w:ascii="Calibri" w:hAnsi="Calibri" w:cs="Calibri"/>
-        </w:rPr>
-      </w:pPr>
-      <w:r>
-        <w:rPr>
-          <w:rFonts w:ascii="Calibri" w:hAnsi="Calibri" w:cs="Calibri"/>
+          <w:rFonts w:ascii="Arial" w:hAnsi="Arial" w:cs="Arial"/>
+        </w:rPr>
+      </w:pPr>
+      <w:r>
+        <w:rPr>
+          <w:rFonts w:ascii="Arial" w:hAnsi="Arial" w:cs="Arial"/>
         </w:rPr>
         <w:t>Administrators</w:t>
       </w:r>
       <w:r>
         <w:rPr>
-          <w:rFonts w:ascii="Calibri" w:hAnsi="Calibri" w:cs="Calibri"/>
+          <w:rFonts w:ascii="Arial" w:hAnsi="Arial" w:cs="Arial"/>
           <w:spacing w:val="-7"/>
         </w:rPr>
         <w:t xml:space="preserve"> </w:t>
       </w:r>
       <w:r>
         <w:rPr>
-          <w:rFonts w:ascii="Calibri" w:hAnsi="Calibri" w:cs="Calibri"/>
+          <w:rFonts w:ascii="Arial" w:hAnsi="Arial" w:cs="Arial"/>
         </w:rPr>
         <w:t>manage</w:t>
       </w:r>
       <w:r>
         <w:rPr>
-          <w:rFonts w:ascii="Calibri" w:hAnsi="Calibri" w:cs="Calibri"/>
+          <w:rFonts w:ascii="Arial" w:hAnsi="Arial" w:cs="Arial"/>
           <w:spacing w:val="-6"/>
         </w:rPr>
         <w:t xml:space="preserve"> </w:t>
       </w:r>
       <w:r>
         <w:rPr>
-          <w:rFonts w:ascii="Calibri" w:hAnsi="Calibri" w:cs="Calibri"/>
+          <w:rFonts w:ascii="Arial" w:hAnsi="Arial" w:cs="Arial"/>
         </w:rPr>
         <w:t>the</w:t>
       </w:r>
       <w:r>
         <w:rPr>
-          <w:rFonts w:ascii="Calibri" w:hAnsi="Calibri" w:cs="Calibri"/>
+          <w:rFonts w:ascii="Arial" w:hAnsi="Arial" w:cs="Arial"/>
           <w:spacing w:val="-7"/>
         </w:rPr>
         <w:t xml:space="preserve"> </w:t>
       </w:r>
       <w:r>
         <w:rPr>
-          <w:rFonts w:ascii="Calibri" w:hAnsi="Calibri" w:cs="Calibri"/>
+          <w:rFonts w:ascii="Arial" w:hAnsi="Arial" w:cs="Arial"/>
         </w:rPr>
         <w:t>whole</w:t>
       </w:r>
       <w:r>
         <w:rPr>
-          <w:rFonts w:ascii="Calibri" w:hAnsi="Calibri" w:cs="Calibri"/>
+          <w:rFonts w:ascii="Arial" w:hAnsi="Arial" w:cs="Arial"/>
           <w:spacing w:val="-6"/>
         </w:rPr>
         <w:t xml:space="preserve"> </w:t>
       </w:r>
       <w:r>
         <w:rPr>
-          <w:rFonts w:ascii="Calibri" w:hAnsi="Calibri" w:cs="Calibri"/>
+          <w:rFonts w:ascii="Arial" w:hAnsi="Arial" w:cs="Arial"/>
         </w:rPr>
         <w:t>system.</w:t>
       </w:r>
       <w:r>
         <w:rPr>
-          <w:rFonts w:ascii="Calibri" w:hAnsi="Calibri" w:cs="Calibri"/>
+          <w:rFonts w:ascii="Arial" w:hAnsi="Arial" w:cs="Arial"/>
           <w:spacing w:val="-7"/>
         </w:rPr>
         <w:t xml:space="preserve"> </w:t>
       </w:r>
       <w:r>
         <w:rPr>
-          <w:rFonts w:ascii="Calibri" w:hAnsi="Calibri" w:cs="Calibri"/>
+          <w:rFonts w:ascii="Arial" w:hAnsi="Arial" w:cs="Arial"/>
         </w:rPr>
         <w:t>They</w:t>
       </w:r>
       <w:r>
         <w:rPr>
-          <w:rFonts w:ascii="Calibri" w:hAnsi="Calibri" w:cs="Calibri"/>
+          <w:rFonts w:ascii="Arial" w:hAnsi="Arial" w:cs="Arial"/>
           <w:spacing w:val="-6"/>
         </w:rPr>
         <w:t xml:space="preserve"> </w:t>
       </w:r>
       <w:r>
         <w:rPr>
-          <w:rFonts w:ascii="Calibri" w:hAnsi="Calibri" w:cs="Calibri"/>
+          <w:rFonts w:ascii="Arial" w:hAnsi="Arial" w:cs="Arial"/>
           <w:spacing w:val="-4"/>
         </w:rPr>
         <w:t>can:</w:t>
@@ -2143,7 +2061,7 @@
         <w:spacing w:before="25"/>
         <w:ind w:firstLine="0"/>
         <w:rPr>
-          <w:rFonts w:ascii="Calibri" w:hAnsi="Calibri" w:cs="Calibri"/>
+          <w:rFonts w:ascii="Arial" w:hAnsi="Arial" w:cs="Arial"/>
         </w:rPr>
       </w:pPr>
     </w:p>
@@ -2153,7 +2071,7 @@
         <w:widowControl w:val="0"/>
         <w:numPr>
           <w:ilvl w:val="1"/>
-          <w:numId w:val="13"/>
+          <w:numId w:val="19"/>
         </w:numPr>
         <w:tabs>
           <w:tab w:val="left" w:pos="719"/>
@@ -2164,64 +2082,64 @@
         <w:ind w:left="719" w:hanging="359"/>
         <w:contextualSpacing w:val="0"/>
         <w:rPr>
-          <w:rFonts w:ascii="Calibri" w:hAnsi="Calibri" w:cs="Calibri"/>
-        </w:rPr>
-      </w:pPr>
-      <w:r>
-        <w:rPr>
-          <w:rFonts w:ascii="Calibri" w:hAnsi="Calibri" w:cs="Calibri"/>
+          <w:rFonts w:ascii="Arial" w:hAnsi="Arial" w:cs="Arial"/>
+        </w:rPr>
+      </w:pPr>
+      <w:r>
+        <w:rPr>
+          <w:rFonts w:ascii="Arial" w:hAnsi="Arial" w:cs="Arial"/>
         </w:rPr>
         <w:t>Monitor</w:t>
       </w:r>
       <w:r>
         <w:rPr>
-          <w:rFonts w:ascii="Calibri" w:hAnsi="Calibri" w:cs="Calibri"/>
+          <w:rFonts w:ascii="Arial" w:hAnsi="Arial" w:cs="Arial"/>
           <w:spacing w:val="-8"/>
         </w:rPr>
         <w:t xml:space="preserve"> </w:t>
       </w:r>
       <w:r>
         <w:rPr>
-          <w:rFonts w:ascii="Calibri" w:hAnsi="Calibri" w:cs="Calibri"/>
+          <w:rFonts w:ascii="Arial" w:hAnsi="Arial" w:cs="Arial"/>
         </w:rPr>
         <w:t>and</w:t>
       </w:r>
       <w:r>
         <w:rPr>
-          <w:rFonts w:ascii="Calibri" w:hAnsi="Calibri" w:cs="Calibri"/>
+          <w:rFonts w:ascii="Arial" w:hAnsi="Arial" w:cs="Arial"/>
           <w:spacing w:val="-6"/>
         </w:rPr>
         <w:t xml:space="preserve"> </w:t>
       </w:r>
       <w:r>
         <w:rPr>
-          <w:rFonts w:ascii="Calibri" w:hAnsi="Calibri" w:cs="Calibri"/>
+          <w:rFonts w:ascii="Arial" w:hAnsi="Arial" w:cs="Arial"/>
         </w:rPr>
         <w:t>control</w:t>
       </w:r>
       <w:r>
         <w:rPr>
-          <w:rFonts w:ascii="Calibri" w:hAnsi="Calibri" w:cs="Calibri"/>
+          <w:rFonts w:ascii="Arial" w:hAnsi="Arial" w:cs="Arial"/>
           <w:spacing w:val="-6"/>
         </w:rPr>
         <w:t xml:space="preserve"> </w:t>
       </w:r>
       <w:r>
         <w:rPr>
-          <w:rFonts w:ascii="Calibri" w:hAnsi="Calibri" w:cs="Calibri"/>
+          <w:rFonts w:ascii="Arial" w:hAnsi="Arial" w:cs="Arial"/>
         </w:rPr>
         <w:t>system</w:t>
       </w:r>
       <w:r>
         <w:rPr>
-          <w:rFonts w:ascii="Calibri" w:hAnsi="Calibri" w:cs="Calibri"/>
+          <w:rFonts w:ascii="Arial" w:hAnsi="Arial" w:cs="Arial"/>
           <w:spacing w:val="-5"/>
         </w:rPr>
         <w:t xml:space="preserve"> </w:t>
       </w:r>
       <w:r>
         <w:rPr>
-          <w:rFonts w:ascii="Calibri" w:hAnsi="Calibri" w:cs="Calibri"/>
+          <w:rFonts w:ascii="Arial" w:hAnsi="Arial" w:cs="Arial"/>
           <w:spacing w:val="-2"/>
         </w:rPr>
         <w:t>operations</w:t>
@@ -2233,7 +2151,7 @@
         <w:widowControl w:val="0"/>
         <w:numPr>
           <w:ilvl w:val="1"/>
-          <w:numId w:val="13"/>
+          <w:numId w:val="19"/>
         </w:numPr>
         <w:tabs>
           <w:tab w:val="left" w:pos="719"/>
@@ -2244,77 +2162,77 @@
         <w:ind w:left="719" w:hanging="359"/>
         <w:contextualSpacing w:val="0"/>
         <w:rPr>
-          <w:rFonts w:ascii="Calibri" w:hAnsi="Calibri" w:cs="Calibri"/>
-        </w:rPr>
-      </w:pPr>
-      <w:r>
-        <w:rPr>
-          <w:rFonts w:ascii="Calibri" w:hAnsi="Calibri" w:cs="Calibri"/>
+          <w:rFonts w:ascii="Arial" w:hAnsi="Arial" w:cs="Arial"/>
+        </w:rPr>
+      </w:pPr>
+      <w:r>
+        <w:rPr>
+          <w:rFonts w:ascii="Arial" w:hAnsi="Arial" w:cs="Arial"/>
         </w:rPr>
         <w:t>Remove</w:t>
       </w:r>
       <w:r>
         <w:rPr>
-          <w:rFonts w:ascii="Calibri" w:hAnsi="Calibri" w:cs="Calibri"/>
+          <w:rFonts w:ascii="Arial" w:hAnsi="Arial" w:cs="Arial"/>
           <w:spacing w:val="-7"/>
         </w:rPr>
         <w:t xml:space="preserve"> </w:t>
       </w:r>
       <w:r>
         <w:rPr>
-          <w:rFonts w:ascii="Calibri" w:hAnsi="Calibri" w:cs="Calibri"/>
+          <w:rFonts w:ascii="Arial" w:hAnsi="Arial" w:cs="Arial"/>
         </w:rPr>
         <w:t>inappropriate</w:t>
       </w:r>
       <w:r>
         <w:rPr>
-          <w:rFonts w:ascii="Calibri" w:hAnsi="Calibri" w:cs="Calibri"/>
+          <w:rFonts w:ascii="Arial" w:hAnsi="Arial" w:cs="Arial"/>
           <w:spacing w:val="-7"/>
         </w:rPr>
         <w:t xml:space="preserve"> </w:t>
       </w:r>
       <w:r>
         <w:rPr>
-          <w:rFonts w:ascii="Calibri" w:hAnsi="Calibri" w:cs="Calibri"/>
+          <w:rFonts w:ascii="Arial" w:hAnsi="Arial" w:cs="Arial"/>
         </w:rPr>
         <w:t>content</w:t>
       </w:r>
       <w:r>
         <w:rPr>
-          <w:rFonts w:ascii="Calibri" w:hAnsi="Calibri" w:cs="Calibri"/>
+          <w:rFonts w:ascii="Arial" w:hAnsi="Arial" w:cs="Arial"/>
           <w:spacing w:val="-7"/>
         </w:rPr>
         <w:t xml:space="preserve"> </w:t>
       </w:r>
       <w:r>
         <w:rPr>
-          <w:rFonts w:ascii="Calibri" w:hAnsi="Calibri" w:cs="Calibri"/>
+          <w:rFonts w:ascii="Arial" w:hAnsi="Arial" w:cs="Arial"/>
         </w:rPr>
         <w:t>and</w:t>
       </w:r>
       <w:r>
         <w:rPr>
-          <w:rFonts w:ascii="Calibri" w:hAnsi="Calibri" w:cs="Calibri"/>
+          <w:rFonts w:ascii="Arial" w:hAnsi="Arial" w:cs="Arial"/>
           <w:spacing w:val="-7"/>
         </w:rPr>
         <w:t xml:space="preserve"> </w:t>
       </w:r>
       <w:r>
         <w:rPr>
-          <w:rFonts w:ascii="Calibri" w:hAnsi="Calibri" w:cs="Calibri"/>
+          <w:rFonts w:ascii="Arial" w:hAnsi="Arial" w:cs="Arial"/>
         </w:rPr>
         <w:t>manage</w:t>
       </w:r>
       <w:r>
         <w:rPr>
-          <w:rFonts w:ascii="Calibri" w:hAnsi="Calibri" w:cs="Calibri"/>
+          <w:rFonts w:ascii="Arial" w:hAnsi="Arial" w:cs="Arial"/>
           <w:spacing w:val="-7"/>
         </w:rPr>
         <w:t xml:space="preserve"> </w:t>
       </w:r>
       <w:r>
         <w:rPr>
-          <w:rFonts w:ascii="Calibri" w:hAnsi="Calibri" w:cs="Calibri"/>
+          <w:rFonts w:ascii="Arial" w:hAnsi="Arial" w:cs="Arial"/>
           <w:spacing w:val="-2"/>
         </w:rPr>
         <w:t>disputes</w:t>
@@ -2326,7 +2244,7 @@
         <w:widowControl w:val="0"/>
         <w:numPr>
           <w:ilvl w:val="1"/>
-          <w:numId w:val="13"/>
+          <w:numId w:val="19"/>
         </w:numPr>
         <w:tabs>
           <w:tab w:val="left" w:pos="719"/>
@@ -2337,64 +2255,64 @@
         <w:ind w:left="719" w:hanging="359"/>
         <w:contextualSpacing w:val="0"/>
         <w:rPr>
-          <w:rFonts w:ascii="Calibri" w:hAnsi="Calibri" w:cs="Calibri"/>
-        </w:rPr>
-      </w:pPr>
-      <w:r>
-        <w:rPr>
-          <w:rFonts w:ascii="Calibri" w:hAnsi="Calibri" w:cs="Calibri"/>
+          <w:rFonts w:ascii="Arial" w:hAnsi="Arial" w:cs="Arial"/>
+        </w:rPr>
+      </w:pPr>
+      <w:r>
+        <w:rPr>
+          <w:rFonts w:ascii="Arial" w:hAnsi="Arial" w:cs="Arial"/>
         </w:rPr>
         <w:t>View</w:t>
       </w:r>
       <w:r>
         <w:rPr>
-          <w:rFonts w:ascii="Calibri" w:hAnsi="Calibri" w:cs="Calibri"/>
+          <w:rFonts w:ascii="Arial" w:hAnsi="Arial" w:cs="Arial"/>
           <w:spacing w:val="-6"/>
         </w:rPr>
         <w:t xml:space="preserve"> </w:t>
       </w:r>
       <w:r>
         <w:rPr>
-          <w:rFonts w:ascii="Calibri" w:hAnsi="Calibri" w:cs="Calibri"/>
+          <w:rFonts w:ascii="Arial" w:hAnsi="Arial" w:cs="Arial"/>
         </w:rPr>
         <w:t>reports</w:t>
       </w:r>
       <w:r>
         <w:rPr>
-          <w:rFonts w:ascii="Calibri" w:hAnsi="Calibri" w:cs="Calibri"/>
+          <w:rFonts w:ascii="Arial" w:hAnsi="Arial" w:cs="Arial"/>
           <w:spacing w:val="-6"/>
         </w:rPr>
         <w:t xml:space="preserve"> </w:t>
       </w:r>
       <w:r>
         <w:rPr>
-          <w:rFonts w:ascii="Calibri" w:hAnsi="Calibri" w:cs="Calibri"/>
+          <w:rFonts w:ascii="Arial" w:hAnsi="Arial" w:cs="Arial"/>
         </w:rPr>
         <w:t>and</w:t>
       </w:r>
       <w:r>
         <w:rPr>
-          <w:rFonts w:ascii="Calibri" w:hAnsi="Calibri" w:cs="Calibri"/>
+          <w:rFonts w:ascii="Arial" w:hAnsi="Arial" w:cs="Arial"/>
           <w:spacing w:val="-6"/>
         </w:rPr>
         <w:t xml:space="preserve"> </w:t>
       </w:r>
       <w:r>
         <w:rPr>
-          <w:rFonts w:ascii="Calibri" w:hAnsi="Calibri" w:cs="Calibri"/>
+          <w:rFonts w:ascii="Arial" w:hAnsi="Arial" w:cs="Arial"/>
         </w:rPr>
         <w:t>system</w:t>
       </w:r>
       <w:r>
         <w:rPr>
-          <w:rFonts w:ascii="Calibri" w:hAnsi="Calibri" w:cs="Calibri"/>
+          <w:rFonts w:ascii="Arial" w:hAnsi="Arial" w:cs="Arial"/>
           <w:spacing w:val="-6"/>
         </w:rPr>
         <w:t xml:space="preserve"> </w:t>
       </w:r>
       <w:r>
         <w:rPr>
-          <w:rFonts w:ascii="Calibri" w:hAnsi="Calibri" w:cs="Calibri"/>
+          <w:rFonts w:ascii="Arial" w:hAnsi="Arial" w:cs="Arial"/>
           <w:spacing w:val="-2"/>
         </w:rPr>
         <w:t>statistics</w:t>
@@ -2406,8 +2324,9 @@
         <w:spacing w:before="25"/>
         <w:ind w:firstLine="0"/>
         <w:rPr>
-          <w:rFonts w:ascii="Calibri" w:hAnsi="Calibri" w:cs="Calibri"/>
+          <w:rFonts w:ascii="Arial" w:hAnsi="Arial" w:cs="Arial"/>
           <w:u w:val="single"/>
+          <w:lang w:val="en-DE"/>
         </w:rPr>
       </w:pPr>
     </w:p>
@@ -2417,29 +2336,52 @@
         <w:widowControl w:val="0"/>
         <w:numPr>
           <w:ilvl w:val="0"/>
-          <w:numId w:val="13"/>
+          <w:numId w:val="20"/>
         </w:numPr>
         <w:tabs>
           <w:tab w:val="left" w:pos="181"/>
         </w:tabs>
         <w:autoSpaceDE w:val="0"/>
         <w:autoSpaceDN w:val="0"/>
-        <w:spacing w:before="0" w:beforeAutospacing="0" w:after="0" w:afterAutospacing="0"/>
-        <w:ind w:left="181" w:hanging="181"/>
-        <w:rPr>
-          <w:rFonts w:ascii="Calibri" w:hAnsi="Calibri" w:cs="Calibri"/>
-          <w:sz w:val="28"/>
+        <w:spacing w:before="45" w:beforeAutospacing="0" w:after="0" w:afterAutospacing="0"/>
+        <w:rPr>
+          <w:rFonts w:ascii="Arial" w:hAnsi="Arial" w:cs="Arial"/>
+          <w:sz w:val="22"/>
+          <w:szCs w:val="22"/>
+          <w:u w:val="thick"/>
+        </w:rPr>
+      </w:pPr>
+      <w:r>
+        <w:rPr>
+          <w:rFonts w:ascii="Arial" w:hAnsi="Arial" w:cs="Arial"/>
+          <w:spacing w:val="-2"/>
+          <w:sz w:val="22"/>
+          <w:szCs w:val="22"/>
           <w:u w:val="single"/>
         </w:rPr>
-      </w:pPr>
-      <w:r>
-        <w:rPr>
-          <w:rFonts w:ascii="Calibri" w:hAnsi="Calibri" w:cs="Calibri"/>
+        <w:t>Manager</w:t>
+      </w:r>
+      <w:r>
+        <w:rPr>
+          <w:rFonts w:ascii="Arial" w:hAnsi="Arial" w:cs="Arial"/>
           <w:spacing w:val="-2"/>
-          <w:sz w:val="28"/>
+          <w:sz w:val="22"/>
+          <w:szCs w:val="22"/>
           <w:u w:val="single"/>
-        </w:rPr>
-        <w:t>Manager</w:t>
+          <w:lang w:val="en-DE"/>
+        </w:rPr>
+        <w:t xml:space="preserve"> </w:t>
+      </w:r>
+      <w:r>
+        <w:rPr>
+          <w:rFonts w:ascii="Arial" w:hAnsi="Arial" w:cs="Arial"/>
+          <w:spacing w:val="-2"/>
+          <w:sz w:val="22"/>
+          <w:szCs w:val="22"/>
+          <w:u w:val="thick"/>
+          <w:lang w:val="en-DE"/>
+        </w:rPr>
+        <w:t>(inherits from user)</w:t>
       </w:r>
     </w:p>
     <w:p>
@@ -2448,7 +2390,7 @@
         <w:spacing w:before="25"/>
         <w:ind w:firstLine="0"/>
         <w:rPr>
-          <w:rFonts w:ascii="Calibri" w:hAnsi="Calibri" w:cs="Calibri"/>
+          <w:rFonts w:ascii="Arial" w:hAnsi="Arial" w:cs="Arial"/>
           <w:b/>
         </w:rPr>
       </w:pPr>
@@ -2459,142 +2401,142 @@
         <w:spacing w:before="0" w:line="276" w:lineRule="auto"/>
         <w:ind w:firstLine="0"/>
         <w:rPr>
-          <w:rFonts w:ascii="Calibri" w:hAnsi="Calibri" w:cs="Calibri"/>
-        </w:rPr>
-      </w:pPr>
-      <w:r>
-        <w:rPr>
-          <w:rFonts w:ascii="Calibri" w:hAnsi="Calibri" w:cs="Calibri"/>
+          <w:rFonts w:ascii="Arial" w:hAnsi="Arial" w:cs="Arial"/>
+        </w:rPr>
+      </w:pPr>
+      <w:r>
+        <w:rPr>
+          <w:rFonts w:ascii="Arial" w:hAnsi="Arial" w:cs="Arial"/>
         </w:rPr>
         <w:t>Managers</w:t>
       </w:r>
       <w:r>
         <w:rPr>
-          <w:rFonts w:ascii="Calibri" w:hAnsi="Calibri" w:cs="Calibri"/>
+          <w:rFonts w:ascii="Arial" w:hAnsi="Arial" w:cs="Arial"/>
           <w:spacing w:val="-5"/>
         </w:rPr>
         <w:t xml:space="preserve"> </w:t>
       </w:r>
       <w:r>
         <w:rPr>
-          <w:rFonts w:ascii="Calibri" w:hAnsi="Calibri" w:cs="Calibri"/>
+          <w:rFonts w:ascii="Arial" w:hAnsi="Arial" w:cs="Arial"/>
         </w:rPr>
         <w:t>oversee</w:t>
       </w:r>
       <w:r>
         <w:rPr>
-          <w:rFonts w:ascii="Calibri" w:hAnsi="Calibri" w:cs="Calibri"/>
+          <w:rFonts w:ascii="Arial" w:hAnsi="Arial" w:cs="Arial"/>
           <w:spacing w:val="-5"/>
         </w:rPr>
         <w:t xml:space="preserve"> </w:t>
       </w:r>
       <w:r>
         <w:rPr>
-          <w:rFonts w:ascii="Calibri" w:hAnsi="Calibri" w:cs="Calibri"/>
+          <w:rFonts w:ascii="Arial" w:hAnsi="Arial" w:cs="Arial"/>
         </w:rPr>
         <w:t>property</w:t>
       </w:r>
       <w:r>
         <w:rPr>
-          <w:rFonts w:ascii="Calibri" w:hAnsi="Calibri" w:cs="Calibri"/>
+          <w:rFonts w:ascii="Arial" w:hAnsi="Arial" w:cs="Arial"/>
           <w:spacing w:val="-5"/>
         </w:rPr>
         <w:t xml:space="preserve"> </w:t>
       </w:r>
       <w:r>
         <w:rPr>
-          <w:rFonts w:ascii="Calibri" w:hAnsi="Calibri" w:cs="Calibri"/>
+          <w:rFonts w:ascii="Arial" w:hAnsi="Arial" w:cs="Arial"/>
         </w:rPr>
         <w:t>operations,</w:t>
       </w:r>
       <w:r>
         <w:rPr>
-          <w:rFonts w:ascii="Calibri" w:hAnsi="Calibri" w:cs="Calibri"/>
+          <w:rFonts w:ascii="Arial" w:hAnsi="Arial" w:cs="Arial"/>
           <w:spacing w:val="-5"/>
         </w:rPr>
         <w:t xml:space="preserve"> </w:t>
       </w:r>
       <w:r>
         <w:rPr>
-          <w:rFonts w:ascii="Calibri" w:hAnsi="Calibri" w:cs="Calibri"/>
+          <w:rFonts w:ascii="Arial" w:hAnsi="Arial" w:cs="Arial"/>
         </w:rPr>
         <w:t>ensure</w:t>
       </w:r>
       <w:r>
         <w:rPr>
-          <w:rFonts w:ascii="Calibri" w:hAnsi="Calibri" w:cs="Calibri"/>
+          <w:rFonts w:ascii="Arial" w:hAnsi="Arial" w:cs="Arial"/>
           <w:spacing w:val="-5"/>
         </w:rPr>
         <w:t xml:space="preserve"> </w:t>
       </w:r>
       <w:r>
         <w:rPr>
-          <w:rFonts w:ascii="Calibri" w:hAnsi="Calibri" w:cs="Calibri"/>
+          <w:rFonts w:ascii="Arial" w:hAnsi="Arial" w:cs="Arial"/>
         </w:rPr>
         <w:t>policies</w:t>
       </w:r>
       <w:r>
         <w:rPr>
-          <w:rFonts w:ascii="Calibri" w:hAnsi="Calibri" w:cs="Calibri"/>
+          <w:rFonts w:ascii="Arial" w:hAnsi="Arial" w:cs="Arial"/>
           <w:spacing w:val="-5"/>
         </w:rPr>
         <w:t xml:space="preserve"> </w:t>
       </w:r>
       <w:r>
         <w:rPr>
-          <w:rFonts w:ascii="Calibri" w:hAnsi="Calibri" w:cs="Calibri"/>
+          <w:rFonts w:ascii="Arial" w:hAnsi="Arial" w:cs="Arial"/>
         </w:rPr>
         <w:t>are</w:t>
       </w:r>
       <w:r>
         <w:rPr>
-          <w:rFonts w:ascii="Calibri" w:hAnsi="Calibri" w:cs="Calibri"/>
+          <w:rFonts w:ascii="Arial" w:hAnsi="Arial" w:cs="Arial"/>
           <w:spacing w:val="-5"/>
         </w:rPr>
         <w:t xml:space="preserve"> </w:t>
       </w:r>
       <w:r>
         <w:rPr>
-          <w:rFonts w:ascii="Calibri" w:hAnsi="Calibri" w:cs="Calibri"/>
+          <w:rFonts w:ascii="Arial" w:hAnsi="Arial" w:cs="Arial"/>
         </w:rPr>
         <w:t>followed</w:t>
       </w:r>
       <w:r>
         <w:rPr>
-          <w:rFonts w:ascii="Calibri" w:hAnsi="Calibri" w:cs="Calibri"/>
+          <w:rFonts w:ascii="Arial" w:hAnsi="Arial" w:cs="Arial"/>
           <w:spacing w:val="-5"/>
         </w:rPr>
         <w:t xml:space="preserve"> </w:t>
       </w:r>
       <w:r>
         <w:rPr>
-          <w:rFonts w:ascii="Calibri" w:hAnsi="Calibri" w:cs="Calibri"/>
+          <w:rFonts w:ascii="Arial" w:hAnsi="Arial" w:cs="Arial"/>
         </w:rPr>
         <w:t>and</w:t>
       </w:r>
       <w:r>
         <w:rPr>
-          <w:rFonts w:ascii="Calibri" w:hAnsi="Calibri" w:cs="Calibri"/>
+          <w:rFonts w:ascii="Arial" w:hAnsi="Arial" w:cs="Arial"/>
           <w:spacing w:val="-5"/>
         </w:rPr>
         <w:t xml:space="preserve"> </w:t>
       </w:r>
       <w:r>
         <w:rPr>
-          <w:rFonts w:ascii="Calibri" w:hAnsi="Calibri" w:cs="Calibri"/>
+          <w:rFonts w:ascii="Arial" w:hAnsi="Arial" w:cs="Arial"/>
         </w:rPr>
         <w:t>coordinate</w:t>
       </w:r>
       <w:r>
         <w:rPr>
-          <w:rFonts w:ascii="Calibri" w:hAnsi="Calibri" w:cs="Calibri"/>
+          <w:rFonts w:ascii="Arial" w:hAnsi="Arial" w:cs="Arial"/>
           <w:spacing w:val="-5"/>
         </w:rPr>
         <w:t xml:space="preserve"> </w:t>
       </w:r>
       <w:r>
         <w:rPr>
-          <w:rFonts w:ascii="Calibri" w:hAnsi="Calibri" w:cs="Calibri"/>
+          <w:rFonts w:ascii="Arial" w:hAnsi="Arial" w:cs="Arial"/>
         </w:rPr>
         <w:t>between owners, tenants and administrators. They can:</w:t>
       </w:r>
@@ -2605,7 +2547,7 @@
         <w:widowControl w:val="0"/>
         <w:numPr>
           <w:ilvl w:val="1"/>
-          <w:numId w:val="13"/>
+          <w:numId w:val="19"/>
         </w:numPr>
         <w:tabs>
           <w:tab w:val="left" w:pos="719"/>
@@ -2616,64 +2558,64 @@
         <w:ind w:left="719" w:hanging="359"/>
         <w:contextualSpacing w:val="0"/>
         <w:rPr>
-          <w:rFonts w:ascii="Calibri" w:hAnsi="Calibri" w:cs="Calibri"/>
-        </w:rPr>
-      </w:pPr>
-      <w:r>
-        <w:rPr>
-          <w:rFonts w:ascii="Calibri" w:hAnsi="Calibri" w:cs="Calibri"/>
+          <w:rFonts w:ascii="Arial" w:hAnsi="Arial" w:cs="Arial"/>
+        </w:rPr>
+      </w:pPr>
+      <w:r>
+        <w:rPr>
+          <w:rFonts w:ascii="Arial" w:hAnsi="Arial" w:cs="Arial"/>
         </w:rPr>
         <w:t>Monitor</w:t>
       </w:r>
       <w:r>
         <w:rPr>
-          <w:rFonts w:ascii="Calibri" w:hAnsi="Calibri" w:cs="Calibri"/>
+          <w:rFonts w:ascii="Arial" w:hAnsi="Arial" w:cs="Arial"/>
           <w:spacing w:val="-6"/>
         </w:rPr>
         <w:t xml:space="preserve"> </w:t>
       </w:r>
       <w:r>
         <w:rPr>
-          <w:rFonts w:ascii="Calibri" w:hAnsi="Calibri" w:cs="Calibri"/>
+          <w:rFonts w:ascii="Arial" w:hAnsi="Arial" w:cs="Arial"/>
         </w:rPr>
         <w:t>rental</w:t>
       </w:r>
       <w:r>
         <w:rPr>
-          <w:rFonts w:ascii="Calibri" w:hAnsi="Calibri" w:cs="Calibri"/>
+          <w:rFonts w:ascii="Arial" w:hAnsi="Arial" w:cs="Arial"/>
           <w:spacing w:val="-6"/>
         </w:rPr>
         <w:t xml:space="preserve"> </w:t>
       </w:r>
       <w:r>
         <w:rPr>
-          <w:rFonts w:ascii="Calibri" w:hAnsi="Calibri" w:cs="Calibri"/>
+          <w:rFonts w:ascii="Arial" w:hAnsi="Arial" w:cs="Arial"/>
         </w:rPr>
         <w:t>requests</w:t>
       </w:r>
       <w:r>
         <w:rPr>
-          <w:rFonts w:ascii="Calibri" w:hAnsi="Calibri" w:cs="Calibri"/>
+          <w:rFonts w:ascii="Arial" w:hAnsi="Arial" w:cs="Arial"/>
           <w:spacing w:val="-6"/>
         </w:rPr>
         <w:t xml:space="preserve"> </w:t>
       </w:r>
       <w:r>
         <w:rPr>
-          <w:rFonts w:ascii="Calibri" w:hAnsi="Calibri" w:cs="Calibri"/>
+          <w:rFonts w:ascii="Arial" w:hAnsi="Arial" w:cs="Arial"/>
         </w:rPr>
         <w:t>and</w:t>
       </w:r>
       <w:r>
         <w:rPr>
-          <w:rFonts w:ascii="Calibri" w:hAnsi="Calibri" w:cs="Calibri"/>
+          <w:rFonts w:ascii="Arial" w:hAnsi="Arial" w:cs="Arial"/>
           <w:spacing w:val="-6"/>
         </w:rPr>
         <w:t xml:space="preserve"> </w:t>
       </w:r>
       <w:r>
         <w:rPr>
-          <w:rFonts w:ascii="Calibri" w:hAnsi="Calibri" w:cs="Calibri"/>
+          <w:rFonts w:ascii="Arial" w:hAnsi="Arial" w:cs="Arial"/>
           <w:spacing w:val="-2"/>
         </w:rPr>
         <w:t>approvals</w:t>
@@ -2685,7 +2627,7 @@
         <w:widowControl w:val="0"/>
         <w:numPr>
           <w:ilvl w:val="1"/>
-          <w:numId w:val="13"/>
+          <w:numId w:val="19"/>
         </w:numPr>
         <w:tabs>
           <w:tab w:val="left" w:pos="719"/>
@@ -2696,38 +2638,38 @@
         <w:ind w:left="719" w:hanging="359"/>
         <w:contextualSpacing w:val="0"/>
         <w:rPr>
-          <w:rFonts w:ascii="Calibri" w:hAnsi="Calibri" w:cs="Calibri"/>
-        </w:rPr>
-      </w:pPr>
-      <w:r>
-        <w:rPr>
-          <w:rFonts w:ascii="Calibri" w:hAnsi="Calibri" w:cs="Calibri"/>
+          <w:rFonts w:ascii="Arial" w:hAnsi="Arial" w:cs="Arial"/>
+        </w:rPr>
+      </w:pPr>
+      <w:r>
+        <w:rPr>
+          <w:rFonts w:ascii="Arial" w:hAnsi="Arial" w:cs="Arial"/>
         </w:rPr>
         <w:t>Generate</w:t>
       </w:r>
       <w:r>
         <w:rPr>
-          <w:rFonts w:ascii="Calibri" w:hAnsi="Calibri" w:cs="Calibri"/>
+          <w:rFonts w:ascii="Arial" w:hAnsi="Arial" w:cs="Arial"/>
           <w:spacing w:val="-9"/>
         </w:rPr>
         <w:t xml:space="preserve"> </w:t>
       </w:r>
       <w:r>
         <w:rPr>
-          <w:rFonts w:ascii="Calibri" w:hAnsi="Calibri" w:cs="Calibri"/>
+          <w:rFonts w:ascii="Arial" w:hAnsi="Arial" w:cs="Arial"/>
         </w:rPr>
         <w:t>management</w:t>
       </w:r>
       <w:r>
         <w:rPr>
-          <w:rFonts w:ascii="Calibri" w:hAnsi="Calibri" w:cs="Calibri"/>
+          <w:rFonts w:ascii="Arial" w:hAnsi="Arial" w:cs="Arial"/>
           <w:spacing w:val="-9"/>
         </w:rPr>
         <w:t xml:space="preserve"> </w:t>
       </w:r>
       <w:r>
         <w:rPr>
-          <w:rFonts w:ascii="Calibri" w:hAnsi="Calibri" w:cs="Calibri"/>
+          <w:rFonts w:ascii="Arial" w:hAnsi="Arial" w:cs="Arial"/>
           <w:spacing w:val="-2"/>
         </w:rPr>
         <w:t>reports</w:t>
@@ -2739,7 +2681,7 @@
         <w:widowControl w:val="0"/>
         <w:numPr>
           <w:ilvl w:val="1"/>
-          <w:numId w:val="13"/>
+          <w:numId w:val="19"/>
         </w:numPr>
         <w:tabs>
           <w:tab w:val="left" w:pos="719"/>
@@ -2750,103 +2692,103 @@
         <w:ind w:left="719" w:hanging="359"/>
         <w:contextualSpacing w:val="0"/>
         <w:rPr>
-          <w:rFonts w:ascii="Calibri" w:hAnsi="Calibri" w:cs="Calibri"/>
-        </w:rPr>
-      </w:pPr>
-      <w:r>
-        <w:rPr>
-          <w:rFonts w:ascii="Calibri" w:hAnsi="Calibri" w:cs="Calibri"/>
+          <w:rFonts w:ascii="Arial" w:hAnsi="Arial" w:cs="Arial"/>
+        </w:rPr>
+      </w:pPr>
+      <w:r>
+        <w:rPr>
+          <w:rFonts w:ascii="Arial" w:hAnsi="Arial" w:cs="Arial"/>
         </w:rPr>
         <w:t>Handles</w:t>
       </w:r>
       <w:r>
         <w:rPr>
-          <w:rFonts w:ascii="Calibri" w:hAnsi="Calibri" w:cs="Calibri"/>
+          <w:rFonts w:ascii="Arial" w:hAnsi="Arial" w:cs="Arial"/>
           <w:spacing w:val="-7"/>
         </w:rPr>
         <w:t xml:space="preserve"> </w:t>
       </w:r>
       <w:r>
         <w:rPr>
-          <w:rFonts w:ascii="Calibri" w:hAnsi="Calibri" w:cs="Calibri"/>
+          <w:rFonts w:ascii="Arial" w:hAnsi="Arial" w:cs="Arial"/>
         </w:rPr>
         <w:t>complaints</w:t>
       </w:r>
       <w:r>
         <w:rPr>
-          <w:rFonts w:ascii="Calibri" w:hAnsi="Calibri" w:cs="Calibri"/>
+          <w:rFonts w:ascii="Arial" w:hAnsi="Arial" w:cs="Arial"/>
           <w:spacing w:val="-5"/>
         </w:rPr>
         <w:t xml:space="preserve"> </w:t>
       </w:r>
       <w:r>
         <w:rPr>
-          <w:rFonts w:ascii="Calibri" w:hAnsi="Calibri" w:cs="Calibri"/>
+          <w:rFonts w:ascii="Arial" w:hAnsi="Arial" w:cs="Arial"/>
         </w:rPr>
         <w:t>before</w:t>
       </w:r>
       <w:r>
         <w:rPr>
-          <w:rFonts w:ascii="Calibri" w:hAnsi="Calibri" w:cs="Calibri"/>
+          <w:rFonts w:ascii="Arial" w:hAnsi="Arial" w:cs="Arial"/>
           <w:spacing w:val="-5"/>
         </w:rPr>
         <w:t xml:space="preserve"> </w:t>
       </w:r>
       <w:r>
         <w:rPr>
-          <w:rFonts w:ascii="Calibri" w:hAnsi="Calibri" w:cs="Calibri"/>
+          <w:rFonts w:ascii="Arial" w:hAnsi="Arial" w:cs="Arial"/>
         </w:rPr>
         <w:t>they</w:t>
       </w:r>
       <w:r>
         <w:rPr>
-          <w:rFonts w:ascii="Calibri" w:hAnsi="Calibri" w:cs="Calibri"/>
+          <w:rFonts w:ascii="Arial" w:hAnsi="Arial" w:cs="Arial"/>
           <w:spacing w:val="-5"/>
         </w:rPr>
         <w:t xml:space="preserve"> </w:t>
       </w:r>
       <w:r>
         <w:rPr>
-          <w:rFonts w:ascii="Calibri" w:hAnsi="Calibri" w:cs="Calibri"/>
+          <w:rFonts w:ascii="Arial" w:hAnsi="Arial" w:cs="Arial"/>
         </w:rPr>
         <w:t>go</w:t>
       </w:r>
       <w:r>
         <w:rPr>
-          <w:rFonts w:ascii="Calibri" w:hAnsi="Calibri" w:cs="Calibri"/>
+          <w:rFonts w:ascii="Arial" w:hAnsi="Arial" w:cs="Arial"/>
           <w:spacing w:val="-5"/>
         </w:rPr>
         <w:t xml:space="preserve"> </w:t>
       </w:r>
       <w:r>
         <w:rPr>
-          <w:rFonts w:ascii="Calibri" w:hAnsi="Calibri" w:cs="Calibri"/>
+          <w:rFonts w:ascii="Arial" w:hAnsi="Arial" w:cs="Arial"/>
         </w:rPr>
         <w:t>to</w:t>
       </w:r>
       <w:r>
         <w:rPr>
-          <w:rFonts w:ascii="Calibri" w:hAnsi="Calibri" w:cs="Calibri"/>
+          <w:rFonts w:ascii="Arial" w:hAnsi="Arial" w:cs="Arial"/>
           <w:spacing w:val="-5"/>
         </w:rPr>
         <w:t xml:space="preserve"> </w:t>
       </w:r>
       <w:r>
         <w:rPr>
-          <w:rFonts w:ascii="Calibri" w:hAnsi="Calibri" w:cs="Calibri"/>
+          <w:rFonts w:ascii="Arial" w:hAnsi="Arial" w:cs="Arial"/>
         </w:rPr>
         <w:t>the</w:t>
       </w:r>
       <w:r>
         <w:rPr>
-          <w:rFonts w:ascii="Calibri" w:hAnsi="Calibri" w:cs="Calibri"/>
+          <w:rFonts w:ascii="Arial" w:hAnsi="Arial" w:cs="Arial"/>
           <w:spacing w:val="-4"/>
         </w:rPr>
         <w:t xml:space="preserve"> </w:t>
       </w:r>
       <w:r>
         <w:rPr>
-          <w:rFonts w:ascii="Calibri" w:hAnsi="Calibri" w:cs="Calibri"/>
+          <w:rFonts w:ascii="Arial" w:hAnsi="Arial" w:cs="Arial"/>
           <w:spacing w:val="-2"/>
         </w:rPr>
         <w:t>administrator</w:t>
@@ -2858,7 +2800,7 @@
         <w:widowControl w:val="0"/>
         <w:numPr>
           <w:ilvl w:val="1"/>
-          <w:numId w:val="13"/>
+          <w:numId w:val="19"/>
         </w:numPr>
         <w:tabs>
           <w:tab w:val="left" w:pos="719"/>
@@ -2869,68 +2811,88 @@
         <w:ind w:left="719" w:hanging="359"/>
         <w:contextualSpacing w:val="0"/>
         <w:rPr>
-          <w:rFonts w:ascii="Calibri" w:hAnsi="Calibri" w:cs="Calibri"/>
-        </w:rPr>
-      </w:pPr>
-      <w:r>
-        <w:rPr>
-          <w:rFonts w:ascii="Calibri" w:hAnsi="Calibri" w:cs="Calibri"/>
+          <w:rFonts w:ascii="Arial" w:hAnsi="Arial" w:cs="Arial"/>
+        </w:rPr>
+      </w:pPr>
+      <w:r>
+        <w:rPr>
+          <w:rFonts w:ascii="Arial" w:hAnsi="Arial" w:cs="Arial"/>
         </w:rPr>
         <w:t>Approves</w:t>
       </w:r>
       <w:r>
         <w:rPr>
-          <w:rFonts w:ascii="Calibri" w:hAnsi="Calibri" w:cs="Calibri"/>
+          <w:rFonts w:ascii="Arial" w:hAnsi="Arial" w:cs="Arial"/>
           <w:spacing w:val="-6"/>
         </w:rPr>
         <w:t xml:space="preserve"> </w:t>
       </w:r>
       <w:r>
         <w:rPr>
-          <w:rFonts w:ascii="Calibri" w:hAnsi="Calibri" w:cs="Calibri"/>
+          <w:rFonts w:ascii="Arial" w:hAnsi="Arial" w:cs="Arial"/>
         </w:rPr>
         <w:t>large</w:t>
       </w:r>
       <w:r>
         <w:rPr>
-          <w:rFonts w:ascii="Calibri" w:hAnsi="Calibri" w:cs="Calibri"/>
+          <w:rFonts w:ascii="Arial" w:hAnsi="Arial" w:cs="Arial"/>
           <w:spacing w:val="-6"/>
         </w:rPr>
         <w:t xml:space="preserve"> </w:t>
       </w:r>
       <w:r>
         <w:rPr>
-          <w:rFonts w:ascii="Calibri" w:hAnsi="Calibri" w:cs="Calibri"/>
+          <w:rFonts w:ascii="Arial" w:hAnsi="Arial" w:cs="Arial"/>
         </w:rPr>
         <w:t>discounts</w:t>
       </w:r>
       <w:r>
         <w:rPr>
-          <w:rFonts w:ascii="Calibri" w:hAnsi="Calibri" w:cs="Calibri"/>
+          <w:rFonts w:ascii="Arial" w:hAnsi="Arial" w:cs="Arial"/>
           <w:spacing w:val="-6"/>
         </w:rPr>
         <w:t xml:space="preserve"> </w:t>
       </w:r>
       <w:r>
         <w:rPr>
-          <w:rFonts w:ascii="Calibri" w:hAnsi="Calibri" w:cs="Calibri"/>
+          <w:rFonts w:ascii="Arial" w:hAnsi="Arial" w:cs="Arial"/>
         </w:rPr>
         <w:t>or</w:t>
       </w:r>
       <w:r>
         <w:rPr>
-          <w:rFonts w:ascii="Calibri" w:hAnsi="Calibri" w:cs="Calibri"/>
+          <w:rFonts w:ascii="Arial" w:hAnsi="Arial" w:cs="Arial"/>
           <w:spacing w:val="-6"/>
         </w:rPr>
         <w:t xml:space="preserve"> </w:t>
       </w:r>
       <w:r>
         <w:rPr>
-          <w:rFonts w:ascii="Calibri" w:hAnsi="Calibri" w:cs="Calibri"/>
+          <w:rFonts w:ascii="Arial" w:hAnsi="Arial" w:cs="Arial"/>
           <w:spacing w:val="-2"/>
         </w:rPr>
         <w:t>promotions</w:t>
       </w:r>
+    </w:p>
+    <w:p>
+      <w:pPr>
+        <w:pStyle w:val="BodyText"/>
+        <w:spacing w:before="0"/>
+        <w:ind w:firstLine="0"/>
+        <w:rPr>
+          <w:rFonts w:ascii="Arial" w:hAnsi="Arial" w:cs="Arial"/>
+        </w:rPr>
+      </w:pPr>
+    </w:p>
+    <w:p>
+      <w:pPr>
+        <w:pStyle w:val="BodyText"/>
+        <w:spacing w:before="0"/>
+        <w:ind w:firstLine="0"/>
+        <w:rPr>
+          <w:rFonts w:ascii="Arial" w:hAnsi="Arial" w:cs="Arial"/>
+        </w:rPr>
+      </w:pPr>
     </w:p>
     <w:p>
       <w:pPr>
@@ -2938,10 +2900,23 @@
         <w:spacing w:before="49"/>
         <w:ind w:firstLine="0"/>
         <w:rPr>
-          <w:rFonts w:ascii="Calibri" w:hAnsi="Calibri" w:cs="Calibri"/>
+          <w:rFonts w:ascii="Arial" w:hAnsi="Arial" w:cs="Arial"/>
           <w:u w:val="single"/>
         </w:rPr>
       </w:pPr>
+    </w:p>
+    <w:p>
+      <w:pPr>
+        <w:pStyle w:val="BodyText"/>
+        <w:spacing w:before="49"/>
+        <w:ind w:firstLine="0"/>
+        <w:rPr>
+          <w:rFonts w:ascii="Arial" w:hAnsi="Arial" w:cs="Arial"/>
+          <w:u w:val="single"/>
+        </w:rPr>
+      </w:pPr>
+      <w:bookmarkStart w:id="0" w:name="_GoBack"/>
+      <w:bookmarkEnd w:id="0"/>
     </w:p>
     <w:p>
       <w:pPr>
@@ -2949,30 +2924,53 @@
         <w:widowControl w:val="0"/>
         <w:numPr>
           <w:ilvl w:val="0"/>
-          <w:numId w:val="13"/>
+          <w:numId w:val="20"/>
         </w:numPr>
         <w:tabs>
           <w:tab w:val="left" w:pos="181"/>
         </w:tabs>
         <w:autoSpaceDE w:val="0"/>
         <w:autoSpaceDN w:val="0"/>
-        <w:spacing w:before="1" w:beforeAutospacing="0" w:after="0" w:afterAutospacing="0"/>
-        <w:ind w:left="181" w:hanging="181"/>
-        <w:rPr>
-          <w:rFonts w:ascii="Calibri" w:hAnsi="Calibri" w:cs="Calibri"/>
-          <w:sz w:val="28"/>
-          <w:u w:val="single"/>
-        </w:rPr>
-      </w:pPr>
-      <w:r>
-        <w:rPr>
-          <w:rFonts w:ascii="Calibri" w:hAnsi="Calibri" w:cs="Calibri"/>
+        <w:spacing w:before="45" w:beforeAutospacing="0" w:after="0" w:afterAutospacing="0"/>
+        <w:rPr>
+          <w:rFonts w:ascii="Arial" w:hAnsi="Arial" w:cs="Arial"/>
+          <w:sz w:val="22"/>
+          <w:szCs w:val="22"/>
+          <w:u w:val="thick"/>
+        </w:rPr>
+      </w:pPr>
+      <w:r>
+        <w:rPr>
+          <w:rFonts w:ascii="Arial" w:hAnsi="Arial" w:cs="Arial"/>
           <w:spacing w:val="-2"/>
-          <w:sz w:val="28"/>
+          <w:sz w:val="22"/>
+          <w:szCs w:val="22"/>
           <w:u w:val="single"/>
         </w:rPr>
         <w:lastRenderedPageBreak/>
         <w:t>Financiers</w:t>
+      </w:r>
+      <w:r>
+        <w:rPr>
+          <w:rFonts w:ascii="Arial" w:hAnsi="Arial" w:cs="Arial"/>
+          <w:spacing w:val="-2"/>
+          <w:sz w:val="22"/>
+          <w:szCs w:val="22"/>
+          <w:u w:val="single"/>
+          <w:lang w:val="en-DE"/>
+        </w:rPr>
+        <w:t xml:space="preserve"> </w:t>
+      </w:r>
+      <w:r>
+        <w:rPr>
+          <w:rFonts w:ascii="Arial" w:hAnsi="Arial" w:cs="Arial"/>
+          <w:spacing w:val="-2"/>
+          <w:sz w:val="22"/>
+          <w:szCs w:val="22"/>
+          <w:u w:val="thick"/>
+          <w:lang w:val="en-DE"/>
+        </w:rPr>
+        <w:t>(inherits from user)</w:t>
       </w:r>
     </w:p>
     <w:p>
@@ -2981,7 +2979,7 @@
         <w:spacing w:before="24"/>
         <w:ind w:firstLine="0"/>
         <w:rPr>
-          <w:rFonts w:ascii="Calibri" w:hAnsi="Calibri" w:cs="Calibri"/>
+          <w:rFonts w:ascii="Arial" w:hAnsi="Arial" w:cs="Arial"/>
           <w:b/>
         </w:rPr>
       </w:pPr>
@@ -2992,116 +2990,116 @@
         <w:spacing w:before="1"/>
         <w:ind w:firstLine="0"/>
         <w:rPr>
-          <w:rFonts w:ascii="Calibri" w:hAnsi="Calibri" w:cs="Calibri"/>
-        </w:rPr>
-      </w:pPr>
-      <w:r>
-        <w:rPr>
-          <w:rFonts w:ascii="Calibri" w:hAnsi="Calibri" w:cs="Calibri"/>
+          <w:rFonts w:ascii="Arial" w:hAnsi="Arial" w:cs="Arial"/>
+        </w:rPr>
+      </w:pPr>
+      <w:r>
+        <w:rPr>
+          <w:rFonts w:ascii="Arial" w:hAnsi="Arial" w:cs="Arial"/>
         </w:rPr>
         <w:t>Financiers</w:t>
       </w:r>
       <w:r>
         <w:rPr>
-          <w:rFonts w:ascii="Calibri" w:hAnsi="Calibri" w:cs="Calibri"/>
+          <w:rFonts w:ascii="Arial" w:hAnsi="Arial" w:cs="Arial"/>
           <w:spacing w:val="-8"/>
         </w:rPr>
         <w:t xml:space="preserve"> </w:t>
       </w:r>
       <w:r>
         <w:rPr>
-          <w:rFonts w:ascii="Calibri" w:hAnsi="Calibri" w:cs="Calibri"/>
+          <w:rFonts w:ascii="Arial" w:hAnsi="Arial" w:cs="Arial"/>
         </w:rPr>
         <w:t>handle</w:t>
       </w:r>
       <w:r>
         <w:rPr>
-          <w:rFonts w:ascii="Calibri" w:hAnsi="Calibri" w:cs="Calibri"/>
+          <w:rFonts w:ascii="Arial" w:hAnsi="Arial" w:cs="Arial"/>
           <w:spacing w:val="-8"/>
         </w:rPr>
         <w:t xml:space="preserve"> </w:t>
       </w:r>
       <w:r>
         <w:rPr>
-          <w:rFonts w:ascii="Calibri" w:hAnsi="Calibri" w:cs="Calibri"/>
+          <w:rFonts w:ascii="Arial" w:hAnsi="Arial" w:cs="Arial"/>
         </w:rPr>
         <w:t>payments,</w:t>
       </w:r>
       <w:r>
         <w:rPr>
-          <w:rFonts w:ascii="Calibri" w:hAnsi="Calibri" w:cs="Calibri"/>
+          <w:rFonts w:ascii="Arial" w:hAnsi="Arial" w:cs="Arial"/>
           <w:spacing w:val="-8"/>
         </w:rPr>
         <w:t xml:space="preserve"> </w:t>
       </w:r>
       <w:r>
         <w:rPr>
-          <w:rFonts w:ascii="Calibri" w:hAnsi="Calibri" w:cs="Calibri"/>
+          <w:rFonts w:ascii="Arial" w:hAnsi="Arial" w:cs="Arial"/>
         </w:rPr>
         <w:t>transactions</w:t>
       </w:r>
       <w:r>
         <w:rPr>
-          <w:rFonts w:ascii="Calibri" w:hAnsi="Calibri" w:cs="Calibri"/>
+          <w:rFonts w:ascii="Arial" w:hAnsi="Arial" w:cs="Arial"/>
           <w:spacing w:val="-8"/>
         </w:rPr>
         <w:t xml:space="preserve"> </w:t>
       </w:r>
       <w:r>
         <w:rPr>
-          <w:rFonts w:ascii="Calibri" w:hAnsi="Calibri" w:cs="Calibri"/>
+          <w:rFonts w:ascii="Arial" w:hAnsi="Arial" w:cs="Arial"/>
         </w:rPr>
         <w:t>and</w:t>
       </w:r>
       <w:r>
         <w:rPr>
-          <w:rFonts w:ascii="Calibri" w:hAnsi="Calibri" w:cs="Calibri"/>
+          <w:rFonts w:ascii="Arial" w:hAnsi="Arial" w:cs="Arial"/>
           <w:spacing w:val="-8"/>
         </w:rPr>
         <w:t xml:space="preserve"> </w:t>
       </w:r>
       <w:r>
         <w:rPr>
-          <w:rFonts w:ascii="Calibri" w:hAnsi="Calibri" w:cs="Calibri"/>
+          <w:rFonts w:ascii="Arial" w:hAnsi="Arial" w:cs="Arial"/>
         </w:rPr>
         <w:t>financial</w:t>
       </w:r>
       <w:r>
         <w:rPr>
-          <w:rFonts w:ascii="Calibri" w:hAnsi="Calibri" w:cs="Calibri"/>
+          <w:rFonts w:ascii="Arial" w:hAnsi="Arial" w:cs="Arial"/>
           <w:spacing w:val="-8"/>
         </w:rPr>
         <w:t xml:space="preserve"> </w:t>
       </w:r>
       <w:r>
         <w:rPr>
-          <w:rFonts w:ascii="Calibri" w:hAnsi="Calibri" w:cs="Calibri"/>
+          <w:rFonts w:ascii="Arial" w:hAnsi="Arial" w:cs="Arial"/>
         </w:rPr>
         <w:t>reporting.</w:t>
       </w:r>
       <w:r>
         <w:rPr>
-          <w:rFonts w:ascii="Calibri" w:hAnsi="Calibri" w:cs="Calibri"/>
+          <w:rFonts w:ascii="Arial" w:hAnsi="Arial" w:cs="Arial"/>
           <w:spacing w:val="-8"/>
         </w:rPr>
         <w:t xml:space="preserve"> </w:t>
       </w:r>
       <w:r>
         <w:rPr>
-          <w:rFonts w:ascii="Calibri" w:hAnsi="Calibri" w:cs="Calibri"/>
+          <w:rFonts w:ascii="Arial" w:hAnsi="Arial" w:cs="Arial"/>
         </w:rPr>
         <w:t>They</w:t>
       </w:r>
       <w:r>
         <w:rPr>
-          <w:rFonts w:ascii="Calibri" w:hAnsi="Calibri" w:cs="Calibri"/>
+          <w:rFonts w:ascii="Arial" w:hAnsi="Arial" w:cs="Arial"/>
           <w:spacing w:val="-7"/>
         </w:rPr>
         <w:t xml:space="preserve"> </w:t>
       </w:r>
       <w:r>
         <w:rPr>
-          <w:rFonts w:ascii="Calibri" w:hAnsi="Calibri" w:cs="Calibri"/>
+          <w:rFonts w:ascii="Arial" w:hAnsi="Arial" w:cs="Arial"/>
           <w:spacing w:val="-4"/>
         </w:rPr>
         <w:t>can:</w:t>
@@ -3113,7 +3111,7 @@
         <w:spacing w:before="24"/>
         <w:ind w:firstLine="0"/>
         <w:rPr>
-          <w:rFonts w:ascii="Calibri" w:hAnsi="Calibri" w:cs="Calibri"/>
+          <w:rFonts w:ascii="Arial" w:hAnsi="Arial" w:cs="Arial"/>
         </w:rPr>
       </w:pPr>
     </w:p>
@@ -3123,7 +3121,7 @@
         <w:widowControl w:val="0"/>
         <w:numPr>
           <w:ilvl w:val="1"/>
-          <w:numId w:val="16"/>
+          <w:numId w:val="19"/>
         </w:numPr>
         <w:tabs>
           <w:tab w:val="left" w:pos="719"/>
@@ -3131,65 +3129,67 @@
         <w:autoSpaceDE w:val="0"/>
         <w:autoSpaceDN w:val="0"/>
         <w:spacing w:before="1" w:after="0" w:line="240" w:lineRule="auto"/>
-        <w:rPr>
-          <w:rFonts w:ascii="Calibri" w:hAnsi="Calibri" w:cs="Calibri"/>
-        </w:rPr>
-      </w:pPr>
-      <w:r>
-        <w:rPr>
-          <w:rFonts w:ascii="Calibri" w:hAnsi="Calibri" w:cs="Calibri"/>
+        <w:ind w:left="719" w:hanging="359"/>
+        <w:contextualSpacing w:val="0"/>
+        <w:rPr>
+          <w:rFonts w:ascii="Arial" w:hAnsi="Arial" w:cs="Arial"/>
+        </w:rPr>
+      </w:pPr>
+      <w:r>
+        <w:rPr>
+          <w:rFonts w:ascii="Arial" w:hAnsi="Arial" w:cs="Arial"/>
         </w:rPr>
         <w:t>Monitors</w:t>
       </w:r>
       <w:r>
         <w:rPr>
-          <w:rFonts w:ascii="Calibri" w:hAnsi="Calibri" w:cs="Calibri"/>
+          <w:rFonts w:ascii="Arial" w:hAnsi="Arial" w:cs="Arial"/>
           <w:spacing w:val="-8"/>
         </w:rPr>
         <w:t xml:space="preserve"> </w:t>
       </w:r>
       <w:r>
         <w:rPr>
-          <w:rFonts w:ascii="Calibri" w:hAnsi="Calibri" w:cs="Calibri"/>
+          <w:rFonts w:ascii="Arial" w:hAnsi="Arial" w:cs="Arial"/>
         </w:rPr>
         <w:t>payment</w:t>
       </w:r>
       <w:r>
         <w:rPr>
-          <w:rFonts w:ascii="Calibri" w:hAnsi="Calibri" w:cs="Calibri"/>
+          <w:rFonts w:ascii="Arial" w:hAnsi="Arial" w:cs="Arial"/>
           <w:spacing w:val="-7"/>
         </w:rPr>
         <w:t xml:space="preserve"> </w:t>
       </w:r>
       <w:r>
         <w:rPr>
-          <w:rFonts w:ascii="Calibri" w:hAnsi="Calibri" w:cs="Calibri"/>
+          <w:rFonts w:ascii="Arial" w:hAnsi="Arial" w:cs="Arial"/>
         </w:rPr>
         <w:t>transactions</w:t>
       </w:r>
       <w:r>
         <w:rPr>
-          <w:rFonts w:ascii="Calibri" w:hAnsi="Calibri" w:cs="Calibri"/>
+          <w:rFonts w:ascii="Arial" w:hAnsi="Arial" w:cs="Arial"/>
           <w:spacing w:val="-8"/>
         </w:rPr>
         <w:t xml:space="preserve"> </w:t>
       </w:r>
       <w:r>
         <w:rPr>
-          <w:rFonts w:ascii="Calibri" w:hAnsi="Calibri" w:cs="Calibri"/>
+          <w:rFonts w:ascii="Arial" w:hAnsi="Arial" w:cs="Arial"/>
         </w:rPr>
         <w:t>and</w:t>
       </w:r>
       <w:r>
         <w:rPr>
-          <w:rFonts w:ascii="Calibri" w:hAnsi="Calibri" w:cs="Calibri"/>
+          <w:rFonts w:ascii="Arial" w:hAnsi="Arial" w:cs="Arial"/>
           <w:spacing w:val="-7"/>
         </w:rPr>
         <w:t xml:space="preserve"> </w:t>
       </w:r>
       <w:r>
         <w:rPr>
-          <w:rFonts w:ascii="Calibri" w:hAnsi="Calibri" w:cs="Calibri"/>
+          <w:rFonts w:ascii="Arial" w:hAnsi="Arial" w:cs="Arial"/>
           <w:spacing w:val="-2"/>
         </w:rPr>
         <w:t>security</w:t>
@@ -3201,7 +3201,7 @@
         <w:widowControl w:val="0"/>
         <w:numPr>
           <w:ilvl w:val="1"/>
-          <w:numId w:val="16"/>
+          <w:numId w:val="19"/>
         </w:numPr>
         <w:tabs>
           <w:tab w:val="left" w:pos="719"/>
@@ -3209,106 +3209,119 @@
         <w:autoSpaceDE w:val="0"/>
         <w:autoSpaceDN w:val="0"/>
         <w:spacing w:before="37" w:after="0" w:line="240" w:lineRule="auto"/>
-        <w:rPr>
-          <w:rFonts w:ascii="Calibri" w:hAnsi="Calibri" w:cs="Calibri"/>
-        </w:rPr>
-      </w:pPr>
-      <w:proofErr w:type="spellStart"/>
-      <w:r>
-        <w:rPr>
-          <w:rFonts w:ascii="Calibri" w:hAnsi="Calibri" w:cs="Calibri"/>
-        </w:rPr>
-        <w:t>Aproove</w:t>
-      </w:r>
-      <w:proofErr w:type="spellEnd"/>
-      <w:r>
-        <w:rPr>
-          <w:rFonts w:ascii="Calibri" w:hAnsi="Calibri" w:cs="Calibri"/>
+        <w:ind w:left="719" w:hanging="359"/>
+        <w:contextualSpacing w:val="0"/>
+        <w:rPr>
+          <w:rFonts w:ascii="Arial" w:hAnsi="Arial" w:cs="Arial"/>
+        </w:rPr>
+      </w:pPr>
+      <w:r>
+        <w:rPr>
+          <w:rFonts w:ascii="Arial" w:hAnsi="Arial" w:cs="Arial"/>
+        </w:rPr>
+        <w:t>A</w:t>
+      </w:r>
+      <w:r>
+        <w:rPr>
+          <w:rFonts w:ascii="Arial" w:hAnsi="Arial" w:cs="Arial"/>
+          <w:lang w:val="en-DE"/>
+        </w:rPr>
+        <w:t>p</w:t>
+      </w:r>
+      <w:r>
+        <w:rPr>
+          <w:rFonts w:ascii="Arial" w:hAnsi="Arial" w:cs="Arial"/>
+        </w:rPr>
+        <w:t>prove</w:t>
+      </w:r>
+      <w:r>
+        <w:rPr>
+          <w:rFonts w:ascii="Arial" w:hAnsi="Arial" w:cs="Arial"/>
           <w:spacing w:val="-6"/>
         </w:rPr>
         <w:t xml:space="preserve"> </w:t>
       </w:r>
       <w:r>
         <w:rPr>
-          <w:rFonts w:ascii="Calibri" w:hAnsi="Calibri" w:cs="Calibri"/>
+          <w:rFonts w:ascii="Arial" w:hAnsi="Arial" w:cs="Arial"/>
         </w:rPr>
         <w:t>refunds</w:t>
       </w:r>
       <w:r>
         <w:rPr>
-          <w:rFonts w:ascii="Calibri" w:hAnsi="Calibri" w:cs="Calibri"/>
+          <w:rFonts w:ascii="Arial" w:hAnsi="Arial" w:cs="Arial"/>
           <w:spacing w:val="-5"/>
         </w:rPr>
         <w:t xml:space="preserve"> </w:t>
       </w:r>
       <w:r>
         <w:rPr>
-          <w:rFonts w:ascii="Calibri" w:hAnsi="Calibri" w:cs="Calibri"/>
+          <w:rFonts w:ascii="Arial" w:hAnsi="Arial" w:cs="Arial"/>
         </w:rPr>
         <w:t>and</w:t>
       </w:r>
       <w:r>
         <w:rPr>
-          <w:rFonts w:ascii="Calibri" w:hAnsi="Calibri" w:cs="Calibri"/>
+          <w:rFonts w:ascii="Arial" w:hAnsi="Arial" w:cs="Arial"/>
           <w:spacing w:val="-5"/>
         </w:rPr>
         <w:t xml:space="preserve"> </w:t>
       </w:r>
       <w:r>
         <w:rPr>
-          <w:rFonts w:ascii="Calibri" w:hAnsi="Calibri" w:cs="Calibri"/>
+          <w:rFonts w:ascii="Arial" w:hAnsi="Arial" w:cs="Arial"/>
         </w:rPr>
         <w:t>adjustments</w:t>
       </w:r>
       <w:r>
         <w:rPr>
-          <w:rFonts w:ascii="Calibri" w:hAnsi="Calibri" w:cs="Calibri"/>
+          <w:rFonts w:ascii="Arial" w:hAnsi="Arial" w:cs="Arial"/>
           <w:spacing w:val="-6"/>
         </w:rPr>
         <w:t xml:space="preserve"> </w:t>
       </w:r>
       <w:r>
         <w:rPr>
-          <w:rFonts w:ascii="Calibri" w:hAnsi="Calibri" w:cs="Calibri"/>
+          <w:rFonts w:ascii="Arial" w:hAnsi="Arial" w:cs="Arial"/>
         </w:rPr>
         <w:t>that</w:t>
       </w:r>
       <w:r>
         <w:rPr>
-          <w:rFonts w:ascii="Calibri" w:hAnsi="Calibri" w:cs="Calibri"/>
+          <w:rFonts w:ascii="Arial" w:hAnsi="Arial" w:cs="Arial"/>
           <w:spacing w:val="-5"/>
         </w:rPr>
         <w:t xml:space="preserve"> </w:t>
       </w:r>
       <w:r>
         <w:rPr>
-          <w:rFonts w:ascii="Calibri" w:hAnsi="Calibri" w:cs="Calibri"/>
+          <w:rFonts w:ascii="Arial" w:hAnsi="Arial" w:cs="Arial"/>
         </w:rPr>
         <w:t>can</w:t>
       </w:r>
       <w:r>
         <w:rPr>
-          <w:rFonts w:ascii="Calibri" w:hAnsi="Calibri" w:cs="Calibri"/>
+          <w:rFonts w:ascii="Arial" w:hAnsi="Arial" w:cs="Arial"/>
           <w:spacing w:val="-5"/>
         </w:rPr>
         <w:t xml:space="preserve"> </w:t>
       </w:r>
       <w:r>
         <w:rPr>
-          <w:rFonts w:ascii="Calibri" w:hAnsi="Calibri" w:cs="Calibri"/>
+          <w:rFonts w:ascii="Arial" w:hAnsi="Arial" w:cs="Arial"/>
         </w:rPr>
         <w:t>be</w:t>
       </w:r>
       <w:r>
         <w:rPr>
-          <w:rFonts w:ascii="Calibri" w:hAnsi="Calibri" w:cs="Calibri"/>
+          <w:rFonts w:ascii="Arial" w:hAnsi="Arial" w:cs="Arial"/>
           <w:spacing w:val="-5"/>
         </w:rPr>
         <w:t xml:space="preserve"> </w:t>
       </w:r>
       <w:r>
         <w:rPr>
-          <w:rFonts w:ascii="Calibri" w:hAnsi="Calibri" w:cs="Calibri"/>
+          <w:rFonts w:ascii="Arial" w:hAnsi="Arial" w:cs="Arial"/>
           <w:spacing w:val="-4"/>
         </w:rPr>
         <w:t>made</w:t>
@@ -3320,7 +3333,7 @@
         <w:widowControl w:val="0"/>
         <w:numPr>
           <w:ilvl w:val="1"/>
-          <w:numId w:val="16"/>
+          <w:numId w:val="19"/>
         </w:numPr>
         <w:tabs>
           <w:tab w:val="left" w:pos="719"/>
@@ -3328,91 +3341,93 @@
         <w:autoSpaceDE w:val="0"/>
         <w:autoSpaceDN w:val="0"/>
         <w:spacing w:before="38" w:after="0" w:line="240" w:lineRule="auto"/>
-        <w:rPr>
-          <w:rFonts w:ascii="Calibri" w:hAnsi="Calibri" w:cs="Calibri"/>
-        </w:rPr>
-      </w:pPr>
-      <w:r>
-        <w:rPr>
-          <w:rFonts w:ascii="Calibri" w:hAnsi="Calibri" w:cs="Calibri"/>
+        <w:ind w:left="719" w:hanging="359"/>
+        <w:contextualSpacing w:val="0"/>
+        <w:rPr>
+          <w:rFonts w:ascii="Arial" w:hAnsi="Arial" w:cs="Arial"/>
+        </w:rPr>
+      </w:pPr>
+      <w:r>
+        <w:rPr>
+          <w:rFonts w:ascii="Arial" w:hAnsi="Arial" w:cs="Arial"/>
         </w:rPr>
         <w:t>Communicates</w:t>
       </w:r>
       <w:r>
         <w:rPr>
-          <w:rFonts w:ascii="Calibri" w:hAnsi="Calibri" w:cs="Calibri"/>
+          <w:rFonts w:ascii="Arial" w:hAnsi="Arial" w:cs="Arial"/>
           <w:spacing w:val="-9"/>
         </w:rPr>
         <w:t xml:space="preserve"> </w:t>
       </w:r>
       <w:r>
         <w:rPr>
-          <w:rFonts w:ascii="Calibri" w:hAnsi="Calibri" w:cs="Calibri"/>
+          <w:rFonts w:ascii="Arial" w:hAnsi="Arial" w:cs="Arial"/>
         </w:rPr>
         <w:t>payment</w:t>
       </w:r>
       <w:r>
         <w:rPr>
-          <w:rFonts w:ascii="Calibri" w:hAnsi="Calibri" w:cs="Calibri"/>
+          <w:rFonts w:ascii="Arial" w:hAnsi="Arial" w:cs="Arial"/>
           <w:spacing w:val="-6"/>
         </w:rPr>
         <w:t xml:space="preserve"> </w:t>
       </w:r>
       <w:r>
         <w:rPr>
-          <w:rFonts w:ascii="Calibri" w:hAnsi="Calibri" w:cs="Calibri"/>
+          <w:rFonts w:ascii="Arial" w:hAnsi="Arial" w:cs="Arial"/>
         </w:rPr>
         <w:t>issues</w:t>
       </w:r>
       <w:r>
         <w:rPr>
-          <w:rFonts w:ascii="Calibri" w:hAnsi="Calibri" w:cs="Calibri"/>
+          <w:rFonts w:ascii="Arial" w:hAnsi="Arial" w:cs="Arial"/>
           <w:spacing w:val="-6"/>
         </w:rPr>
         <w:t xml:space="preserve"> </w:t>
       </w:r>
       <w:r>
         <w:rPr>
-          <w:rFonts w:ascii="Calibri" w:hAnsi="Calibri" w:cs="Calibri"/>
+          <w:rFonts w:ascii="Arial" w:hAnsi="Arial" w:cs="Arial"/>
         </w:rPr>
         <w:t>with</w:t>
       </w:r>
       <w:r>
         <w:rPr>
-          <w:rFonts w:ascii="Calibri" w:hAnsi="Calibri" w:cs="Calibri"/>
+          <w:rFonts w:ascii="Arial" w:hAnsi="Arial" w:cs="Arial"/>
           <w:spacing w:val="-7"/>
         </w:rPr>
         <w:t xml:space="preserve"> </w:t>
       </w:r>
       <w:r>
         <w:rPr>
-          <w:rFonts w:ascii="Calibri" w:hAnsi="Calibri" w:cs="Calibri"/>
+          <w:rFonts w:ascii="Arial" w:hAnsi="Arial" w:cs="Arial"/>
         </w:rPr>
         <w:t>tenants</w:t>
       </w:r>
       <w:r>
         <w:rPr>
-          <w:rFonts w:ascii="Calibri" w:hAnsi="Calibri" w:cs="Calibri"/>
+          <w:rFonts w:ascii="Arial" w:hAnsi="Arial" w:cs="Arial"/>
           <w:spacing w:val="-6"/>
         </w:rPr>
         <w:t xml:space="preserve"> </w:t>
       </w:r>
       <w:r>
         <w:rPr>
-          <w:rFonts w:ascii="Calibri" w:hAnsi="Calibri" w:cs="Calibri"/>
+          <w:rFonts w:ascii="Arial" w:hAnsi="Arial" w:cs="Arial"/>
         </w:rPr>
         <w:t>or</w:t>
       </w:r>
       <w:r>
         <w:rPr>
-          <w:rFonts w:ascii="Calibri" w:hAnsi="Calibri" w:cs="Calibri"/>
+          <w:rFonts w:ascii="Arial" w:hAnsi="Arial" w:cs="Arial"/>
           <w:spacing w:val="-6"/>
         </w:rPr>
         <w:t xml:space="preserve"> </w:t>
       </w:r>
       <w:r>
         <w:rPr>
-          <w:rFonts w:ascii="Calibri" w:hAnsi="Calibri" w:cs="Calibri"/>
+          <w:rFonts w:ascii="Arial" w:hAnsi="Arial" w:cs="Arial"/>
           <w:spacing w:val="-2"/>
         </w:rPr>
         <w:t>owners</w:t>
@@ -3424,70 +3439,127 @@
         <w:widowControl w:val="0"/>
         <w:numPr>
           <w:ilvl w:val="1"/>
-          <w:numId w:val="16"/>
+          <w:numId w:val="19"/>
         </w:numPr>
         <w:tabs>
           <w:tab w:val="left" w:pos="719"/>
         </w:tabs>
         <w:autoSpaceDE w:val="0"/>
         <w:autoSpaceDN w:val="0"/>
-        <w:spacing w:before="24" w:after="0" w:line="240" w:lineRule="auto"/>
-        <w:rPr>
-          <w:rFonts w:ascii="Calibri" w:hAnsi="Calibri" w:cs="Calibri"/>
+        <w:spacing w:before="38" w:after="0" w:line="240" w:lineRule="auto"/>
+        <w:ind w:left="719" w:hanging="359"/>
+        <w:contextualSpacing w:val="0"/>
+        <w:rPr>
+          <w:rFonts w:ascii="Arial" w:hAnsi="Arial" w:cs="Arial"/>
+        </w:rPr>
+      </w:pPr>
+      <w:r>
+        <w:rPr>
+          <w:rFonts w:ascii="Arial" w:hAnsi="Arial" w:cs="Arial"/>
+          <w:lang w:val="en-DE"/>
+        </w:rPr>
+        <w:t>Generate financial reports</w:t>
+      </w:r>
+    </w:p>
+    <w:p>
+      <w:pPr>
+        <w:pStyle w:val="BodyText"/>
+        <w:spacing w:before="24"/>
+        <w:ind w:firstLine="0"/>
+        <w:rPr>
+          <w:rFonts w:ascii="Arial" w:hAnsi="Arial" w:cs="Arial"/>
           <w:b/>
-        </w:rPr>
-      </w:pPr>
-      <w:r>
-        <w:rPr>
-          <w:rFonts w:ascii="Calibri" w:hAnsi="Calibri" w:cs="Calibri"/>
-        </w:rPr>
-        <w:t>Generates</w:t>
-      </w:r>
-      <w:r>
-        <w:rPr>
-          <w:rFonts w:ascii="Calibri" w:hAnsi="Calibri" w:cs="Calibri"/>
-          <w:spacing w:val="-9"/>
-        </w:rPr>
-        <w:t xml:space="preserve"> </w:t>
-      </w:r>
-      <w:r>
-        <w:rPr>
-          <w:rFonts w:ascii="Calibri" w:hAnsi="Calibri" w:cs="Calibri"/>
-        </w:rPr>
-        <w:t>financial</w:t>
-      </w:r>
-      <w:r>
-        <w:rPr>
-          <w:rFonts w:ascii="Calibri" w:hAnsi="Calibri" w:cs="Calibri"/>
-          <w:spacing w:val="-9"/>
-        </w:rPr>
-        <w:t xml:space="preserve"> </w:t>
-      </w:r>
-      <w:r>
-        <w:rPr>
-          <w:rFonts w:ascii="Calibri" w:hAnsi="Calibri" w:cs="Calibri"/>
-          <w:spacing w:val="-2"/>
-        </w:rPr>
-        <w:t>report</w:t>
-      </w:r>
-    </w:p>
-    <w:p>
-      <w:pPr>
-        <w:pStyle w:val="ListParagraph"/>
+          <w:lang w:val="en-DE"/>
+        </w:rPr>
+      </w:pPr>
+      <w:r>
+        <w:rPr>
+          <w:rFonts w:ascii="Arial" w:hAnsi="Arial" w:cs="Arial"/>
+          <w:b/>
+          <w:lang w:val="en-DE"/>
+        </w:rPr>
+        <w:t xml:space="preserve"> </w:t>
+      </w:r>
+    </w:p>
+    <w:p>
+      <w:pPr>
+        <w:pStyle w:val="Heading2"/>
         <w:widowControl w:val="0"/>
-        <w:tabs>
-          <w:tab w:val="left" w:pos="719"/>
+        <w:numPr>
+          <w:ilvl w:val="0"/>
+          <w:numId w:val="20"/>
+        </w:numPr>
+        <w:tabs>
+          <w:tab w:val="left" w:pos="181"/>
         </w:tabs>
         <w:autoSpaceDE w:val="0"/>
         <w:autoSpaceDN w:val="0"/>
-        <w:spacing w:before="24" w:after="0" w:line="240" w:lineRule="auto"/>
-        <w:ind w:left="719"/>
-        <w:contextualSpacing w:val="0"/>
-        <w:rPr>
-          <w:rFonts w:ascii="Calibri" w:hAnsi="Calibri" w:cs="Calibri"/>
+        <w:spacing w:before="45" w:beforeAutospacing="0" w:after="0" w:afterAutospacing="0"/>
+        <w:rPr>
+          <w:rStyle w:val="Strong"/>
+          <w:rFonts w:ascii="Arial" w:hAnsi="Arial" w:cs="Arial"/>
           <w:b/>
-        </w:rPr>
-      </w:pPr>
+          <w:bCs/>
+          <w:sz w:val="22"/>
+          <w:szCs w:val="22"/>
+          <w:u w:val="thick"/>
+        </w:rPr>
+      </w:pPr>
+      <w:r>
+        <w:rPr>
+          <w:rStyle w:val="Strong"/>
+          <w:rFonts w:ascii="Arial" w:hAnsi="Arial" w:cs="Arial"/>
+          <w:b/>
+          <w:sz w:val="22"/>
+          <w:szCs w:val="22"/>
+          <w:u w:val="single"/>
+        </w:rPr>
+        <w:t>Human Resources (</w:t>
+      </w:r>
+      <w:proofErr w:type="gramStart"/>
+      <w:r>
+        <w:rPr>
+          <w:rStyle w:val="Strong"/>
+          <w:rFonts w:ascii="Arial" w:hAnsi="Arial" w:cs="Arial"/>
+          <w:b/>
+          <w:sz w:val="22"/>
+          <w:szCs w:val="22"/>
+          <w:u w:val="single"/>
+        </w:rPr>
+        <w:t>HR)</w:t>
+      </w:r>
+      <w:r>
+        <w:rPr>
+          <w:rStyle w:val="Strong"/>
+          <w:rFonts w:ascii="Arial" w:hAnsi="Arial" w:cs="Arial"/>
+          <w:sz w:val="22"/>
+          <w:szCs w:val="22"/>
+        </w:rPr>
+        <w:t xml:space="preserve">  </w:t>
+      </w:r>
+      <w:r>
+        <w:rPr>
+          <w:rFonts w:ascii="Arial" w:hAnsi="Arial" w:cs="Arial"/>
+          <w:spacing w:val="-2"/>
+          <w:sz w:val="22"/>
+          <w:szCs w:val="22"/>
+          <w:u w:val="thick"/>
+          <w:lang w:val="en-DE"/>
+        </w:rPr>
+        <w:t>(</w:t>
+      </w:r>
+      <w:proofErr w:type="gramEnd"/>
+      <w:r>
+        <w:rPr>
+          <w:rFonts w:ascii="Arial" w:hAnsi="Arial" w:cs="Arial"/>
+          <w:spacing w:val="-2"/>
+          <w:sz w:val="22"/>
+          <w:szCs w:val="22"/>
+          <w:u w:val="thick"/>
+          <w:lang w:val="en-DE"/>
+        </w:rPr>
+        <w:t>inherits from user)</w:t>
+      </w:r>
     </w:p>
     <w:p>
       <w:pPr>
@@ -3496,33 +3568,15 @@
         <w:ind w:firstLine="0"/>
         <w:rPr>
           <w:rStyle w:val="Strong"/>
-          <w:rFonts w:ascii="Calibri" w:hAnsi="Calibri" w:cs="Calibri"/>
+          <w:rFonts w:ascii="Arial" w:hAnsi="Arial" w:cs="Arial"/>
         </w:rPr>
       </w:pPr>
       <w:r>
         <w:rPr>
           <w:rStyle w:val="Strong"/>
-          <w:rFonts w:ascii="Calibri" w:hAnsi="Calibri" w:cs="Calibri"/>
-          <w:lang w:val="en-DE"/>
-        </w:rPr>
-        <w:t>6.</w:t>
-      </w:r>
-      <w:r>
-        <w:rPr>
-          <w:rStyle w:val="Strong"/>
-          <w:rFonts w:ascii="Calibri" w:hAnsi="Calibri" w:cs="Calibri"/>
-          <w:sz w:val="28"/>
-          <w:u w:val="single"/>
-        </w:rPr>
-        <w:t>Human Resources (HR)</w:t>
-      </w:r>
-      <w:r>
-        <w:rPr>
-          <w:rStyle w:val="Strong"/>
-          <w:rFonts w:ascii="Calibri" w:hAnsi="Calibri" w:cs="Calibri"/>
-          <w:sz w:val="28"/>
-        </w:rPr>
-        <w:t xml:space="preserve">  </w:t>
+          <w:rFonts w:ascii="Arial" w:hAnsi="Arial" w:cs="Arial"/>
+        </w:rPr>
+        <w:t xml:space="preserve">                  </w:t>
       </w:r>
     </w:p>
     <w:p>
@@ -3532,15 +3586,17 @@
         <w:ind w:firstLine="0"/>
         <w:rPr>
           <w:rStyle w:val="Strong"/>
-          <w:rFonts w:ascii="Calibri" w:hAnsi="Calibri" w:cs="Calibri"/>
+          <w:rFonts w:ascii="Arial" w:hAnsi="Arial" w:cs="Arial"/>
+          <w:b w:val="0"/>
         </w:rPr>
       </w:pPr>
       <w:r>
         <w:rPr>
           <w:rStyle w:val="Strong"/>
-          <w:rFonts w:ascii="Calibri" w:hAnsi="Calibri" w:cs="Calibri"/>
-        </w:rPr>
-        <w:t xml:space="preserve">                  </w:t>
+          <w:rFonts w:ascii="Arial" w:hAnsi="Arial" w:cs="Arial"/>
+          <w:b w:val="0"/>
+        </w:rPr>
+        <w:t>HR handles user support, communication, and dispute management within the system. Responsibilities include:</w:t>
       </w:r>
     </w:p>
     <w:p>
@@ -3550,276 +3606,46 @@
         <w:ind w:firstLine="0"/>
         <w:rPr>
           <w:rStyle w:val="Strong"/>
-          <w:rFonts w:ascii="Calibri" w:hAnsi="Calibri" w:cs="Calibri"/>
+          <w:rFonts w:ascii="Arial" w:hAnsi="Arial" w:cs="Arial"/>
           <w:b w:val="0"/>
         </w:rPr>
       </w:pPr>
       <w:r>
         <w:rPr>
           <w:rStyle w:val="Strong"/>
-          <w:rFonts w:ascii="Calibri" w:hAnsi="Calibri" w:cs="Calibri"/>
+          <w:rFonts w:ascii="Arial" w:hAnsi="Arial" w:cs="Arial"/>
           <w:b w:val="0"/>
         </w:rPr>
-        <w:t>HR handles user support, communication, and dispute management within the system. Responsibilities include:</w:t>
-      </w:r>
-    </w:p>
-    <w:p>
-      <w:pPr>
-        <w:pStyle w:val="BodyText"/>
-        <w:spacing w:before="25"/>
-        <w:ind w:firstLine="0"/>
+        <w:br/>
+        <w:t>- Managing complaints and disputes</w:t>
+      </w:r>
+      <w:r>
         <w:rPr>
           <w:rStyle w:val="Strong"/>
-          <w:rFonts w:ascii="Calibri" w:hAnsi="Calibri" w:cs="Calibri"/>
+          <w:rFonts w:ascii="Arial" w:hAnsi="Arial" w:cs="Arial"/>
           <w:b w:val="0"/>
         </w:rPr>
-      </w:pPr>
-      <w:r>
-        <w:rPr>
-          <w:rFonts w:ascii="Calibri" w:hAnsi="Calibri" w:cs="Calibri"/>
-          <w:bCs/>
-        </w:rPr>
         <w:br/>
+        <w:t>- Sending notifications and reminders</w:t>
       </w:r>
       <w:r>
         <w:rPr>
           <w:rStyle w:val="Strong"/>
-          <w:rFonts w:ascii="Calibri" w:hAnsi="Calibri" w:cs="Calibri"/>
+          <w:rFonts w:ascii="Arial" w:hAnsi="Arial" w:cs="Arial"/>
           <w:b w:val="0"/>
-          <w:lang w:val="en-DE"/>
-        </w:rPr>
-        <w:t>-</w:t>
+        </w:rPr>
+        <w:br/>
+        <w:t>- Monitoring user satisfaction and feedback</w:t>
       </w:r>
       <w:r>
         <w:rPr>
           <w:rStyle w:val="Strong"/>
-          <w:rFonts w:ascii="Calibri" w:hAnsi="Calibri" w:cs="Calibri"/>
+          <w:rFonts w:ascii="Arial" w:hAnsi="Arial" w:cs="Arial"/>
           <w:b w:val="0"/>
         </w:rPr>
-        <w:t xml:space="preserve"> Managing complaints and disputes</w:t>
-      </w:r>
-      <w:r>
-        <w:rPr>
-          <w:rFonts w:ascii="Calibri" w:hAnsi="Calibri" w:cs="Calibri"/>
-          <w:bCs/>
-        </w:rPr>
         <w:br/>
-      </w:r>
-      <w:r>
-        <w:rPr>
-          <w:rStyle w:val="Strong"/>
-          <w:rFonts w:ascii="Calibri" w:hAnsi="Calibri" w:cs="Calibri"/>
-          <w:b w:val="0"/>
-          <w:lang w:val="en-DE"/>
-        </w:rPr>
-        <w:t>-</w:t>
-      </w:r>
-      <w:r>
-        <w:rPr>
-          <w:rStyle w:val="Strong"/>
-          <w:rFonts w:ascii="Calibri" w:hAnsi="Calibri" w:cs="Calibri"/>
-          <w:b w:val="0"/>
-        </w:rPr>
-        <w:t xml:space="preserve"> Sending notifications and reminders</w:t>
-      </w:r>
-      <w:r>
-        <w:rPr>
-          <w:rFonts w:ascii="Calibri" w:hAnsi="Calibri" w:cs="Calibri"/>
-          <w:bCs/>
-        </w:rPr>
-        <w:br/>
-      </w:r>
-      <w:r>
-        <w:rPr>
-          <w:rStyle w:val="Strong"/>
-          <w:rFonts w:ascii="Calibri" w:hAnsi="Calibri" w:cs="Calibri"/>
-          <w:b w:val="0"/>
-          <w:lang w:val="en-DE"/>
-        </w:rPr>
-        <w:t>-</w:t>
-      </w:r>
-      <w:r>
-        <w:rPr>
-          <w:rStyle w:val="Strong"/>
-          <w:rFonts w:ascii="Calibri" w:hAnsi="Calibri" w:cs="Calibri"/>
-          <w:b w:val="0"/>
-        </w:rPr>
-        <w:t xml:space="preserve"> Monitoring user satisfaction and feedback</w:t>
-      </w:r>
-      <w:r>
-        <w:rPr>
-          <w:rFonts w:ascii="Calibri" w:hAnsi="Calibri" w:cs="Calibri"/>
-          <w:bCs/>
-        </w:rPr>
-        <w:br/>
-      </w:r>
-      <w:r>
-        <w:rPr>
-          <w:rStyle w:val="Strong"/>
-          <w:rFonts w:ascii="Calibri" w:hAnsi="Calibri" w:cs="Calibri"/>
-          <w:b w:val="0"/>
-          <w:lang w:val="en-DE"/>
-        </w:rPr>
-        <w:t>-</w:t>
-      </w:r>
-      <w:r>
-        <w:rPr>
-          <w:rStyle w:val="Strong"/>
-          <w:rFonts w:ascii="Calibri" w:hAnsi="Calibri" w:cs="Calibri"/>
-          <w:b w:val="0"/>
-        </w:rPr>
-        <w:t xml:space="preserve"> Maintaining records of issues and resolutions</w:t>
-      </w:r>
-    </w:p>
-    <w:p>
-      <w:pPr>
-        <w:spacing w:before="100" w:beforeAutospacing="1" w:after="100" w:afterAutospacing="1" w:line="240" w:lineRule="auto"/>
-        <w:outlineLvl w:val="1"/>
-        <w:rPr>
-          <w:rFonts w:ascii="Calibri" w:eastAsia="Times New Roman" w:hAnsi="Calibri" w:cs="Calibri"/>
-          <w:b/>
-          <w:bCs/>
-          <w:sz w:val="28"/>
-          <w:szCs w:val="36"/>
-          <w:u w:val="thick"/>
-          <w:lang w:eastAsia="en-GB"/>
-          <w14:ligatures w14:val="none"/>
-        </w:rPr>
-      </w:pPr>
-      <w:r>
-        <w:rPr>
-          <w:rFonts w:ascii="Calibri" w:eastAsia="Times New Roman" w:hAnsi="Calibri" w:cs="Calibri"/>
-          <w:b/>
-          <w:bCs/>
-          <w:sz w:val="28"/>
-          <w:szCs w:val="36"/>
-          <w:u w:val="thick"/>
-          <w:lang w:val="en-DE" w:eastAsia="en-GB"/>
-          <w14:ligatures w14:val="none"/>
-        </w:rPr>
-        <w:t>c)</w:t>
-      </w:r>
-      <w:r>
-        <w:rPr>
-          <w:rFonts w:ascii="Calibri" w:eastAsia="Times New Roman" w:hAnsi="Calibri" w:cs="Calibri"/>
-          <w:b/>
-          <w:bCs/>
-          <w:sz w:val="28"/>
-          <w:szCs w:val="36"/>
-          <w:u w:val="thick"/>
-          <w:lang w:eastAsia="en-GB"/>
-          <w14:ligatures w14:val="none"/>
-        </w:rPr>
-        <w:t>External Actors</w:t>
-      </w:r>
-    </w:p>
-    <w:p>
-      <w:pPr>
-        <w:spacing w:before="100" w:beforeAutospacing="1" w:after="100" w:afterAutospacing="1" w:line="240" w:lineRule="auto"/>
-        <w:outlineLvl w:val="2"/>
-        <w:rPr>
-          <w:rFonts w:ascii="Calibri" w:eastAsia="Times New Roman" w:hAnsi="Calibri" w:cs="Calibri"/>
-          <w:b/>
-          <w:bCs/>
-          <w:sz w:val="27"/>
-          <w:szCs w:val="27"/>
-          <w:lang w:eastAsia="en-GB"/>
-          <w14:ligatures w14:val="none"/>
-        </w:rPr>
-      </w:pPr>
-      <w:r>
-        <w:rPr>
-          <w:rFonts w:ascii="Calibri" w:eastAsia="Times New Roman" w:hAnsi="Calibri" w:cs="Calibri"/>
-          <w:b/>
-          <w:bCs/>
-          <w:sz w:val="27"/>
-          <w:szCs w:val="27"/>
-          <w:lang w:eastAsia="en-GB"/>
-          <w14:ligatures w14:val="none"/>
-        </w:rPr>
-        <w:t>Payment System</w:t>
-      </w:r>
-    </w:p>
-    <w:p>
-      <w:pPr>
-        <w:numPr>
-          <w:ilvl w:val="0"/>
-          <w:numId w:val="5"/>
-        </w:numPr>
-        <w:spacing w:before="100" w:beforeAutospacing="1" w:after="100" w:afterAutospacing="1" w:line="240" w:lineRule="auto"/>
-        <w:rPr>
-          <w:rFonts w:ascii="Calibri" w:eastAsia="Times New Roman" w:hAnsi="Calibri" w:cs="Calibri"/>
-          <w:sz w:val="24"/>
-          <w:szCs w:val="24"/>
-          <w:lang w:eastAsia="en-GB"/>
-          <w14:ligatures w14:val="none"/>
-        </w:rPr>
-      </w:pPr>
-      <w:r>
-        <w:rPr>
-          <w:rFonts w:ascii="Calibri" w:eastAsia="Times New Roman" w:hAnsi="Calibri" w:cs="Calibri"/>
-          <w:sz w:val="24"/>
-          <w:szCs w:val="24"/>
-          <w:lang w:eastAsia="en-GB"/>
-          <w14:ligatures w14:val="none"/>
-        </w:rPr>
-        <w:t>Processes rental payments and transactions</w:t>
-      </w:r>
-    </w:p>
-    <w:p>
-      <w:pPr>
-        <w:spacing w:before="100" w:beforeAutospacing="1" w:after="100" w:afterAutospacing="1" w:line="240" w:lineRule="auto"/>
-        <w:outlineLvl w:val="2"/>
-        <w:rPr>
-          <w:rFonts w:ascii="Calibri" w:eastAsia="Times New Roman" w:hAnsi="Calibri" w:cs="Calibri"/>
-          <w:b/>
-          <w:bCs/>
-          <w:sz w:val="27"/>
-          <w:szCs w:val="27"/>
-          <w:lang w:eastAsia="en-GB"/>
-          <w14:ligatures w14:val="none"/>
-        </w:rPr>
-      </w:pPr>
-      <w:r>
-        <w:rPr>
-          <w:rFonts w:ascii="Calibri" w:eastAsia="Times New Roman" w:hAnsi="Calibri" w:cs="Calibri"/>
-          <w:b/>
-          <w:bCs/>
-          <w:sz w:val="27"/>
-          <w:szCs w:val="27"/>
-          <w:lang w:eastAsia="en-GB"/>
-          <w14:ligatures w14:val="none"/>
-        </w:rPr>
-        <w:t>Notification System</w:t>
-      </w:r>
-    </w:p>
-    <w:p>
-      <w:pPr>
-        <w:numPr>
-          <w:ilvl w:val="0"/>
-          <w:numId w:val="6"/>
-        </w:numPr>
-        <w:spacing w:before="100" w:beforeAutospacing="1" w:after="100" w:afterAutospacing="1" w:line="240" w:lineRule="auto"/>
-        <w:rPr>
-          <w:rFonts w:ascii="Calibri" w:eastAsia="Times New Roman" w:hAnsi="Calibri" w:cs="Calibri"/>
-          <w:sz w:val="24"/>
-          <w:szCs w:val="24"/>
-          <w:lang w:eastAsia="en-GB"/>
-          <w14:ligatures w14:val="none"/>
-        </w:rPr>
-      </w:pPr>
-      <w:r>
-        <w:rPr>
-          <w:rFonts w:ascii="Calibri" w:eastAsia="Times New Roman" w:hAnsi="Calibri" w:cs="Calibri"/>
-          <w:sz w:val="24"/>
-          <w:szCs w:val="24"/>
-          <w:lang w:eastAsia="en-GB"/>
-          <w14:ligatures w14:val="none"/>
-        </w:rPr>
-        <w:t>Sends notifications and alerts to users regarding bookings, confirmations, or updates</w:t>
-      </w:r>
-      <w:bookmarkStart w:id="0" w:name="_GoBack"/>
-      <w:bookmarkEnd w:id="0"/>
+        <w:t>- Maintaining records of issues and resolutions</w:t>
+      </w:r>
     </w:p>
     <w:p>
       <w:pPr>
@@ -4271,7 +4097,6 @@
           <w:lang w:eastAsia="en-GB"/>
           <w14:ligatures w14:val="none"/>
         </w:rPr>
-        <w:lastRenderedPageBreak/>
         <w:t>Performance</w:t>
       </w:r>
       <w:r>
@@ -4439,7 +4264,6 @@
           <w14:ligatures w14:val="none"/>
         </w:rPr>
       </w:pPr>
-      <w:proofErr w:type="gramStart"/>
       <w:r>
         <w:rPr>
           <w:rFonts w:ascii="Calibri" w:eastAsia="Times New Roman" w:hAnsi="Calibri" w:cs="Calibri"/>
@@ -4470,18 +4294,7 @@
           <w:lang w:eastAsia="en-GB"/>
           <w14:ligatures w14:val="none"/>
         </w:rPr>
-        <w:t>The</w:t>
-      </w:r>
-      <w:proofErr w:type="gramEnd"/>
-      <w:r>
-        <w:rPr>
-          <w:rFonts w:ascii="Calibri" w:eastAsia="Times New Roman" w:hAnsi="Calibri" w:cs="Calibri"/>
-          <w:sz w:val="24"/>
-          <w:szCs w:val="24"/>
-          <w:lang w:eastAsia="en-GB"/>
-          <w14:ligatures w14:val="none"/>
-        </w:rPr>
-        <w:t xml:space="preserve"> system should operate with minimal downtime and maintain data integrity.</w:t>
+        <w:t>The system should operate with minimal downtime and maintain data integrity.</w:t>
       </w:r>
     </w:p>
     <w:p>
@@ -4503,7 +4316,6 @@
           <w14:ligatures w14:val="none"/>
         </w:rPr>
       </w:pPr>
-      <w:proofErr w:type="gramStart"/>
       <w:r>
         <w:rPr>
           <w:rFonts w:ascii="Calibri" w:eastAsia="Times New Roman" w:hAnsi="Calibri" w:cs="Calibri"/>
@@ -4534,18 +4346,7 @@
           <w:lang w:eastAsia="en-GB"/>
           <w14:ligatures w14:val="none"/>
         </w:rPr>
-        <w:t>The</w:t>
-      </w:r>
-      <w:proofErr w:type="gramEnd"/>
-      <w:r>
-        <w:rPr>
-          <w:rFonts w:ascii="Calibri" w:eastAsia="Times New Roman" w:hAnsi="Calibri" w:cs="Calibri"/>
-          <w:sz w:val="24"/>
-          <w:szCs w:val="24"/>
-          <w:lang w:eastAsia="en-GB"/>
-          <w14:ligatures w14:val="none"/>
-        </w:rPr>
-        <w:t xml:space="preserve"> system should be able to scale as the number of users and property listings increases.</w:t>
+        <w:t>The system should be able to scale as the number of users and property listings increases.</w:t>
       </w:r>
     </w:p>
     <w:p>
@@ -4567,7 +4368,6 @@
           <w14:ligatures w14:val="none"/>
         </w:rPr>
       </w:pPr>
-      <w:proofErr w:type="gramStart"/>
       <w:r>
         <w:rPr>
           <w:rFonts w:ascii="Calibri" w:eastAsia="Times New Roman" w:hAnsi="Calibri" w:cs="Calibri"/>
@@ -4598,19 +4398,44 @@
           <w:lang w:eastAsia="en-GB"/>
           <w14:ligatures w14:val="none"/>
         </w:rPr>
-        <w:t>The</w:t>
-      </w:r>
-      <w:proofErr w:type="gramEnd"/>
-      <w:r>
-        <w:rPr>
-          <w:rFonts w:ascii="Calibri" w:eastAsia="Times New Roman" w:hAnsi="Calibri" w:cs="Calibri"/>
-          <w:sz w:val="24"/>
-          <w:szCs w:val="24"/>
-          <w:lang w:eastAsia="en-GB"/>
-          <w14:ligatures w14:val="none"/>
-        </w:rPr>
-        <w:t xml:space="preserve"> system should be designed in a way that allows easy maintenance and future updates.</w:t>
-      </w:r>
+        <w:t>The system should be designed in a way that allows easy maintenance and future updates.</w:t>
+      </w:r>
+    </w:p>
+    <w:p>
+      <w:pPr>
+        <w:spacing w:after="0" w:line="240" w:lineRule="auto"/>
+        <w:rPr>
+          <w:rFonts w:ascii="Calibri" w:eastAsia="Times New Roman" w:hAnsi="Calibri" w:cs="Calibri"/>
+          <w:sz w:val="24"/>
+          <w:szCs w:val="24"/>
+          <w:lang w:eastAsia="en-GB"/>
+          <w14:ligatures w14:val="none"/>
+        </w:rPr>
+      </w:pPr>
+    </w:p>
+    <w:p>
+      <w:pPr>
+        <w:spacing w:after="0" w:line="240" w:lineRule="auto"/>
+        <w:rPr>
+          <w:rFonts w:ascii="Calibri" w:eastAsia="Times New Roman" w:hAnsi="Calibri" w:cs="Calibri"/>
+          <w:sz w:val="24"/>
+          <w:szCs w:val="24"/>
+          <w:lang w:eastAsia="en-GB"/>
+          <w14:ligatures w14:val="none"/>
+        </w:rPr>
+      </w:pPr>
+    </w:p>
+    <w:p>
+      <w:pPr>
+        <w:spacing w:after="0" w:line="240" w:lineRule="auto"/>
+        <w:rPr>
+          <w:rFonts w:ascii="Calibri" w:eastAsia="Times New Roman" w:hAnsi="Calibri" w:cs="Calibri"/>
+          <w:sz w:val="24"/>
+          <w:szCs w:val="24"/>
+          <w:lang w:eastAsia="en-GB"/>
+          <w14:ligatures w14:val="none"/>
+        </w:rPr>
+      </w:pPr>
     </w:p>
     <w:p>
       <w:pPr>
@@ -5227,7 +5052,6 @@
           <w:lang w:eastAsia="en-GB"/>
           <w14:ligatures w14:val="none"/>
         </w:rPr>
-        <w:lastRenderedPageBreak/>
         <w:t>Dependence on third-party services for payment processing</w:t>
       </w:r>
     </w:p>
@@ -5256,18 +5080,6 @@
         </w:rPr>
         <w:t>Internet connectivity required for system access</w:t>
       </w:r>
-    </w:p>
-    <w:p>
-      <w:pPr>
-        <w:spacing w:after="0" w:line="240" w:lineRule="auto"/>
-        <w:rPr>
-          <w:rFonts w:ascii="Calibri" w:eastAsia="Times New Roman" w:hAnsi="Calibri" w:cs="Calibri"/>
-          <w:sz w:val="24"/>
-          <w:szCs w:val="24"/>
-          <w:lang w:eastAsia="en-GB"/>
-          <w14:ligatures w14:val="none"/>
-        </w:rPr>
-      </w:pPr>
     </w:p>
     <w:p>
       <w:pPr>
@@ -5341,6 +5153,7 @@
           <w:lang w:eastAsia="en-GB"/>
           <w14:ligatures w14:val="none"/>
         </w:rPr>
+        <w:lastRenderedPageBreak/>
         <w:t>The tenant selects a property and sends a rental request to the property owner. The owner reviews the request and either accepts or rejects it. Once the request is approved, the tenant can proceed with payment through the system.</w:t>
       </w:r>
     </w:p>
@@ -6499,6 +6312,119 @@
     </w:lvl>
   </w:abstractNum>
   <w:abstractNum w:abstractNumId="8" w15:restartNumberingAfterBreak="0">
+    <w:nsid w:val="333529C1"/>
+    <w:multiLevelType w:val="hybridMultilevel"/>
+    <w:tmpl w:val="03B243F6"/>
+    <w:lvl w:ilvl="0" w:tplc="89EC8340">
+      <w:numFmt w:val="bullet"/>
+      <w:lvlText w:val="•"/>
+      <w:lvlJc w:val="left"/>
+      <w:pPr>
+        <w:ind w:left="719" w:hanging="360"/>
+      </w:pPr>
+      <w:rPr>
+        <w:rFonts w:hint="default"/>
+        <w:lang w:val="en-US" w:eastAsia="en-US" w:bidi="ar-SA"/>
+      </w:rPr>
+    </w:lvl>
+    <w:lvl w:ilvl="1" w:tplc="08090003" w:tentative="1">
+      <w:start w:val="1"/>
+      <w:numFmt w:val="bullet"/>
+      <w:lvlText w:val="o"/>
+      <w:lvlJc w:val="left"/>
+      <w:pPr>
+        <w:ind w:left="1439" w:hanging="360"/>
+      </w:pPr>
+      <w:rPr>
+        <w:rFonts w:ascii="Courier New" w:hAnsi="Courier New" w:cs="Courier New" w:hint="default"/>
+      </w:rPr>
+    </w:lvl>
+    <w:lvl w:ilvl="2" w:tplc="08090005" w:tentative="1">
+      <w:start w:val="1"/>
+      <w:numFmt w:val="bullet"/>
+      <w:lvlText w:val=""/>
+      <w:lvlJc w:val="left"/>
+      <w:pPr>
+        <w:ind w:left="2159" w:hanging="360"/>
+      </w:pPr>
+      <w:rPr>
+        <w:rFonts w:ascii="Wingdings" w:hAnsi="Wingdings" w:hint="default"/>
+      </w:rPr>
+    </w:lvl>
+    <w:lvl w:ilvl="3" w:tplc="08090001" w:tentative="1">
+      <w:start w:val="1"/>
+      <w:numFmt w:val="bullet"/>
+      <w:lvlText w:val=""/>
+      <w:lvlJc w:val="left"/>
+      <w:pPr>
+        <w:ind w:left="2879" w:hanging="360"/>
+      </w:pPr>
+      <w:rPr>
+        <w:rFonts w:ascii="Symbol" w:hAnsi="Symbol" w:hint="default"/>
+      </w:rPr>
+    </w:lvl>
+    <w:lvl w:ilvl="4" w:tplc="08090003" w:tentative="1">
+      <w:start w:val="1"/>
+      <w:numFmt w:val="bullet"/>
+      <w:lvlText w:val="o"/>
+      <w:lvlJc w:val="left"/>
+      <w:pPr>
+        <w:ind w:left="3599" w:hanging="360"/>
+      </w:pPr>
+      <w:rPr>
+        <w:rFonts w:ascii="Courier New" w:hAnsi="Courier New" w:cs="Courier New" w:hint="default"/>
+      </w:rPr>
+    </w:lvl>
+    <w:lvl w:ilvl="5" w:tplc="08090005" w:tentative="1">
+      <w:start w:val="1"/>
+      <w:numFmt w:val="bullet"/>
+      <w:lvlText w:val=""/>
+      <w:lvlJc w:val="left"/>
+      <w:pPr>
+        <w:ind w:left="4319" w:hanging="360"/>
+      </w:pPr>
+      <w:rPr>
+        <w:rFonts w:ascii="Wingdings" w:hAnsi="Wingdings" w:hint="default"/>
+      </w:rPr>
+    </w:lvl>
+    <w:lvl w:ilvl="6" w:tplc="08090001" w:tentative="1">
+      <w:start w:val="1"/>
+      <w:numFmt w:val="bullet"/>
+      <w:lvlText w:val=""/>
+      <w:lvlJc w:val="left"/>
+      <w:pPr>
+        <w:ind w:left="5039" w:hanging="360"/>
+      </w:pPr>
+      <w:rPr>
+        <w:rFonts w:ascii="Symbol" w:hAnsi="Symbol" w:hint="default"/>
+      </w:rPr>
+    </w:lvl>
+    <w:lvl w:ilvl="7" w:tplc="08090003" w:tentative="1">
+      <w:start w:val="1"/>
+      <w:numFmt w:val="bullet"/>
+      <w:lvlText w:val="o"/>
+      <w:lvlJc w:val="left"/>
+      <w:pPr>
+        <w:ind w:left="5759" w:hanging="360"/>
+      </w:pPr>
+      <w:rPr>
+        <w:rFonts w:ascii="Courier New" w:hAnsi="Courier New" w:cs="Courier New" w:hint="default"/>
+      </w:rPr>
+    </w:lvl>
+    <w:lvl w:ilvl="8" w:tplc="08090005" w:tentative="1">
+      <w:start w:val="1"/>
+      <w:numFmt w:val="bullet"/>
+      <w:lvlText w:val=""/>
+      <w:lvlJc w:val="left"/>
+      <w:pPr>
+        <w:ind w:left="6479" w:hanging="360"/>
+      </w:pPr>
+      <w:rPr>
+        <w:rFonts w:ascii="Wingdings" w:hAnsi="Wingdings" w:hint="default"/>
+      </w:rPr>
+    </w:lvl>
+  </w:abstractNum>
+  <w:abstractNum w:abstractNumId="9" w15:restartNumberingAfterBreak="0">
     <w:nsid w:val="33AD2AE5"/>
     <w:multiLevelType w:val="hybridMultilevel"/>
     <w:tmpl w:val="47C84AC2"/>
@@ -6611,7 +6537,7 @@
       </w:rPr>
     </w:lvl>
   </w:abstractNum>
-  <w:abstractNum w:abstractNumId="9" w15:restartNumberingAfterBreak="0">
+  <w:abstractNum w:abstractNumId="10" w15:restartNumberingAfterBreak="0">
     <w:nsid w:val="389A1BB0"/>
     <w:multiLevelType w:val="multilevel"/>
     <w:tmpl w:val="F12CEE4E"/>
@@ -6760,7 +6686,105 @@
       </w:rPr>
     </w:lvl>
   </w:abstractNum>
-  <w:abstractNum w:abstractNumId="10" w15:restartNumberingAfterBreak="0">
+  <w:abstractNum w:abstractNumId="11" w15:restartNumberingAfterBreak="0">
+    <w:nsid w:val="3D8C5BAD"/>
+    <w:multiLevelType w:val="hybridMultilevel"/>
+    <w:tmpl w:val="7EE0D528"/>
+    <w:lvl w:ilvl="0" w:tplc="A0683222">
+      <w:start w:val="1"/>
+      <w:numFmt w:val="decimal"/>
+      <w:lvlText w:val="%1."/>
+      <w:lvlJc w:val="left"/>
+      <w:pPr>
+        <w:ind w:left="185" w:hanging="185"/>
+      </w:pPr>
+      <w:rPr>
+        <w:rFonts w:ascii="Arial" w:eastAsia="Arial" w:hAnsi="Arial" w:cs="Arial" w:hint="default"/>
+        <w:b/>
+        <w:bCs/>
+        <w:i w:val="0"/>
+        <w:iCs w:val="0"/>
+        <w:spacing w:val="-1"/>
+        <w:w w:val="98"/>
+        <w:sz w:val="20"/>
+        <w:szCs w:val="20"/>
+        <w:lang w:val="en-US" w:eastAsia="en-US" w:bidi="ar-SA"/>
+      </w:rPr>
+    </w:lvl>
+    <w:lvl w:ilvl="1" w:tplc="08090019" w:tentative="1">
+      <w:start w:val="1"/>
+      <w:numFmt w:val="lowerLetter"/>
+      <w:lvlText w:val="%2."/>
+      <w:lvlJc w:val="left"/>
+      <w:pPr>
+        <w:ind w:left="1440" w:hanging="360"/>
+      </w:pPr>
+    </w:lvl>
+    <w:lvl w:ilvl="2" w:tplc="0809001B" w:tentative="1">
+      <w:start w:val="1"/>
+      <w:numFmt w:val="lowerRoman"/>
+      <w:lvlText w:val="%3."/>
+      <w:lvlJc w:val="right"/>
+      <w:pPr>
+        <w:ind w:left="2160" w:hanging="180"/>
+      </w:pPr>
+    </w:lvl>
+    <w:lvl w:ilvl="3" w:tplc="0809000F" w:tentative="1">
+      <w:start w:val="1"/>
+      <w:numFmt w:val="decimal"/>
+      <w:lvlText w:val="%4."/>
+      <w:lvlJc w:val="left"/>
+      <w:pPr>
+        <w:ind w:left="2880" w:hanging="360"/>
+      </w:pPr>
+    </w:lvl>
+    <w:lvl w:ilvl="4" w:tplc="08090019" w:tentative="1">
+      <w:start w:val="1"/>
+      <w:numFmt w:val="lowerLetter"/>
+      <w:lvlText w:val="%5."/>
+      <w:lvlJc w:val="left"/>
+      <w:pPr>
+        <w:ind w:left="3600" w:hanging="360"/>
+      </w:pPr>
+    </w:lvl>
+    <w:lvl w:ilvl="5" w:tplc="0809001B" w:tentative="1">
+      <w:start w:val="1"/>
+      <w:numFmt w:val="lowerRoman"/>
+      <w:lvlText w:val="%6."/>
+      <w:lvlJc w:val="right"/>
+      <w:pPr>
+        <w:ind w:left="4320" w:hanging="180"/>
+      </w:pPr>
+    </w:lvl>
+    <w:lvl w:ilvl="6" w:tplc="0809000F" w:tentative="1">
+      <w:start w:val="1"/>
+      <w:numFmt w:val="decimal"/>
+      <w:lvlText w:val="%7."/>
+      <w:lvlJc w:val="left"/>
+      <w:pPr>
+        <w:ind w:left="5040" w:hanging="360"/>
+      </w:pPr>
+    </w:lvl>
+    <w:lvl w:ilvl="7" w:tplc="08090019" w:tentative="1">
+      <w:start w:val="1"/>
+      <w:numFmt w:val="lowerLetter"/>
+      <w:lvlText w:val="%8."/>
+      <w:lvlJc w:val="left"/>
+      <w:pPr>
+        <w:ind w:left="5760" w:hanging="360"/>
+      </w:pPr>
+    </w:lvl>
+    <w:lvl w:ilvl="8" w:tplc="0809001B" w:tentative="1">
+      <w:start w:val="1"/>
+      <w:numFmt w:val="lowerRoman"/>
+      <w:lvlText w:val="%9."/>
+      <w:lvlJc w:val="right"/>
+      <w:pPr>
+        <w:ind w:left="6480" w:hanging="180"/>
+      </w:pPr>
+    </w:lvl>
+  </w:abstractNum>
+  <w:abstractNum w:abstractNumId="12" w15:restartNumberingAfterBreak="0">
     <w:nsid w:val="3E922B24"/>
     <w:multiLevelType w:val="multilevel"/>
     <w:tmpl w:val="8820B3DC"/>
@@ -6909,7 +6933,7 @@
       </w:rPr>
     </w:lvl>
   </w:abstractNum>
-  <w:abstractNum w:abstractNumId="11" w15:restartNumberingAfterBreak="0">
+  <w:abstractNum w:abstractNumId="13" w15:restartNumberingAfterBreak="0">
     <w:nsid w:val="3EF61E92"/>
     <w:multiLevelType w:val="multilevel"/>
     <w:tmpl w:val="E18C5A1C"/>
@@ -7058,7 +7082,7 @@
       </w:rPr>
     </w:lvl>
   </w:abstractNum>
-  <w:abstractNum w:abstractNumId="12" w15:restartNumberingAfterBreak="0">
+  <w:abstractNum w:abstractNumId="14" w15:restartNumberingAfterBreak="0">
     <w:nsid w:val="57CC7DB9"/>
     <w:multiLevelType w:val="hybridMultilevel"/>
     <w:tmpl w:val="C9A8ED34"/>
@@ -7171,7 +7195,7 @@
       </w:rPr>
     </w:lvl>
   </w:abstractNum>
-  <w:abstractNum w:abstractNumId="13" w15:restartNumberingAfterBreak="0">
+  <w:abstractNum w:abstractNumId="15" w15:restartNumberingAfterBreak="0">
     <w:nsid w:val="64C35DF1"/>
     <w:multiLevelType w:val="hybridMultilevel"/>
     <w:tmpl w:val="71F8B226"/>
@@ -7284,7 +7308,7 @@
       </w:rPr>
     </w:lvl>
   </w:abstractNum>
-  <w:abstractNum w:abstractNumId="14" w15:restartNumberingAfterBreak="0">
+  <w:abstractNum w:abstractNumId="16" w15:restartNumberingAfterBreak="0">
     <w:nsid w:val="682C1A42"/>
     <w:multiLevelType w:val="multilevel"/>
     <w:tmpl w:val="F2A42588"/>
@@ -7433,7 +7457,7 @@
       </w:rPr>
     </w:lvl>
   </w:abstractNum>
-  <w:abstractNum w:abstractNumId="15" w15:restartNumberingAfterBreak="0">
+  <w:abstractNum w:abstractNumId="17" w15:restartNumberingAfterBreak="0">
     <w:nsid w:val="68D32AC5"/>
     <w:multiLevelType w:val="multilevel"/>
     <w:tmpl w:val="0AE088BC"/>
@@ -7582,7 +7606,7 @@
       </w:rPr>
     </w:lvl>
   </w:abstractNum>
-  <w:abstractNum w:abstractNumId="16" w15:restartNumberingAfterBreak="0">
+  <w:abstractNum w:abstractNumId="18" w15:restartNumberingAfterBreak="0">
     <w:nsid w:val="6D6916FD"/>
     <w:multiLevelType w:val="hybridMultilevel"/>
     <w:tmpl w:val="5CE899E6"/>
@@ -7705,7 +7729,7 @@
       </w:rPr>
     </w:lvl>
   </w:abstractNum>
-  <w:abstractNum w:abstractNumId="17" w15:restartNumberingAfterBreak="0">
+  <w:abstractNum w:abstractNumId="19" w15:restartNumberingAfterBreak="0">
     <w:nsid w:val="7C3B2903"/>
     <w:multiLevelType w:val="hybridMultilevel"/>
     <w:tmpl w:val="4B021342"/>
@@ -7819,25 +7843,25 @@
     </w:lvl>
   </w:abstractNum>
   <w:num w:numId="1">
-    <w:abstractNumId w:val="14"/>
+    <w:abstractNumId w:val="16"/>
   </w:num>
   <w:num w:numId="2">
     <w:abstractNumId w:val="1"/>
   </w:num>
   <w:num w:numId="3">
+    <w:abstractNumId w:val="12"/>
+  </w:num>
+  <w:num w:numId="4">
     <w:abstractNumId w:val="10"/>
   </w:num>
-  <w:num w:numId="4">
-    <w:abstractNumId w:val="9"/>
-  </w:num>
   <w:num w:numId="5">
-    <w:abstractNumId w:val="15"/>
+    <w:abstractNumId w:val="17"/>
   </w:num>
   <w:num w:numId="6">
     <w:abstractNumId w:val="0"/>
   </w:num>
   <w:num w:numId="7">
-    <w:abstractNumId w:val="11"/>
+    <w:abstractNumId w:val="13"/>
   </w:num>
   <w:num w:numId="8">
     <w:abstractNumId w:val="5"/>
@@ -7852,10 +7876,10 @@
     <w:abstractNumId w:val="6"/>
   </w:num>
   <w:num w:numId="12">
-    <w:abstractNumId w:val="12"/>
+    <w:abstractNumId w:val="14"/>
   </w:num>
   <w:num w:numId="13">
-    <w:abstractNumId w:val="16"/>
+    <w:abstractNumId w:val="18"/>
     <w:lvlOverride w:ilvl="0">
       <w:startOverride w:val="1"/>
     </w:lvlOverride>
@@ -7872,16 +7896,25 @@
     <w:abstractNumId w:val="2"/>
   </w:num>
   <w:num w:numId="15">
-    <w:abstractNumId w:val="17"/>
+    <w:abstractNumId w:val="19"/>
   </w:num>
   <w:num w:numId="16">
-    <w:abstractNumId w:val="8"/>
+    <w:abstractNumId w:val="9"/>
   </w:num>
   <w:num w:numId="17">
-    <w:abstractNumId w:val="13"/>
+    <w:abstractNumId w:val="15"/>
   </w:num>
   <w:num w:numId="18">
     <w:abstractNumId w:val="3"/>
+  </w:num>
+  <w:num w:numId="19">
+    <w:abstractNumId w:val="18"/>
+  </w:num>
+  <w:num w:numId="20">
+    <w:abstractNumId w:val="11"/>
+  </w:num>
+  <w:num w:numId="21">
+    <w:abstractNumId w:val="8"/>
   </w:num>
 </w:numbering>
 </file>
@@ -8469,7 +8502,6 @@
     <w:basedOn w:val="Normal"/>
     <w:link w:val="BodyTextChar"/>
     <w:uiPriority w:val="1"/>
-    <w:semiHidden/>
     <w:unhideWhenUsed/>
     <w:qFormat/>
     <w:rsid w:val="0098584D"/>
@@ -8491,7 +8523,6 @@
     <w:basedOn w:val="DefaultParagraphFont"/>
     <w:link w:val="BodyText"/>
     <w:uiPriority w:val="1"/>
-    <w:semiHidden/>
     <w:rsid w:val="0098584D"/>
     <w:rPr>
       <w:rFonts w:ascii="Arial MT" w:eastAsia="Arial MT" w:hAnsi="Arial MT" w:cs="Arial MT"/>
